--- a/MAL2018_Information Management&Retrieval_CW1_OoiWeiChyeh.docx
+++ b/MAL2018_Information Management&Retrieval_CW1_OoiWeiChyeh.docx
@@ -368,12 +368,920 @@
     </w:p>
     <w:p>
       <w:pPr>
-        <w:spacing w:line="360" w:lineRule="auto"/>
-        <w:ind w:right="480"/>
-        <w:rPr>
-          <w:rFonts w:ascii="Times New Roman" w:hAnsi="Times New Roman" w:cs="Times New Roman"/>
-        </w:rPr>
-      </w:pPr>
+        <w:pStyle w:val="Heading1"/>
+      </w:pPr>
+      <w:bookmarkStart w:id="0" w:name="_Toc214533857"/>
+      <w:r>
+        <w:lastRenderedPageBreak/>
+        <w:t>Table of Contents</w:t>
+      </w:r>
+      <w:bookmarkEnd w:id="0"/>
+    </w:p>
+    <w:p>
+      <w:pPr>
+        <w:pStyle w:val="TOC1"/>
+        <w:tabs>
+          <w:tab w:val="right" w:leader="middleDot" w:pos="9350"/>
+        </w:tabs>
+        <w:rPr>
+          <w:rFonts w:ascii="Times New Roman" w:hAnsi="Times New Roman" w:cs="Times New Roman"/>
+          <w:b w:val="0"/>
+          <w:bCs w:val="0"/>
+          <w:caps w:val="0"/>
+          <w:noProof/>
+          <w:sz w:val="32"/>
+          <w:szCs w:val="32"/>
+        </w:rPr>
+      </w:pPr>
+      <w:r>
+        <w:rPr>
+          <w:rFonts w:ascii="Times New Roman" w:hAnsi="Times New Roman" w:cs="Times New Roman"/>
+        </w:rPr>
+        <w:fldChar w:fldCharType="begin"/>
+      </w:r>
+      <w:r>
+        <w:rPr>
+          <w:rFonts w:ascii="Times New Roman" w:hAnsi="Times New Roman" w:cs="Times New Roman"/>
+        </w:rPr>
+        <w:instrText xml:space="preserve"> TOC \o "1-5" \u </w:instrText>
+      </w:r>
+      <w:r>
+        <w:rPr>
+          <w:rFonts w:ascii="Times New Roman" w:hAnsi="Times New Roman" w:cs="Times New Roman"/>
+        </w:rPr>
+        <w:fldChar w:fldCharType="separate"/>
+      </w:r>
+      <w:r>
+        <w:rPr>
+          <w:rFonts w:ascii="Times New Roman" w:hAnsi="Times New Roman" w:cs="Times New Roman"/>
+          <w:noProof/>
+          <w:sz w:val="24"/>
+          <w:szCs w:val="24"/>
+        </w:rPr>
+        <w:t>Table of Contents</w:t>
+      </w:r>
+      <w:r>
+        <w:rPr>
+          <w:rFonts w:ascii="Times New Roman" w:hAnsi="Times New Roman" w:cs="Times New Roman"/>
+          <w:noProof/>
+          <w:sz w:val="24"/>
+          <w:szCs w:val="24"/>
+        </w:rPr>
+        <w:tab/>
+      </w:r>
+      <w:r>
+        <w:rPr>
+          <w:rFonts w:ascii="Times New Roman" w:hAnsi="Times New Roman" w:cs="Times New Roman"/>
+          <w:noProof/>
+          <w:sz w:val="24"/>
+          <w:szCs w:val="24"/>
+        </w:rPr>
+        <w:fldChar w:fldCharType="begin"/>
+      </w:r>
+      <w:r>
+        <w:rPr>
+          <w:rFonts w:ascii="Times New Roman" w:hAnsi="Times New Roman" w:cs="Times New Roman"/>
+          <w:noProof/>
+          <w:sz w:val="24"/>
+          <w:szCs w:val="24"/>
+        </w:rPr>
+        <w:instrText xml:space="preserve"> PAGEREF _Toc214533857 \h </w:instrText>
+      </w:r>
+      <w:r>
+        <w:rPr>
+          <w:rFonts w:ascii="Times New Roman" w:hAnsi="Times New Roman" w:cs="Times New Roman"/>
+          <w:noProof/>
+          <w:sz w:val="24"/>
+          <w:szCs w:val="24"/>
+        </w:rPr>
+      </w:r>
+      <w:r>
+        <w:rPr>
+          <w:rFonts w:ascii="Times New Roman" w:hAnsi="Times New Roman" w:cs="Times New Roman"/>
+          <w:noProof/>
+          <w:sz w:val="24"/>
+          <w:szCs w:val="24"/>
+        </w:rPr>
+        <w:fldChar w:fldCharType="separate"/>
+      </w:r>
+      <w:r>
+        <w:rPr>
+          <w:rFonts w:ascii="Times New Roman" w:hAnsi="Times New Roman" w:cs="Times New Roman"/>
+          <w:noProof/>
+          <w:sz w:val="24"/>
+          <w:szCs w:val="24"/>
+        </w:rPr>
+        <w:t>2</w:t>
+      </w:r>
+      <w:r>
+        <w:rPr>
+          <w:rFonts w:ascii="Times New Roman" w:hAnsi="Times New Roman" w:cs="Times New Roman"/>
+          <w:noProof/>
+          <w:sz w:val="24"/>
+          <w:szCs w:val="24"/>
+        </w:rPr>
+        <w:fldChar w:fldCharType="end"/>
+      </w:r>
+    </w:p>
+    <w:p>
+      <w:pPr>
+        <w:pStyle w:val="TOC1"/>
+        <w:tabs>
+          <w:tab w:val="right" w:leader="middleDot" w:pos="9350"/>
+        </w:tabs>
+        <w:rPr>
+          <w:rFonts w:ascii="Times New Roman" w:hAnsi="Times New Roman" w:cs="Times New Roman"/>
+          <w:b w:val="0"/>
+          <w:bCs w:val="0"/>
+          <w:caps w:val="0"/>
+          <w:noProof/>
+          <w:sz w:val="32"/>
+          <w:szCs w:val="32"/>
+        </w:rPr>
+      </w:pPr>
+      <w:r>
+        <w:rPr>
+          <w:rFonts w:ascii="Times New Roman" w:hAnsi="Times New Roman" w:cs="Times New Roman"/>
+          <w:noProof/>
+          <w:sz w:val="24"/>
+          <w:szCs w:val="24"/>
+        </w:rPr>
+        <w:t>Introduction</w:t>
+      </w:r>
+      <w:r>
+        <w:rPr>
+          <w:rFonts w:ascii="Times New Roman" w:hAnsi="Times New Roman" w:cs="Times New Roman"/>
+          <w:noProof/>
+          <w:sz w:val="24"/>
+          <w:szCs w:val="24"/>
+        </w:rPr>
+        <w:tab/>
+      </w:r>
+      <w:r>
+        <w:rPr>
+          <w:rFonts w:ascii="Times New Roman" w:hAnsi="Times New Roman" w:cs="Times New Roman"/>
+          <w:noProof/>
+          <w:sz w:val="24"/>
+          <w:szCs w:val="24"/>
+        </w:rPr>
+        <w:fldChar w:fldCharType="begin"/>
+      </w:r>
+      <w:r>
+        <w:rPr>
+          <w:rFonts w:ascii="Times New Roman" w:hAnsi="Times New Roman" w:cs="Times New Roman"/>
+          <w:noProof/>
+          <w:sz w:val="24"/>
+          <w:szCs w:val="24"/>
+        </w:rPr>
+        <w:instrText xml:space="preserve"> PAGEREF _Toc214533858 \h </w:instrText>
+      </w:r>
+      <w:r>
+        <w:rPr>
+          <w:rFonts w:ascii="Times New Roman" w:hAnsi="Times New Roman" w:cs="Times New Roman"/>
+          <w:noProof/>
+          <w:sz w:val="24"/>
+          <w:szCs w:val="24"/>
+        </w:rPr>
+      </w:r>
+      <w:r>
+        <w:rPr>
+          <w:rFonts w:ascii="Times New Roman" w:hAnsi="Times New Roman" w:cs="Times New Roman"/>
+          <w:noProof/>
+          <w:sz w:val="24"/>
+          <w:szCs w:val="24"/>
+        </w:rPr>
+        <w:fldChar w:fldCharType="separate"/>
+      </w:r>
+      <w:r>
+        <w:rPr>
+          <w:rFonts w:ascii="Times New Roman" w:hAnsi="Times New Roman" w:cs="Times New Roman"/>
+          <w:noProof/>
+          <w:sz w:val="24"/>
+          <w:szCs w:val="24"/>
+        </w:rPr>
+        <w:t>3</w:t>
+      </w:r>
+      <w:r>
+        <w:rPr>
+          <w:rFonts w:ascii="Times New Roman" w:hAnsi="Times New Roman" w:cs="Times New Roman"/>
+          <w:noProof/>
+          <w:sz w:val="24"/>
+          <w:szCs w:val="24"/>
+        </w:rPr>
+        <w:fldChar w:fldCharType="end"/>
+      </w:r>
+    </w:p>
+    <w:p>
+      <w:pPr>
+        <w:pStyle w:val="TOC1"/>
+        <w:tabs>
+          <w:tab w:val="right" w:leader="middleDot" w:pos="9350"/>
+        </w:tabs>
+        <w:rPr>
+          <w:rFonts w:ascii="Times New Roman" w:hAnsi="Times New Roman" w:cs="Times New Roman"/>
+          <w:b w:val="0"/>
+          <w:bCs w:val="0"/>
+          <w:caps w:val="0"/>
+          <w:noProof/>
+          <w:sz w:val="32"/>
+          <w:szCs w:val="32"/>
+        </w:rPr>
+      </w:pPr>
+      <w:r>
+        <w:rPr>
+          <w:rFonts w:ascii="Times New Roman" w:hAnsi="Times New Roman" w:cs="Times New Roman"/>
+          <w:noProof/>
+          <w:sz w:val="24"/>
+          <w:szCs w:val="24"/>
+        </w:rPr>
+        <w:t>Background</w:t>
+      </w:r>
+      <w:r>
+        <w:rPr>
+          <w:rFonts w:ascii="Times New Roman" w:hAnsi="Times New Roman" w:cs="Times New Roman"/>
+          <w:noProof/>
+          <w:sz w:val="24"/>
+          <w:szCs w:val="24"/>
+        </w:rPr>
+        <w:tab/>
+      </w:r>
+      <w:r>
+        <w:rPr>
+          <w:rFonts w:ascii="Times New Roman" w:hAnsi="Times New Roman" w:cs="Times New Roman"/>
+          <w:noProof/>
+          <w:sz w:val="24"/>
+          <w:szCs w:val="24"/>
+        </w:rPr>
+        <w:fldChar w:fldCharType="begin"/>
+      </w:r>
+      <w:r>
+        <w:rPr>
+          <w:rFonts w:ascii="Times New Roman" w:hAnsi="Times New Roman" w:cs="Times New Roman"/>
+          <w:noProof/>
+          <w:sz w:val="24"/>
+          <w:szCs w:val="24"/>
+        </w:rPr>
+        <w:instrText xml:space="preserve"> PAGEREF _Toc214533859 \h </w:instrText>
+      </w:r>
+      <w:r>
+        <w:rPr>
+          <w:rFonts w:ascii="Times New Roman" w:hAnsi="Times New Roman" w:cs="Times New Roman"/>
+          <w:noProof/>
+          <w:sz w:val="24"/>
+          <w:szCs w:val="24"/>
+        </w:rPr>
+      </w:r>
+      <w:r>
+        <w:rPr>
+          <w:rFonts w:ascii="Times New Roman" w:hAnsi="Times New Roman" w:cs="Times New Roman"/>
+          <w:noProof/>
+          <w:sz w:val="24"/>
+          <w:szCs w:val="24"/>
+        </w:rPr>
+        <w:fldChar w:fldCharType="separate"/>
+      </w:r>
+      <w:r>
+        <w:rPr>
+          <w:rFonts w:ascii="Times New Roman" w:hAnsi="Times New Roman" w:cs="Times New Roman"/>
+          <w:noProof/>
+          <w:sz w:val="24"/>
+          <w:szCs w:val="24"/>
+        </w:rPr>
+        <w:t>3</w:t>
+      </w:r>
+      <w:r>
+        <w:rPr>
+          <w:rFonts w:ascii="Times New Roman" w:hAnsi="Times New Roman" w:cs="Times New Roman"/>
+          <w:noProof/>
+          <w:sz w:val="24"/>
+          <w:szCs w:val="24"/>
+        </w:rPr>
+        <w:fldChar w:fldCharType="end"/>
+      </w:r>
+    </w:p>
+    <w:p>
+      <w:pPr>
+        <w:pStyle w:val="TOC1"/>
+        <w:tabs>
+          <w:tab w:val="right" w:leader="middleDot" w:pos="9350"/>
+        </w:tabs>
+        <w:rPr>
+          <w:rFonts w:ascii="Times New Roman" w:hAnsi="Times New Roman" w:cs="Times New Roman"/>
+          <w:b w:val="0"/>
+          <w:bCs w:val="0"/>
+          <w:caps w:val="0"/>
+          <w:noProof/>
+          <w:sz w:val="32"/>
+          <w:szCs w:val="32"/>
+        </w:rPr>
+      </w:pPr>
+      <w:r>
+        <w:rPr>
+          <w:rFonts w:ascii="Times New Roman" w:hAnsi="Times New Roman" w:cs="Times New Roman"/>
+          <w:noProof/>
+          <w:sz w:val="24"/>
+          <w:szCs w:val="24"/>
+          <w:lang w:val="en-MY"/>
+        </w:rPr>
+        <w:t>Set Exercise 1: Normalisation</w:t>
+      </w:r>
+      <w:r>
+        <w:rPr>
+          <w:rFonts w:ascii="Times New Roman" w:hAnsi="Times New Roman" w:cs="Times New Roman"/>
+          <w:noProof/>
+          <w:sz w:val="24"/>
+          <w:szCs w:val="24"/>
+        </w:rPr>
+        <w:tab/>
+      </w:r>
+      <w:r>
+        <w:rPr>
+          <w:rFonts w:ascii="Times New Roman" w:hAnsi="Times New Roman" w:cs="Times New Roman"/>
+          <w:noProof/>
+          <w:sz w:val="24"/>
+          <w:szCs w:val="24"/>
+        </w:rPr>
+        <w:fldChar w:fldCharType="begin"/>
+      </w:r>
+      <w:r>
+        <w:rPr>
+          <w:rFonts w:ascii="Times New Roman" w:hAnsi="Times New Roman" w:cs="Times New Roman"/>
+          <w:noProof/>
+          <w:sz w:val="24"/>
+          <w:szCs w:val="24"/>
+        </w:rPr>
+        <w:instrText xml:space="preserve"> PAGEREF _Toc214533860 \h </w:instrText>
+      </w:r>
+      <w:r>
+        <w:rPr>
+          <w:rFonts w:ascii="Times New Roman" w:hAnsi="Times New Roman" w:cs="Times New Roman"/>
+          <w:noProof/>
+          <w:sz w:val="24"/>
+          <w:szCs w:val="24"/>
+        </w:rPr>
+      </w:r>
+      <w:r>
+        <w:rPr>
+          <w:rFonts w:ascii="Times New Roman" w:hAnsi="Times New Roman" w:cs="Times New Roman"/>
+          <w:noProof/>
+          <w:sz w:val="24"/>
+          <w:szCs w:val="24"/>
+        </w:rPr>
+        <w:fldChar w:fldCharType="separate"/>
+      </w:r>
+      <w:r>
+        <w:rPr>
+          <w:rFonts w:ascii="Times New Roman" w:hAnsi="Times New Roman" w:cs="Times New Roman"/>
+          <w:noProof/>
+          <w:sz w:val="24"/>
+          <w:szCs w:val="24"/>
+        </w:rPr>
+        <w:t>4</w:t>
+      </w:r>
+      <w:r>
+        <w:rPr>
+          <w:rFonts w:ascii="Times New Roman" w:hAnsi="Times New Roman" w:cs="Times New Roman"/>
+          <w:noProof/>
+          <w:sz w:val="24"/>
+          <w:szCs w:val="24"/>
+        </w:rPr>
+        <w:fldChar w:fldCharType="end"/>
+      </w:r>
+    </w:p>
+    <w:p>
+      <w:pPr>
+        <w:pStyle w:val="TOC2"/>
+        <w:tabs>
+          <w:tab w:val="right" w:leader="middleDot" w:pos="9350"/>
+        </w:tabs>
+        <w:rPr>
+          <w:rFonts w:ascii="Times New Roman" w:hAnsi="Times New Roman" w:cs="Times New Roman"/>
+          <w:smallCaps w:val="0"/>
+          <w:noProof/>
+          <w:sz w:val="32"/>
+          <w:szCs w:val="32"/>
+        </w:rPr>
+      </w:pPr>
+      <w:r>
+        <w:rPr>
+          <w:rFonts w:ascii="Times New Roman" w:hAnsi="Times New Roman" w:cs="Times New Roman"/>
+          <w:noProof/>
+          <w:sz w:val="24"/>
+          <w:szCs w:val="24"/>
+        </w:rPr>
+        <w:t>1.1 Assumptions Made</w:t>
+      </w:r>
+      <w:r>
+        <w:rPr>
+          <w:rFonts w:ascii="Times New Roman" w:hAnsi="Times New Roman" w:cs="Times New Roman"/>
+          <w:noProof/>
+          <w:sz w:val="24"/>
+          <w:szCs w:val="24"/>
+        </w:rPr>
+        <w:tab/>
+      </w:r>
+      <w:r>
+        <w:rPr>
+          <w:rFonts w:ascii="Times New Roman" w:hAnsi="Times New Roman" w:cs="Times New Roman"/>
+          <w:noProof/>
+          <w:sz w:val="24"/>
+          <w:szCs w:val="24"/>
+        </w:rPr>
+        <w:fldChar w:fldCharType="begin"/>
+      </w:r>
+      <w:r>
+        <w:rPr>
+          <w:rFonts w:ascii="Times New Roman" w:hAnsi="Times New Roman" w:cs="Times New Roman"/>
+          <w:noProof/>
+          <w:sz w:val="24"/>
+          <w:szCs w:val="24"/>
+        </w:rPr>
+        <w:instrText xml:space="preserve"> PAGEREF _Toc214533861 \h </w:instrText>
+      </w:r>
+      <w:r>
+        <w:rPr>
+          <w:rFonts w:ascii="Times New Roman" w:hAnsi="Times New Roman" w:cs="Times New Roman"/>
+          <w:noProof/>
+          <w:sz w:val="24"/>
+          <w:szCs w:val="24"/>
+        </w:rPr>
+      </w:r>
+      <w:r>
+        <w:rPr>
+          <w:rFonts w:ascii="Times New Roman" w:hAnsi="Times New Roman" w:cs="Times New Roman"/>
+          <w:noProof/>
+          <w:sz w:val="24"/>
+          <w:szCs w:val="24"/>
+        </w:rPr>
+        <w:fldChar w:fldCharType="separate"/>
+      </w:r>
+      <w:r>
+        <w:rPr>
+          <w:rFonts w:ascii="Times New Roman" w:hAnsi="Times New Roman" w:cs="Times New Roman"/>
+          <w:noProof/>
+          <w:sz w:val="24"/>
+          <w:szCs w:val="24"/>
+        </w:rPr>
+        <w:t>4</w:t>
+      </w:r>
+      <w:r>
+        <w:rPr>
+          <w:rFonts w:ascii="Times New Roman" w:hAnsi="Times New Roman" w:cs="Times New Roman"/>
+          <w:noProof/>
+          <w:sz w:val="24"/>
+          <w:szCs w:val="24"/>
+        </w:rPr>
+        <w:fldChar w:fldCharType="end"/>
+      </w:r>
+    </w:p>
+    <w:p>
+      <w:pPr>
+        <w:pStyle w:val="TOC2"/>
+        <w:tabs>
+          <w:tab w:val="right" w:leader="middleDot" w:pos="9350"/>
+        </w:tabs>
+        <w:rPr>
+          <w:rFonts w:ascii="Times New Roman" w:hAnsi="Times New Roman" w:cs="Times New Roman"/>
+          <w:smallCaps w:val="0"/>
+          <w:noProof/>
+          <w:sz w:val="32"/>
+          <w:szCs w:val="32"/>
+        </w:rPr>
+      </w:pPr>
+      <w:r>
+        <w:rPr>
+          <w:rFonts w:ascii="Times New Roman" w:hAnsi="Times New Roman" w:cs="Times New Roman"/>
+          <w:noProof/>
+          <w:sz w:val="24"/>
+          <w:szCs w:val="24"/>
+        </w:rPr>
+        <w:t>1.2 Extracted Attributes from Plymbridge Circular Trail</w:t>
+      </w:r>
+      <w:r>
+        <w:rPr>
+          <w:rFonts w:ascii="Times New Roman" w:hAnsi="Times New Roman" w:cs="Times New Roman"/>
+          <w:noProof/>
+          <w:sz w:val="24"/>
+          <w:szCs w:val="24"/>
+        </w:rPr>
+        <w:tab/>
+      </w:r>
+      <w:r>
+        <w:rPr>
+          <w:rFonts w:ascii="Times New Roman" w:hAnsi="Times New Roman" w:cs="Times New Roman"/>
+          <w:noProof/>
+          <w:sz w:val="24"/>
+          <w:szCs w:val="24"/>
+        </w:rPr>
+        <w:fldChar w:fldCharType="begin"/>
+      </w:r>
+      <w:r>
+        <w:rPr>
+          <w:rFonts w:ascii="Times New Roman" w:hAnsi="Times New Roman" w:cs="Times New Roman"/>
+          <w:noProof/>
+          <w:sz w:val="24"/>
+          <w:szCs w:val="24"/>
+        </w:rPr>
+        <w:instrText xml:space="preserve"> PAGEREF _Toc214533862 \h </w:instrText>
+      </w:r>
+      <w:r>
+        <w:rPr>
+          <w:rFonts w:ascii="Times New Roman" w:hAnsi="Times New Roman" w:cs="Times New Roman"/>
+          <w:noProof/>
+          <w:sz w:val="24"/>
+          <w:szCs w:val="24"/>
+        </w:rPr>
+      </w:r>
+      <w:r>
+        <w:rPr>
+          <w:rFonts w:ascii="Times New Roman" w:hAnsi="Times New Roman" w:cs="Times New Roman"/>
+          <w:noProof/>
+          <w:sz w:val="24"/>
+          <w:szCs w:val="24"/>
+        </w:rPr>
+        <w:fldChar w:fldCharType="separate"/>
+      </w:r>
+      <w:r>
+        <w:rPr>
+          <w:rFonts w:ascii="Times New Roman" w:hAnsi="Times New Roman" w:cs="Times New Roman"/>
+          <w:noProof/>
+          <w:sz w:val="24"/>
+          <w:szCs w:val="24"/>
+        </w:rPr>
+        <w:t>4</w:t>
+      </w:r>
+      <w:r>
+        <w:rPr>
+          <w:rFonts w:ascii="Times New Roman" w:hAnsi="Times New Roman" w:cs="Times New Roman"/>
+          <w:noProof/>
+          <w:sz w:val="24"/>
+          <w:szCs w:val="24"/>
+        </w:rPr>
+        <w:fldChar w:fldCharType="end"/>
+      </w:r>
+    </w:p>
+    <w:p>
+      <w:pPr>
+        <w:pStyle w:val="TOC2"/>
+        <w:tabs>
+          <w:tab w:val="right" w:leader="middleDot" w:pos="9350"/>
+        </w:tabs>
+        <w:rPr>
+          <w:rFonts w:ascii="Times New Roman" w:hAnsi="Times New Roman" w:cs="Times New Roman"/>
+          <w:smallCaps w:val="0"/>
+          <w:noProof/>
+          <w:sz w:val="32"/>
+          <w:szCs w:val="32"/>
+        </w:rPr>
+      </w:pPr>
+      <w:r>
+        <w:rPr>
+          <w:rFonts w:ascii="Times New Roman" w:hAnsi="Times New Roman" w:cs="Times New Roman"/>
+          <w:noProof/>
+          <w:sz w:val="24"/>
+          <w:szCs w:val="24"/>
+        </w:rPr>
+        <w:t>1.3 Un-normalised Form (UNF)</w:t>
+      </w:r>
+      <w:r>
+        <w:rPr>
+          <w:rFonts w:ascii="Times New Roman" w:hAnsi="Times New Roman" w:cs="Times New Roman"/>
+          <w:noProof/>
+          <w:sz w:val="24"/>
+          <w:szCs w:val="24"/>
+        </w:rPr>
+        <w:tab/>
+      </w:r>
+      <w:r>
+        <w:rPr>
+          <w:rFonts w:ascii="Times New Roman" w:hAnsi="Times New Roman" w:cs="Times New Roman"/>
+          <w:noProof/>
+          <w:sz w:val="24"/>
+          <w:szCs w:val="24"/>
+        </w:rPr>
+        <w:fldChar w:fldCharType="begin"/>
+      </w:r>
+      <w:r>
+        <w:rPr>
+          <w:rFonts w:ascii="Times New Roman" w:hAnsi="Times New Roman" w:cs="Times New Roman"/>
+          <w:noProof/>
+          <w:sz w:val="24"/>
+          <w:szCs w:val="24"/>
+        </w:rPr>
+        <w:instrText xml:space="preserve"> PAGEREF _Toc214533863 \h </w:instrText>
+      </w:r>
+      <w:r>
+        <w:rPr>
+          <w:rFonts w:ascii="Times New Roman" w:hAnsi="Times New Roman" w:cs="Times New Roman"/>
+          <w:noProof/>
+          <w:sz w:val="24"/>
+          <w:szCs w:val="24"/>
+        </w:rPr>
+      </w:r>
+      <w:r>
+        <w:rPr>
+          <w:rFonts w:ascii="Times New Roman" w:hAnsi="Times New Roman" w:cs="Times New Roman"/>
+          <w:noProof/>
+          <w:sz w:val="24"/>
+          <w:szCs w:val="24"/>
+        </w:rPr>
+        <w:fldChar w:fldCharType="separate"/>
+      </w:r>
+      <w:r>
+        <w:rPr>
+          <w:rFonts w:ascii="Times New Roman" w:hAnsi="Times New Roman" w:cs="Times New Roman"/>
+          <w:noProof/>
+          <w:sz w:val="24"/>
+          <w:szCs w:val="24"/>
+        </w:rPr>
+        <w:t>5</w:t>
+      </w:r>
+      <w:r>
+        <w:rPr>
+          <w:rFonts w:ascii="Times New Roman" w:hAnsi="Times New Roman" w:cs="Times New Roman"/>
+          <w:noProof/>
+          <w:sz w:val="24"/>
+          <w:szCs w:val="24"/>
+        </w:rPr>
+        <w:fldChar w:fldCharType="end"/>
+      </w:r>
+    </w:p>
+    <w:p>
+      <w:pPr>
+        <w:pStyle w:val="TOC2"/>
+        <w:tabs>
+          <w:tab w:val="right" w:leader="middleDot" w:pos="9350"/>
+        </w:tabs>
+        <w:rPr>
+          <w:rFonts w:ascii="Times New Roman" w:hAnsi="Times New Roman" w:cs="Times New Roman"/>
+          <w:smallCaps w:val="0"/>
+          <w:noProof/>
+          <w:sz w:val="32"/>
+          <w:szCs w:val="32"/>
+        </w:rPr>
+      </w:pPr>
+      <w:r>
+        <w:rPr>
+          <w:rFonts w:ascii="Times New Roman" w:hAnsi="Times New Roman" w:cs="Times New Roman"/>
+          <w:noProof/>
+          <w:sz w:val="24"/>
+          <w:szCs w:val="24"/>
+        </w:rPr>
+        <w:t>1.4 First Normal Form (1NF)</w:t>
+      </w:r>
+      <w:r>
+        <w:rPr>
+          <w:rFonts w:ascii="Times New Roman" w:hAnsi="Times New Roman" w:cs="Times New Roman"/>
+          <w:noProof/>
+          <w:sz w:val="24"/>
+          <w:szCs w:val="24"/>
+        </w:rPr>
+        <w:tab/>
+      </w:r>
+      <w:r>
+        <w:rPr>
+          <w:rFonts w:ascii="Times New Roman" w:hAnsi="Times New Roman" w:cs="Times New Roman"/>
+          <w:noProof/>
+          <w:sz w:val="24"/>
+          <w:szCs w:val="24"/>
+        </w:rPr>
+        <w:fldChar w:fldCharType="begin"/>
+      </w:r>
+      <w:r>
+        <w:rPr>
+          <w:rFonts w:ascii="Times New Roman" w:hAnsi="Times New Roman" w:cs="Times New Roman"/>
+          <w:noProof/>
+          <w:sz w:val="24"/>
+          <w:szCs w:val="24"/>
+        </w:rPr>
+        <w:instrText xml:space="preserve"> PAGEREF _Toc214533864 \h </w:instrText>
+      </w:r>
+      <w:r>
+        <w:rPr>
+          <w:rFonts w:ascii="Times New Roman" w:hAnsi="Times New Roman" w:cs="Times New Roman"/>
+          <w:noProof/>
+          <w:sz w:val="24"/>
+          <w:szCs w:val="24"/>
+        </w:rPr>
+      </w:r>
+      <w:r>
+        <w:rPr>
+          <w:rFonts w:ascii="Times New Roman" w:hAnsi="Times New Roman" w:cs="Times New Roman"/>
+          <w:noProof/>
+          <w:sz w:val="24"/>
+          <w:szCs w:val="24"/>
+        </w:rPr>
+        <w:fldChar w:fldCharType="separate"/>
+      </w:r>
+      <w:r>
+        <w:rPr>
+          <w:rFonts w:ascii="Times New Roman" w:hAnsi="Times New Roman" w:cs="Times New Roman"/>
+          <w:noProof/>
+          <w:sz w:val="24"/>
+          <w:szCs w:val="24"/>
+        </w:rPr>
+        <w:t>5</w:t>
+      </w:r>
+      <w:r>
+        <w:rPr>
+          <w:rFonts w:ascii="Times New Roman" w:hAnsi="Times New Roman" w:cs="Times New Roman"/>
+          <w:noProof/>
+          <w:sz w:val="24"/>
+          <w:szCs w:val="24"/>
+        </w:rPr>
+        <w:fldChar w:fldCharType="end"/>
+      </w:r>
+    </w:p>
+    <w:p>
+      <w:pPr>
+        <w:pStyle w:val="TOC1"/>
+        <w:tabs>
+          <w:tab w:val="right" w:leader="middleDot" w:pos="9350"/>
+        </w:tabs>
+        <w:rPr>
+          <w:rFonts w:ascii="Times New Roman" w:hAnsi="Times New Roman" w:cs="Times New Roman"/>
+          <w:b w:val="0"/>
+          <w:bCs w:val="0"/>
+          <w:caps w:val="0"/>
+          <w:noProof/>
+          <w:sz w:val="32"/>
+          <w:szCs w:val="32"/>
+        </w:rPr>
+      </w:pPr>
+      <w:r>
+        <w:rPr>
+          <w:rFonts w:ascii="Times New Roman" w:hAnsi="Times New Roman" w:cs="Times New Roman"/>
+          <w:noProof/>
+          <w:sz w:val="24"/>
+          <w:szCs w:val="24"/>
+        </w:rPr>
+        <w:t>References</w:t>
+      </w:r>
+      <w:r>
+        <w:rPr>
+          <w:rFonts w:ascii="Times New Roman" w:hAnsi="Times New Roman" w:cs="Times New Roman"/>
+          <w:noProof/>
+          <w:sz w:val="24"/>
+          <w:szCs w:val="24"/>
+        </w:rPr>
+        <w:tab/>
+      </w:r>
+      <w:r>
+        <w:rPr>
+          <w:rFonts w:ascii="Times New Roman" w:hAnsi="Times New Roman" w:cs="Times New Roman"/>
+          <w:noProof/>
+          <w:sz w:val="24"/>
+          <w:szCs w:val="24"/>
+        </w:rPr>
+        <w:fldChar w:fldCharType="begin"/>
+      </w:r>
+      <w:r>
+        <w:rPr>
+          <w:rFonts w:ascii="Times New Roman" w:hAnsi="Times New Roman" w:cs="Times New Roman"/>
+          <w:noProof/>
+          <w:sz w:val="24"/>
+          <w:szCs w:val="24"/>
+        </w:rPr>
+        <w:instrText xml:space="preserve"> PAGEREF _Toc214533865 \h </w:instrText>
+      </w:r>
+      <w:r>
+        <w:rPr>
+          <w:rFonts w:ascii="Times New Roman" w:hAnsi="Times New Roman" w:cs="Times New Roman"/>
+          <w:noProof/>
+          <w:sz w:val="24"/>
+          <w:szCs w:val="24"/>
+        </w:rPr>
+      </w:r>
+      <w:r>
+        <w:rPr>
+          <w:rFonts w:ascii="Times New Roman" w:hAnsi="Times New Roman" w:cs="Times New Roman"/>
+          <w:noProof/>
+          <w:sz w:val="24"/>
+          <w:szCs w:val="24"/>
+        </w:rPr>
+        <w:fldChar w:fldCharType="separate"/>
+      </w:r>
+      <w:r>
+        <w:rPr>
+          <w:rFonts w:ascii="Times New Roman" w:hAnsi="Times New Roman" w:cs="Times New Roman"/>
+          <w:noProof/>
+          <w:sz w:val="24"/>
+          <w:szCs w:val="24"/>
+        </w:rPr>
+        <w:t>6</w:t>
+      </w:r>
+      <w:r>
+        <w:rPr>
+          <w:rFonts w:ascii="Times New Roman" w:hAnsi="Times New Roman" w:cs="Times New Roman"/>
+          <w:noProof/>
+          <w:sz w:val="24"/>
+          <w:szCs w:val="24"/>
+        </w:rPr>
+        <w:fldChar w:fldCharType="end"/>
+      </w:r>
+    </w:p>
+    <w:p>
+      <w:pPr>
+        <w:pStyle w:val="TOC1"/>
+        <w:tabs>
+          <w:tab w:val="right" w:leader="middleDot" w:pos="9350"/>
+        </w:tabs>
+        <w:rPr>
+          <w:rFonts w:ascii="Times New Roman" w:hAnsi="Times New Roman" w:cs="Times New Roman"/>
+          <w:b w:val="0"/>
+          <w:bCs w:val="0"/>
+          <w:caps w:val="0"/>
+          <w:noProof/>
+          <w:sz w:val="32"/>
+          <w:szCs w:val="32"/>
+        </w:rPr>
+      </w:pPr>
+      <w:r>
+        <w:rPr>
+          <w:rFonts w:ascii="Times New Roman" w:hAnsi="Times New Roman" w:cs="Times New Roman"/>
+          <w:noProof/>
+          <w:sz w:val="24"/>
+          <w:szCs w:val="24"/>
+        </w:rPr>
+        <w:t>Appendices</w:t>
+      </w:r>
+      <w:r>
+        <w:rPr>
+          <w:rFonts w:ascii="Times New Roman" w:hAnsi="Times New Roman" w:cs="Times New Roman"/>
+          <w:noProof/>
+          <w:sz w:val="24"/>
+          <w:szCs w:val="24"/>
+        </w:rPr>
+        <w:tab/>
+      </w:r>
+      <w:r>
+        <w:rPr>
+          <w:rFonts w:ascii="Times New Roman" w:hAnsi="Times New Roman" w:cs="Times New Roman"/>
+          <w:noProof/>
+          <w:sz w:val="24"/>
+          <w:szCs w:val="24"/>
+        </w:rPr>
+        <w:fldChar w:fldCharType="begin"/>
+      </w:r>
+      <w:r>
+        <w:rPr>
+          <w:rFonts w:ascii="Times New Roman" w:hAnsi="Times New Roman" w:cs="Times New Roman"/>
+          <w:noProof/>
+          <w:sz w:val="24"/>
+          <w:szCs w:val="24"/>
+        </w:rPr>
+        <w:instrText xml:space="preserve"> PAGEREF _Toc214533866 \h </w:instrText>
+      </w:r>
+      <w:r>
+        <w:rPr>
+          <w:rFonts w:ascii="Times New Roman" w:hAnsi="Times New Roman" w:cs="Times New Roman"/>
+          <w:noProof/>
+          <w:sz w:val="24"/>
+          <w:szCs w:val="24"/>
+        </w:rPr>
+      </w:r>
+      <w:r>
+        <w:rPr>
+          <w:rFonts w:ascii="Times New Roman" w:hAnsi="Times New Roman" w:cs="Times New Roman"/>
+          <w:noProof/>
+          <w:sz w:val="24"/>
+          <w:szCs w:val="24"/>
+        </w:rPr>
+        <w:fldChar w:fldCharType="separate"/>
+      </w:r>
+      <w:r>
+        <w:rPr>
+          <w:rFonts w:ascii="Times New Roman" w:hAnsi="Times New Roman" w:cs="Times New Roman"/>
+          <w:noProof/>
+          <w:sz w:val="24"/>
+          <w:szCs w:val="24"/>
+        </w:rPr>
+        <w:t>7</w:t>
+      </w:r>
+      <w:r>
+        <w:rPr>
+          <w:rFonts w:ascii="Times New Roman" w:hAnsi="Times New Roman" w:cs="Times New Roman"/>
+          <w:noProof/>
+          <w:sz w:val="24"/>
+          <w:szCs w:val="24"/>
+        </w:rPr>
+        <w:fldChar w:fldCharType="end"/>
+      </w:r>
+    </w:p>
+    <w:p>
+      <w:pPr>
+        <w:spacing w:line="360" w:lineRule="auto"/>
+        <w:ind w:right="480"/>
+        <w:rPr>
+          <w:rFonts w:ascii="Times New Roman" w:hAnsi="Times New Roman" w:cs="Times New Roman"/>
+        </w:rPr>
+      </w:pPr>
+      <w:r>
+        <w:rPr>
+          <w:rFonts w:ascii="Times New Roman" w:hAnsi="Times New Roman" w:cs="Times New Roman"/>
+        </w:rPr>
+        <w:fldChar w:fldCharType="end"/>
+      </w:r>
     </w:p>
     <w:p>
       <w:pPr>
@@ -390,19 +1298,14 @@
     </w:p>
     <w:p>
       <w:pPr>
-        <w:spacing w:line="360" w:lineRule="auto"/>
-        <w:ind w:right="480"/>
-        <w:rPr>
-          <w:rFonts w:ascii="Times New Roman" w:hAnsi="Times New Roman" w:cs="Times New Roman"/>
-        </w:rPr>
-      </w:pPr>
-      <w:r>
-        <w:rPr>
-          <w:rFonts w:ascii="Times New Roman" w:hAnsi="Times New Roman" w:cs="Times New Roman"/>
-        </w:rPr>
+        <w:pStyle w:val="Heading1"/>
+      </w:pPr>
+      <w:bookmarkStart w:id="1" w:name="_Toc214533858"/>
+      <w:r>
         <w:lastRenderedPageBreak/>
         <w:t>Introduction</w:t>
       </w:r>
+      <w:bookmarkEnd w:id="1"/>
     </w:p>
     <w:p>
       <w:pPr>
@@ -454,21 +1357,7 @@
         <w:rPr>
           <w:rFonts w:ascii="Times New Roman" w:hAnsi="Times New Roman" w:cs="Times New Roman"/>
         </w:rPr>
-        <w:t xml:space="preserve">. By using </w:t>
-      </w:r>
-      <w:proofErr w:type="gramStart"/>
-      <w:r>
-        <w:rPr>
-          <w:rFonts w:ascii="Times New Roman" w:hAnsi="Times New Roman" w:cs="Times New Roman"/>
-        </w:rPr>
-        <w:t>sample of</w:t>
-      </w:r>
-      <w:proofErr w:type="gramEnd"/>
-      <w:r>
-        <w:rPr>
-          <w:rFonts w:ascii="Times New Roman" w:hAnsi="Times New Roman" w:cs="Times New Roman"/>
-        </w:rPr>
-        <w:t xml:space="preserve"> trail data such as the </w:t>
+        <w:t xml:space="preserve">. By using sample of trail data such as the </w:t>
       </w:r>
       <w:proofErr w:type="spellStart"/>
       <w:r>
@@ -547,7 +1436,6 @@
         <w:t>-</w:t>
       </w:r>
       <w:proofErr w:type="spellStart"/>
-      <w:proofErr w:type="gramStart"/>
       <w:r>
         <w:rPr>
           <w:rFonts w:ascii="Times New Roman" w:hAnsi="Times New Roman" w:cs="Times New Roman"/>
@@ -555,7 +1443,6 @@
         <w:t>normalised</w:t>
       </w:r>
       <w:proofErr w:type="spellEnd"/>
-      <w:proofErr w:type="gramEnd"/>
       <w:r>
         <w:rPr>
           <w:rFonts w:ascii="Times New Roman" w:hAnsi="Times New Roman" w:cs="Times New Roman"/>
@@ -662,679 +1549,2384 @@
     </w:p>
     <w:p>
       <w:pPr>
-        <w:spacing w:line="360" w:lineRule="auto"/>
-        <w:ind w:right="480"/>
-        <w:rPr>
-          <w:rFonts w:ascii="Times New Roman" w:hAnsi="Times New Roman" w:cs="Times New Roman"/>
-        </w:rPr>
-      </w:pPr>
-      <w:r>
-        <w:rPr>
-          <w:rFonts w:ascii="Times New Roman" w:hAnsi="Times New Roman" w:cs="Times New Roman"/>
-        </w:rPr>
+        <w:pStyle w:val="Heading1"/>
+      </w:pPr>
+      <w:bookmarkStart w:id="2" w:name="_Toc214533859"/>
+      <w:r>
         <w:t>Background</w:t>
       </w:r>
-    </w:p>
-    <w:p>
-      <w:pPr>
-        <w:spacing w:line="360" w:lineRule="auto"/>
-        <w:ind w:right="480"/>
-        <w:rPr>
-          <w:rFonts w:ascii="Times New Roman" w:hAnsi="Times New Roman" w:cs="Times New Roman"/>
-        </w:rPr>
-      </w:pPr>
-      <w:r>
-        <w:rPr>
-          <w:rFonts w:ascii="Times New Roman" w:hAnsi="Times New Roman" w:cs="Times New Roman"/>
-        </w:rPr>
-        <w:t xml:space="preserve">The Trail Application is a data-driven well-being platform designed to help users explore outdoor trails, improve their physical and mental health, and engage with natural environments. The system consists of several interconnected micro-services that collectively provide trail discovery, user management, location-based routing and general application functionality. At the </w:t>
+      <w:bookmarkEnd w:id="2"/>
+    </w:p>
+    <w:p>
+      <w:pPr>
+        <w:spacing w:line="360" w:lineRule="auto"/>
+        <w:ind w:right="480"/>
+        <w:rPr>
+          <w:rFonts w:ascii="Times New Roman" w:hAnsi="Times New Roman" w:cs="Times New Roman"/>
+        </w:rPr>
+      </w:pPr>
+      <w:r>
+        <w:rPr>
+          <w:rFonts w:ascii="Times New Roman" w:hAnsi="Times New Roman" w:cs="Times New Roman"/>
+        </w:rPr>
+        <w:t xml:space="preserve">The Trail Application is </w:t>
+      </w:r>
+      <w:r>
+        <w:rPr>
+          <w:rFonts w:ascii="Times New Roman" w:hAnsi="Times New Roman" w:cs="Times New Roman"/>
+        </w:rPr>
+        <w:t xml:space="preserve">well solution platform designed to help users </w:t>
+      </w:r>
+      <w:r>
+        <w:rPr>
+          <w:rFonts w:ascii="Times New Roman" w:hAnsi="Times New Roman" w:cs="Times New Roman"/>
+        </w:rPr>
+        <w:t xml:space="preserve">find outdoor trails and improve their physical and mental health </w:t>
+      </w:r>
+      <w:r>
+        <w:rPr>
+          <w:rFonts w:ascii="Times New Roman" w:hAnsi="Times New Roman" w:cs="Times New Roman"/>
+        </w:rPr>
+        <w:t xml:space="preserve">by engaging them with </w:t>
+      </w:r>
+      <w:r>
+        <w:rPr>
+          <w:rFonts w:ascii="Times New Roman" w:hAnsi="Times New Roman" w:cs="Times New Roman"/>
+        </w:rPr>
+        <w:t xml:space="preserve">natural environments, The system got several interconnected micro services </w:t>
+      </w:r>
+      <w:r>
+        <w:rPr>
+          <w:rFonts w:ascii="Times New Roman" w:hAnsi="Times New Roman" w:cs="Times New Roman"/>
+        </w:rPr>
+        <w:t>such as</w:t>
+      </w:r>
+      <w:r>
+        <w:rPr>
+          <w:rFonts w:ascii="Times New Roman" w:hAnsi="Times New Roman" w:cs="Times New Roman"/>
+        </w:rPr>
+        <w:t xml:space="preserve"> collectively provide trail discovery, user management</w:t>
+      </w:r>
+      <w:r>
+        <w:rPr>
+          <w:rFonts w:ascii="Times New Roman" w:hAnsi="Times New Roman" w:cs="Times New Roman"/>
+        </w:rPr>
+        <w:t xml:space="preserve">, </w:t>
+      </w:r>
+      <w:r>
+        <w:rPr>
+          <w:rFonts w:ascii="Times New Roman" w:hAnsi="Times New Roman" w:cs="Times New Roman"/>
+        </w:rPr>
+        <w:t>location</w:t>
+      </w:r>
+      <w:r>
+        <w:rPr>
+          <w:rFonts w:ascii="Times New Roman" w:hAnsi="Times New Roman" w:cs="Times New Roman"/>
+        </w:rPr>
+        <w:t>-based routing and general functionality. In addition,</w:t>
+      </w:r>
+      <w:r>
+        <w:rPr>
+          <w:rFonts w:ascii="Times New Roman" w:hAnsi="Times New Roman" w:cs="Times New Roman"/>
+        </w:rPr>
+        <w:t xml:space="preserve"> </w:t>
+      </w:r>
+      <w:r>
+        <w:rPr>
+          <w:rFonts w:ascii="Times New Roman" w:hAnsi="Times New Roman" w:cs="Times New Roman"/>
+        </w:rPr>
+        <w:t xml:space="preserve">all data related to trails which </w:t>
+      </w:r>
+      <w:r>
+        <w:rPr>
+          <w:rFonts w:ascii="Times New Roman" w:hAnsi="Times New Roman" w:cs="Times New Roman"/>
+        </w:rPr>
+        <w:t>including t</w:t>
+      </w:r>
+      <w:r>
+        <w:rPr>
+          <w:rFonts w:ascii="Times New Roman" w:hAnsi="Times New Roman" w:cs="Times New Roman"/>
+        </w:rPr>
+        <w:t>heir details, location</w:t>
+      </w:r>
+      <w:r>
+        <w:rPr>
+          <w:rFonts w:ascii="Times New Roman" w:hAnsi="Times New Roman" w:cs="Times New Roman"/>
+        </w:rPr>
+        <w:t xml:space="preserve">s, structure and associated attributes are managing </w:t>
+      </w:r>
+      <w:r>
+        <w:rPr>
+          <w:rFonts w:ascii="Times New Roman" w:hAnsi="Times New Roman" w:cs="Times New Roman"/>
+        </w:rPr>
+        <w:t>by the core ecosystem of the mi</w:t>
+      </w:r>
+      <w:r>
+        <w:rPr>
+          <w:rFonts w:ascii="Times New Roman" w:hAnsi="Times New Roman" w:cs="Times New Roman"/>
+        </w:rPr>
+        <w:t>cro-services</w:t>
+      </w:r>
+      <w:r>
+        <w:rPr>
+          <w:rFonts w:ascii="Times New Roman" w:hAnsi="Times New Roman" w:cs="Times New Roman"/>
+        </w:rPr>
+        <w:t>. The micro services also forms a core part of the architecture which supporting both public access to trail information and authenticated functionality that requires user ownership of trails.</w:t>
+      </w:r>
+      <w:r>
+        <w:rPr>
+          <w:rFonts w:ascii="Times New Roman" w:hAnsi="Times New Roman" w:cs="Times New Roman"/>
+        </w:rPr>
+        <w:t xml:space="preserve"> </w:t>
+      </w:r>
+    </w:p>
+    <w:p>
+      <w:pPr>
+        <w:spacing w:line="360" w:lineRule="auto"/>
+        <w:ind w:right="480"/>
+        <w:rPr>
+          <w:rFonts w:ascii="Times New Roman" w:hAnsi="Times New Roman" w:cs="Times New Roman"/>
+        </w:rPr>
+      </w:pPr>
+      <w:r>
+        <w:rPr>
+          <w:rFonts w:ascii="Times New Roman" w:hAnsi="Times New Roman" w:cs="Times New Roman"/>
+        </w:rPr>
+        <w:t xml:space="preserve">However, the </w:t>
       </w:r>
       <w:proofErr w:type="spellStart"/>
       <w:r>
         <w:rPr>
           <w:rFonts w:ascii="Times New Roman" w:hAnsi="Times New Roman" w:cs="Times New Roman"/>
         </w:rPr>
-        <w:t>centre</w:t>
+        <w:t>TrailService</w:t>
       </w:r>
       <w:proofErr w:type="spellEnd"/>
       <w:r>
         <w:rPr>
           <w:rFonts w:ascii="Times New Roman" w:hAnsi="Times New Roman" w:cs="Times New Roman"/>
         </w:rPr>
-        <w:t xml:space="preserve"> of this ecosystem sits the </w:t>
+        <w:t xml:space="preserve"> gives the primary data model and CRUD</w:t>
+      </w:r>
+      <w:r>
+        <w:rPr>
+          <w:rFonts w:ascii="Times New Roman" w:hAnsi="Times New Roman" w:cs="Times New Roman"/>
+        </w:rPr>
+        <w:t xml:space="preserve"> </w:t>
+      </w:r>
+      <w:r>
+        <w:rPr>
+          <w:rFonts w:ascii="Times New Roman" w:hAnsi="Times New Roman" w:cs="Times New Roman"/>
+        </w:rPr>
+        <w:t>(Create,</w:t>
+      </w:r>
+      <w:r>
+        <w:rPr>
+          <w:rFonts w:ascii="Times New Roman" w:hAnsi="Times New Roman" w:cs="Times New Roman"/>
+        </w:rPr>
+        <w:t xml:space="preserve"> </w:t>
+      </w:r>
+      <w:r>
+        <w:rPr>
+          <w:rFonts w:ascii="Times New Roman" w:hAnsi="Times New Roman" w:cs="Times New Roman"/>
+        </w:rPr>
+        <w:t>Read,</w:t>
+      </w:r>
+      <w:r>
+        <w:rPr>
+          <w:rFonts w:ascii="Times New Roman" w:hAnsi="Times New Roman" w:cs="Times New Roman"/>
+        </w:rPr>
+        <w:t xml:space="preserve"> </w:t>
+      </w:r>
+      <w:r>
+        <w:rPr>
+          <w:rFonts w:ascii="Times New Roman" w:hAnsi="Times New Roman" w:cs="Times New Roman"/>
+        </w:rPr>
+        <w:t>Update</w:t>
+      </w:r>
+      <w:r>
+        <w:rPr>
+          <w:rFonts w:ascii="Times New Roman" w:hAnsi="Times New Roman" w:cs="Times New Roman"/>
+        </w:rPr>
+        <w:t xml:space="preserve"> and Delete</w:t>
+      </w:r>
+      <w:r>
+        <w:rPr>
+          <w:rFonts w:ascii="Times New Roman" w:hAnsi="Times New Roman" w:cs="Times New Roman"/>
+        </w:rPr>
+        <w:t>)</w:t>
+      </w:r>
+      <w:r>
+        <w:rPr>
+          <w:rFonts w:ascii="Times New Roman" w:hAnsi="Times New Roman" w:cs="Times New Roman"/>
+        </w:rPr>
+        <w:t xml:space="preserve"> operation</w:t>
+      </w:r>
+      <w:r>
+        <w:rPr>
+          <w:rFonts w:ascii="Times New Roman" w:hAnsi="Times New Roman" w:cs="Times New Roman"/>
+        </w:rPr>
+        <w:t>s need</w:t>
+      </w:r>
+      <w:r>
+        <w:rPr>
+          <w:rFonts w:ascii="Times New Roman" w:hAnsi="Times New Roman" w:cs="Times New Roman"/>
+        </w:rPr>
+        <w:t>ed to store and retrieve structured information about trails. E</w:t>
+      </w:r>
+      <w:r>
+        <w:rPr>
+          <w:rFonts w:ascii="Times New Roman" w:hAnsi="Times New Roman" w:cs="Times New Roman"/>
+        </w:rPr>
+        <w:t xml:space="preserve">ach trail consists of </w:t>
+      </w:r>
+      <w:r>
+        <w:rPr>
+          <w:rFonts w:ascii="Times New Roman" w:hAnsi="Times New Roman" w:cs="Times New Roman"/>
+        </w:rPr>
+        <w:t>location points, descriptive and environmental information</w:t>
+      </w:r>
+      <w:r>
+        <w:rPr>
+          <w:rFonts w:ascii="Times New Roman" w:hAnsi="Times New Roman" w:cs="Times New Roman"/>
+        </w:rPr>
+        <w:t xml:space="preserve">, </w:t>
+      </w:r>
+      <w:r>
+        <w:rPr>
+          <w:rFonts w:ascii="Times New Roman" w:hAnsi="Times New Roman" w:cs="Times New Roman"/>
+        </w:rPr>
+        <w:t xml:space="preserve">a sequence of metadata such as distance and elevation and links to other relevant trail </w:t>
+      </w:r>
+      <w:r>
+        <w:rPr>
+          <w:rFonts w:ascii="Times New Roman" w:hAnsi="Times New Roman" w:cs="Times New Roman"/>
+        </w:rPr>
+        <w:t>characteristics.</w:t>
+      </w:r>
+      <w:r>
+        <w:rPr>
+          <w:rFonts w:ascii="Times New Roman" w:hAnsi="Times New Roman" w:cs="Times New Roman"/>
+        </w:rPr>
+        <w:t xml:space="preserve"> </w:t>
+      </w:r>
+      <w:r>
+        <w:rPr>
+          <w:rFonts w:ascii="Times New Roman" w:hAnsi="Times New Roman" w:cs="Times New Roman"/>
+        </w:rPr>
+        <w:lastRenderedPageBreak/>
+        <w:t>Therefore, the micro-service also make sure that the trails are owned by authenticated users through integration with the existing Authenticator API</w:t>
+      </w:r>
+      <w:r>
+        <w:rPr>
+          <w:rFonts w:ascii="Times New Roman" w:hAnsi="Times New Roman" w:cs="Times New Roman"/>
+        </w:rPr>
+        <w:t xml:space="preserve"> which checks appropriate user identity validation without </w:t>
+      </w:r>
+      <w:r>
+        <w:rPr>
+          <w:rFonts w:ascii="Times New Roman" w:hAnsi="Times New Roman" w:cs="Times New Roman"/>
+        </w:rPr>
+        <w:t>re-implementing authentication within the micro service.</w:t>
+      </w:r>
+      <w:r>
+        <w:rPr>
+          <w:rFonts w:ascii="Times New Roman" w:hAnsi="Times New Roman" w:cs="Times New Roman"/>
+        </w:rPr>
+        <w:t xml:space="preserve"> </w:t>
+      </w:r>
+    </w:p>
+    <w:p>
+      <w:pPr>
+        <w:spacing w:line="360" w:lineRule="auto"/>
+        <w:ind w:right="480"/>
+        <w:rPr>
+          <w:rFonts w:ascii="Times New Roman" w:hAnsi="Times New Roman" w:cs="Times New Roman"/>
+        </w:rPr>
+      </w:pPr>
+    </w:p>
+    <w:p>
+      <w:pPr>
+        <w:pStyle w:val="Heading1"/>
+        <w:rPr>
+          <w:lang w:val="en-MY"/>
+        </w:rPr>
+      </w:pPr>
+      <w:bookmarkStart w:id="3" w:name="_Toc214533860"/>
+      <w:r>
+        <w:rPr>
+          <w:lang w:val="en-MY"/>
+        </w:rPr>
+        <w:t>Set Exercise 1: Normalisation</w:t>
+      </w:r>
+      <w:bookmarkEnd w:id="3"/>
+    </w:p>
+    <w:p>
+      <w:pPr>
+        <w:spacing w:line="360" w:lineRule="auto"/>
+        <w:ind w:right="480"/>
+        <w:rPr>
+          <w:rFonts w:ascii="Times New Roman" w:hAnsi="Times New Roman" w:cs="Times New Roman"/>
+          <w:lang w:val="en-MY"/>
+        </w:rPr>
+      </w:pPr>
+      <w:r>
+        <w:rPr>
+          <w:rFonts w:ascii="Times New Roman" w:hAnsi="Times New Roman" w:cs="Times New Roman"/>
+          <w:lang w:val="en-MY"/>
+        </w:rPr>
+        <w:t>This section s</w:t>
+      </w:r>
+      <w:r>
+        <w:rPr>
+          <w:rFonts w:ascii="Times New Roman" w:hAnsi="Times New Roman" w:cs="Times New Roman"/>
+          <w:lang w:val="en-MY"/>
+        </w:rPr>
+        <w:t>hows the normalisation of the Plymouth Circular trail page from AllTrails.</w:t>
+      </w:r>
+      <w:r>
+        <w:rPr>
+          <w:rFonts w:ascii="Times New Roman" w:hAnsi="Times New Roman" w:cs="Times New Roman"/>
+          <w:lang w:val="en-MY"/>
+        </w:rPr>
+        <w:t>(</w:t>
+      </w:r>
+      <w:hyperlink r:id="rId8" w:history="1">
+        <w:r>
+          <w:rPr>
+            <w:rStyle w:val="Hyperlink"/>
+            <w:rFonts w:ascii="Times New Roman" w:hAnsi="Times New Roman" w:cs="Times New Roman"/>
+            <w:lang w:val="en-MY"/>
+          </w:rPr>
+          <w:t>https://www.alltrails.com/trail/england/devon/plymbridge-circular</w:t>
+        </w:r>
+      </w:hyperlink>
+      <w:r>
+        <w:rPr>
+          <w:rFonts w:ascii="Times New Roman" w:hAnsi="Times New Roman" w:cs="Times New Roman"/>
+          <w:lang w:val="en-MY"/>
+        </w:rPr>
+        <w:t xml:space="preserve">) through to Third Normal Form(3NF). </w:t>
+      </w:r>
+      <w:r>
+        <w:rPr>
+          <w:rFonts w:ascii="Times New Roman" w:hAnsi="Times New Roman" w:cs="Times New Roman"/>
+          <w:lang w:val="en-MY"/>
+        </w:rPr>
+        <w:t>Complete tables for each stage are provided in Appendices A-D.</w:t>
+      </w:r>
+    </w:p>
+    <w:p>
+      <w:pPr>
+        <w:spacing w:line="360" w:lineRule="auto"/>
+        <w:ind w:right="480"/>
+        <w:rPr>
+          <w:rFonts w:ascii="Times New Roman" w:hAnsi="Times New Roman" w:cs="Times New Roman"/>
+          <w:lang w:val="en-MY"/>
+        </w:rPr>
+      </w:pPr>
+    </w:p>
+    <w:p>
+      <w:pPr>
+        <w:pStyle w:val="Heading2"/>
+      </w:pPr>
+      <w:bookmarkStart w:id="4" w:name="_Toc214533861"/>
+      <w:r>
+        <w:t xml:space="preserve">1.1 </w:t>
+      </w:r>
+      <w:r>
+        <w:t>Assumptions Made</w:t>
+      </w:r>
+      <w:bookmarkEnd w:id="4"/>
+    </w:p>
+    <w:p>
+      <w:pPr>
+        <w:pStyle w:val="ListParagraph"/>
+        <w:numPr>
+          <w:ilvl w:val="0"/>
+          <w:numId w:val="2"/>
+        </w:numPr>
+        <w:spacing w:line="360" w:lineRule="auto"/>
+        <w:ind w:right="480"/>
+        <w:rPr>
+          <w:rFonts w:ascii="Times New Roman" w:hAnsi="Times New Roman" w:cs="Times New Roman"/>
+          <w:lang w:val="en-MY"/>
+        </w:rPr>
+      </w:pPr>
+      <w:r>
+        <w:rPr>
+          <w:rFonts w:ascii="Times New Roman" w:hAnsi="Times New Roman" w:cs="Times New Roman"/>
+          <w:lang w:val="en-MY"/>
+        </w:rPr>
+        <w:t xml:space="preserve">Each trail has a unique </w:t>
       </w:r>
       <w:proofErr w:type="spellStart"/>
       <w:r>
         <w:rPr>
           <w:rFonts w:ascii="Times New Roman" w:hAnsi="Times New Roman" w:cs="Times New Roman"/>
-        </w:rPr>
-        <w:t>TrailService</w:t>
+          <w:lang w:val="en-MY"/>
+        </w:rPr>
+        <w:t>trail_id</w:t>
       </w:r>
       <w:proofErr w:type="spellEnd"/>
       <w:r>
         <w:rPr>
           <w:rFonts w:ascii="Times New Roman" w:hAnsi="Times New Roman" w:cs="Times New Roman"/>
-        </w:rPr>
-        <w:t xml:space="preserve"> micro-service, which is responsible for managing all data related to trails, including their details, locations, structure, and associated attributes. The micro-service forms a core part of the overall architecture, supporting both public access to trail information and authenticated functionality that requires user ownership of trails.</w:t>
-      </w:r>
-    </w:p>
-    <w:p>
-      <w:pPr>
-        <w:spacing w:line="360" w:lineRule="auto"/>
-        <w:ind w:right="480"/>
-        <w:rPr>
-          <w:rFonts w:ascii="Times New Roman" w:hAnsi="Times New Roman" w:cs="Times New Roman"/>
-        </w:rPr>
-      </w:pPr>
-    </w:p>
-    <w:p>
-      <w:pPr>
-        <w:spacing w:line="360" w:lineRule="auto"/>
-        <w:ind w:right="480"/>
-        <w:rPr>
-          <w:rFonts w:ascii="Times New Roman" w:hAnsi="Times New Roman" w:cs="Times New Roman"/>
-        </w:rPr>
-      </w:pPr>
-      <w:r>
-        <w:rPr>
-          <w:rFonts w:ascii="Times New Roman" w:hAnsi="Times New Roman" w:cs="Times New Roman"/>
-        </w:rPr>
-        <w:t xml:space="preserve">Within this architecture, the </w:t>
+          <w:lang w:val="en-MY"/>
+        </w:rPr>
+        <w:t>(Primary Key)</w:t>
+      </w:r>
+      <w:r>
+        <w:rPr>
+          <w:rFonts w:ascii="Times New Roman" w:hAnsi="Times New Roman" w:cs="Times New Roman"/>
+          <w:lang w:val="en-MY"/>
+        </w:rPr>
+        <w:t>.</w:t>
+      </w:r>
+    </w:p>
+    <w:p>
+      <w:pPr>
+        <w:pStyle w:val="ListParagraph"/>
+        <w:numPr>
+          <w:ilvl w:val="0"/>
+          <w:numId w:val="2"/>
+        </w:numPr>
+        <w:spacing w:line="360" w:lineRule="auto"/>
+        <w:ind w:right="480"/>
+        <w:rPr>
+          <w:rFonts w:ascii="Times New Roman" w:hAnsi="Times New Roman" w:cs="Times New Roman"/>
+          <w:lang w:val="en-MY"/>
+        </w:rPr>
+      </w:pPr>
+      <w:r>
+        <w:rPr>
+          <w:rFonts w:ascii="Times New Roman" w:hAnsi="Times New Roman" w:cs="Times New Roman"/>
+          <w:lang w:val="en-MY"/>
+        </w:rPr>
+        <w:t>Trail statistics like length, elevation and time are fixed attributes of the trail.</w:t>
+      </w:r>
+    </w:p>
+    <w:p>
+      <w:pPr>
+        <w:pStyle w:val="ListParagraph"/>
+        <w:numPr>
+          <w:ilvl w:val="0"/>
+          <w:numId w:val="2"/>
+        </w:numPr>
+        <w:spacing w:line="360" w:lineRule="auto"/>
+        <w:ind w:right="480"/>
+        <w:rPr>
+          <w:rFonts w:ascii="Times New Roman" w:hAnsi="Times New Roman" w:cs="Times New Roman"/>
+          <w:lang w:val="en-MY"/>
+        </w:rPr>
+      </w:pPr>
+      <w:r>
+        <w:rPr>
+          <w:rFonts w:ascii="Times New Roman" w:hAnsi="Times New Roman" w:cs="Times New Roman"/>
+          <w:lang w:val="en-MY"/>
+        </w:rPr>
+        <w:t>Multiple suitability features can apply to one trail(Many-to-Many relationship)</w:t>
+      </w:r>
+      <w:r>
+        <w:rPr>
+          <w:rFonts w:ascii="Times New Roman" w:hAnsi="Times New Roman" w:cs="Times New Roman"/>
+          <w:lang w:val="en-MY"/>
+        </w:rPr>
+        <w:t>.</w:t>
+      </w:r>
+    </w:p>
+    <w:p>
+      <w:pPr>
+        <w:pStyle w:val="ListParagraph"/>
+        <w:numPr>
+          <w:ilvl w:val="0"/>
+          <w:numId w:val="2"/>
+        </w:numPr>
+        <w:spacing w:line="360" w:lineRule="auto"/>
+        <w:ind w:right="480"/>
+        <w:rPr>
+          <w:rFonts w:ascii="Times New Roman" w:hAnsi="Times New Roman" w:cs="Times New Roman"/>
+          <w:lang w:val="en-MY"/>
+        </w:rPr>
+      </w:pPr>
+      <w:r>
+        <w:rPr>
+          <w:rFonts w:ascii="Times New Roman" w:hAnsi="Times New Roman" w:cs="Times New Roman"/>
+          <w:lang w:val="en-MY"/>
+        </w:rPr>
+        <w:t>Top sights are separate entities that can be associated with multiple trails.</w:t>
+      </w:r>
+    </w:p>
+    <w:p>
+      <w:pPr>
+        <w:pStyle w:val="ListParagraph"/>
+        <w:numPr>
+          <w:ilvl w:val="0"/>
+          <w:numId w:val="2"/>
+        </w:numPr>
+        <w:spacing w:line="360" w:lineRule="auto"/>
+        <w:ind w:right="480"/>
+        <w:rPr>
+          <w:rFonts w:ascii="Times New Roman" w:hAnsi="Times New Roman" w:cs="Times New Roman"/>
+          <w:lang w:val="en-MY"/>
+        </w:rPr>
+      </w:pPr>
+      <w:r>
+        <w:rPr>
+          <w:rFonts w:ascii="Times New Roman" w:hAnsi="Times New Roman" w:cs="Times New Roman"/>
+          <w:lang w:val="en-MY"/>
+        </w:rPr>
+        <w:t xml:space="preserve">Weather forecasts are </w:t>
+      </w:r>
+      <w:r>
+        <w:rPr>
+          <w:rFonts w:ascii="Times New Roman" w:hAnsi="Times New Roman" w:cs="Times New Roman"/>
+          <w:lang w:val="en-MY"/>
+        </w:rPr>
+        <w:t>time-dependent such as data + time combinations.</w:t>
+      </w:r>
+    </w:p>
+    <w:p>
+      <w:pPr>
+        <w:pStyle w:val="ListParagraph"/>
+        <w:numPr>
+          <w:ilvl w:val="0"/>
+          <w:numId w:val="2"/>
+        </w:numPr>
+        <w:spacing w:line="360" w:lineRule="auto"/>
+        <w:ind w:right="480"/>
+        <w:rPr>
+          <w:rFonts w:ascii="Times New Roman" w:hAnsi="Times New Roman" w:cs="Times New Roman"/>
+          <w:lang w:val="en-MY"/>
+        </w:rPr>
+      </w:pPr>
+      <w:r>
+        <w:rPr>
+          <w:rFonts w:ascii="Times New Roman" w:hAnsi="Times New Roman" w:cs="Times New Roman"/>
+          <w:lang w:val="en-MY"/>
+        </w:rPr>
+        <w:t>Nearby trai</w:t>
+      </w:r>
+      <w:r>
+        <w:rPr>
+          <w:rFonts w:ascii="Times New Roman" w:hAnsi="Times New Roman" w:cs="Times New Roman"/>
+          <w:lang w:val="en-MY"/>
+        </w:rPr>
+        <w:t>ls are other trail entities in the system.</w:t>
+      </w:r>
+    </w:p>
+    <w:p>
+      <w:pPr>
+        <w:pStyle w:val="ListParagraph"/>
+        <w:numPr>
+          <w:ilvl w:val="0"/>
+          <w:numId w:val="2"/>
+        </w:numPr>
+        <w:spacing w:line="360" w:lineRule="auto"/>
+        <w:ind w:right="480"/>
+        <w:rPr>
+          <w:rFonts w:ascii="Times New Roman" w:hAnsi="Times New Roman" w:cs="Times New Roman"/>
+          <w:lang w:val="en-MY"/>
+        </w:rPr>
+      </w:pPr>
+      <w:r>
+        <w:rPr>
+          <w:rFonts w:ascii="Times New Roman" w:hAnsi="Times New Roman" w:cs="Times New Roman"/>
+          <w:lang w:val="en-MY"/>
+        </w:rPr>
+        <w:t>Frequently Asked Questions items are specific to each trail.</w:t>
+      </w:r>
+    </w:p>
+    <w:p>
+      <w:pPr>
+        <w:pStyle w:val="Heading2"/>
+      </w:pPr>
+      <w:bookmarkStart w:id="5" w:name="_Toc214533862"/>
+      <w:r>
+        <w:t xml:space="preserve">1.2 </w:t>
+      </w:r>
+      <w:r>
+        <w:t xml:space="preserve">Extracted Attributes from </w:t>
       </w:r>
       <w:proofErr w:type="spellStart"/>
       <w:r>
-        <w:rPr>
-          <w:rFonts w:ascii="Times New Roman" w:hAnsi="Times New Roman" w:cs="Times New Roman"/>
-        </w:rPr>
-        <w:t>TrailService</w:t>
+        <w:t>Plymbridge</w:t>
       </w:r>
       <w:proofErr w:type="spellEnd"/>
       <w:r>
-        <w:rPr>
-          <w:rFonts w:ascii="Times New Roman" w:hAnsi="Times New Roman" w:cs="Times New Roman"/>
-        </w:rPr>
-        <w:t xml:space="preserve"> provides the primary data model and CRUD operations needed to store and retrieve structured information about trails. Each trail consists of a series of location points, descriptive and environmental information, metadata </w:t>
-      </w:r>
-      <w:r>
-        <w:rPr>
-          <w:rFonts w:ascii="Times New Roman" w:hAnsi="Times New Roman" w:cs="Times New Roman"/>
+        <w:t xml:space="preserve"> Circular Trail</w:t>
+      </w:r>
+      <w:bookmarkEnd w:id="5"/>
+    </w:p>
+    <w:p>
+      <w:pPr>
+        <w:spacing w:line="360" w:lineRule="auto"/>
+        <w:ind w:right="480"/>
+        <w:rPr>
+          <w:rFonts w:ascii="Times New Roman" w:hAnsi="Times New Roman" w:cs="Times New Roman"/>
+        </w:rPr>
+      </w:pPr>
+      <w:r>
+        <w:rPr>
+          <w:rFonts w:ascii="Times New Roman" w:hAnsi="Times New Roman" w:cs="Times New Roman"/>
+        </w:rPr>
+        <w:t xml:space="preserve">From the trail page: </w:t>
+      </w:r>
+    </w:p>
+    <w:p>
+      <w:pPr>
+        <w:pStyle w:val="ListParagraph"/>
+        <w:numPr>
+          <w:ilvl w:val="0"/>
+          <w:numId w:val="3"/>
+        </w:numPr>
+        <w:spacing w:line="360" w:lineRule="auto"/>
+        <w:ind w:right="480"/>
+        <w:rPr>
+          <w:rFonts w:ascii="Times New Roman" w:hAnsi="Times New Roman" w:cs="Times New Roman"/>
+          <w:lang w:val="en-MY"/>
+        </w:rPr>
+      </w:pPr>
+      <w:r>
+        <w:rPr>
+          <w:rFonts w:ascii="Times New Roman" w:hAnsi="Times New Roman" w:cs="Times New Roman"/>
+          <w:lang w:val="en-MY"/>
+        </w:rPr>
+        <w:t>Trail name: "</w:t>
+      </w:r>
+      <w:proofErr w:type="spellStart"/>
+      <w:r>
+        <w:rPr>
+          <w:rFonts w:ascii="Times New Roman" w:hAnsi="Times New Roman" w:cs="Times New Roman"/>
+          <w:lang w:val="en-MY"/>
+        </w:rPr>
+        <w:t>Plymbridge</w:t>
+      </w:r>
+      <w:proofErr w:type="spellEnd"/>
+      <w:r>
+        <w:rPr>
+          <w:rFonts w:ascii="Times New Roman" w:hAnsi="Times New Roman" w:cs="Times New Roman"/>
+          <w:lang w:val="en-MY"/>
+        </w:rPr>
+        <w:t xml:space="preserve"> Circular"</w:t>
+      </w:r>
+    </w:p>
+    <w:p>
+      <w:pPr>
+        <w:pStyle w:val="ListParagraph"/>
+        <w:numPr>
+          <w:ilvl w:val="0"/>
+          <w:numId w:val="3"/>
+        </w:numPr>
+        <w:spacing w:line="360" w:lineRule="auto"/>
+        <w:ind w:right="480"/>
+        <w:rPr>
+          <w:rFonts w:ascii="Times New Roman" w:hAnsi="Times New Roman" w:cs="Times New Roman"/>
+          <w:lang w:val="en-MY"/>
+        </w:rPr>
+      </w:pPr>
+      <w:r>
+        <w:rPr>
+          <w:rFonts w:ascii="Times New Roman" w:hAnsi="Times New Roman" w:cs="Times New Roman"/>
+          <w:lang w:val="en-MY"/>
+        </w:rPr>
+        <w:t>Rating: 4.7</w:t>
+      </w:r>
+    </w:p>
+    <w:p>
+      <w:pPr>
+        <w:pStyle w:val="ListParagraph"/>
+        <w:numPr>
+          <w:ilvl w:val="0"/>
+          <w:numId w:val="3"/>
+        </w:numPr>
+        <w:spacing w:line="360" w:lineRule="auto"/>
+        <w:ind w:right="480"/>
+        <w:rPr>
+          <w:rFonts w:ascii="Times New Roman" w:hAnsi="Times New Roman" w:cs="Times New Roman"/>
+          <w:lang w:val="en-MY"/>
+        </w:rPr>
+      </w:pPr>
+      <w:r>
+        <w:rPr>
+          <w:rFonts w:ascii="Times New Roman" w:hAnsi="Times New Roman" w:cs="Times New Roman"/>
+          <w:lang w:val="en-MY"/>
+        </w:rPr>
+        <w:t>Difficulty: "Easy"</w:t>
+      </w:r>
+    </w:p>
+    <w:p>
+      <w:pPr>
+        <w:pStyle w:val="ListParagraph"/>
+        <w:numPr>
+          <w:ilvl w:val="0"/>
+          <w:numId w:val="3"/>
+        </w:numPr>
+        <w:spacing w:line="360" w:lineRule="auto"/>
+        <w:ind w:right="480"/>
+        <w:rPr>
+          <w:rFonts w:ascii="Times New Roman" w:hAnsi="Times New Roman" w:cs="Times New Roman"/>
+          <w:lang w:val="en-MY"/>
+        </w:rPr>
+      </w:pPr>
+      <w:r>
+        <w:rPr>
+          <w:rFonts w:ascii="Times New Roman" w:hAnsi="Times New Roman" w:cs="Times New Roman"/>
+          <w:lang w:val="en-MY"/>
+        </w:rPr>
+        <w:t>Location: "Plymouth, Devon, England"</w:t>
+      </w:r>
+    </w:p>
+    <w:p>
+      <w:pPr>
+        <w:pStyle w:val="ListParagraph"/>
+        <w:numPr>
+          <w:ilvl w:val="0"/>
+          <w:numId w:val="3"/>
+        </w:numPr>
+        <w:spacing w:line="360" w:lineRule="auto"/>
+        <w:ind w:right="480"/>
+        <w:rPr>
+          <w:rFonts w:ascii="Times New Roman" w:hAnsi="Times New Roman" w:cs="Times New Roman"/>
+          <w:lang w:val="en-MY"/>
+        </w:rPr>
+      </w:pPr>
+      <w:r>
+        <w:rPr>
+          <w:rFonts w:ascii="Times New Roman" w:hAnsi="Times New Roman" w:cs="Times New Roman"/>
+          <w:lang w:val="en-MY"/>
+        </w:rPr>
+        <w:t>Length: 5 km</w:t>
+      </w:r>
+    </w:p>
+    <w:p>
+      <w:pPr>
+        <w:pStyle w:val="ListParagraph"/>
+        <w:numPr>
+          <w:ilvl w:val="0"/>
+          <w:numId w:val="3"/>
+        </w:numPr>
+        <w:spacing w:line="360" w:lineRule="auto"/>
+        <w:ind w:right="480"/>
+        <w:rPr>
+          <w:rFonts w:ascii="Times New Roman" w:hAnsi="Times New Roman" w:cs="Times New Roman"/>
+          <w:lang w:val="en-MY"/>
+        </w:rPr>
+      </w:pPr>
+      <w:r>
+        <w:rPr>
+          <w:rFonts w:ascii="Times New Roman" w:hAnsi="Times New Roman" w:cs="Times New Roman"/>
+          <w:lang w:val="en-MY"/>
+        </w:rPr>
+        <w:t>Elevation gain: 147 m</w:t>
+      </w:r>
+    </w:p>
+    <w:p>
+      <w:pPr>
+        <w:pStyle w:val="ListParagraph"/>
+        <w:numPr>
+          <w:ilvl w:val="0"/>
+          <w:numId w:val="3"/>
+        </w:numPr>
+        <w:spacing w:line="360" w:lineRule="auto"/>
+        <w:ind w:right="480"/>
+        <w:rPr>
+          <w:rFonts w:ascii="Times New Roman" w:hAnsi="Times New Roman" w:cs="Times New Roman"/>
+          <w:lang w:val="en-MY"/>
+        </w:rPr>
+      </w:pPr>
+      <w:r>
+        <w:rPr>
+          <w:rFonts w:ascii="Times New Roman" w:hAnsi="Times New Roman" w:cs="Times New Roman"/>
+          <w:lang w:val="en-MY"/>
+        </w:rPr>
+        <w:t>Estimated time: 1.5-2 hr</w:t>
+      </w:r>
+    </w:p>
+    <w:p>
+      <w:pPr>
+        <w:pStyle w:val="ListParagraph"/>
+        <w:numPr>
+          <w:ilvl w:val="0"/>
+          <w:numId w:val="3"/>
+        </w:numPr>
+        <w:spacing w:line="360" w:lineRule="auto"/>
+        <w:ind w:right="480"/>
+        <w:rPr>
+          <w:rFonts w:ascii="Times New Roman" w:hAnsi="Times New Roman" w:cs="Times New Roman"/>
+          <w:lang w:val="en-MY"/>
+        </w:rPr>
+      </w:pPr>
+      <w:r>
+        <w:rPr>
+          <w:rFonts w:ascii="Times New Roman" w:hAnsi="Times New Roman" w:cs="Times New Roman"/>
+          <w:lang w:val="en-MY"/>
         </w:rPr>
         <w:lastRenderedPageBreak/>
-        <w:t xml:space="preserve">such as distance and elevation, and links to other relevant trail characteristics. The micro-service also ensures that trails are owned by authenticated users through integration with the existing Authenticator API provided by the University of Plymouth. This ensures appropriate user identity validation without re-implementing authentication within the micro-service. Through its database design and API functions, the </w:t>
+        <w:t>Loop status: Yes</w:t>
+      </w:r>
+    </w:p>
+    <w:p>
+      <w:pPr>
+        <w:pStyle w:val="ListParagraph"/>
+        <w:numPr>
+          <w:ilvl w:val="0"/>
+          <w:numId w:val="3"/>
+        </w:numPr>
+        <w:spacing w:line="360" w:lineRule="auto"/>
+        <w:ind w:right="480"/>
+        <w:rPr>
+          <w:rFonts w:ascii="Times New Roman" w:hAnsi="Times New Roman" w:cs="Times New Roman"/>
+          <w:lang w:val="en-MY"/>
+        </w:rPr>
+      </w:pPr>
+      <w:r>
+        <w:rPr>
+          <w:rFonts w:ascii="Times New Roman" w:hAnsi="Times New Roman" w:cs="Times New Roman"/>
+          <w:lang w:val="en-MY"/>
+        </w:rPr>
+        <w:t>Description text</w:t>
+      </w:r>
+    </w:p>
+    <w:p>
+      <w:pPr>
+        <w:pStyle w:val="ListParagraph"/>
+        <w:numPr>
+          <w:ilvl w:val="0"/>
+          <w:numId w:val="3"/>
+        </w:numPr>
+        <w:spacing w:line="360" w:lineRule="auto"/>
+        <w:ind w:right="480"/>
+        <w:rPr>
+          <w:rFonts w:ascii="Times New Roman" w:hAnsi="Times New Roman" w:cs="Times New Roman"/>
+          <w:lang w:val="en-MY"/>
+        </w:rPr>
+      </w:pPr>
+      <w:r>
+        <w:rPr>
+          <w:rFonts w:ascii="Times New Roman" w:hAnsi="Times New Roman" w:cs="Times New Roman"/>
+          <w:lang w:val="en-MY"/>
+        </w:rPr>
+        <w:t>Top sight: River Plym (River)</w:t>
+      </w:r>
+    </w:p>
+    <w:p>
+      <w:pPr>
+        <w:pStyle w:val="ListParagraph"/>
+        <w:numPr>
+          <w:ilvl w:val="0"/>
+          <w:numId w:val="3"/>
+        </w:numPr>
+        <w:spacing w:line="360" w:lineRule="auto"/>
+        <w:ind w:right="480"/>
+        <w:rPr>
+          <w:rFonts w:ascii="Times New Roman" w:hAnsi="Times New Roman" w:cs="Times New Roman"/>
+          <w:lang w:val="en-MY"/>
+        </w:rPr>
+      </w:pPr>
+      <w:r>
+        <w:rPr>
+          <w:rFonts w:ascii="Times New Roman" w:hAnsi="Times New Roman" w:cs="Times New Roman"/>
+          <w:lang w:val="en-MY"/>
+        </w:rPr>
+        <w:t>Plan your visit features: Dog-friendly, Kid-friendly, Partially paved, Caves, Forests, Birding</w:t>
+      </w:r>
+    </w:p>
+    <w:p>
+      <w:pPr>
+        <w:pStyle w:val="ListParagraph"/>
+        <w:numPr>
+          <w:ilvl w:val="0"/>
+          <w:numId w:val="3"/>
+        </w:numPr>
+        <w:spacing w:line="360" w:lineRule="auto"/>
+        <w:ind w:right="480"/>
+        <w:rPr>
+          <w:rFonts w:ascii="Times New Roman" w:hAnsi="Times New Roman" w:cs="Times New Roman"/>
+          <w:lang w:val="en-MY"/>
+        </w:rPr>
+      </w:pPr>
+      <w:r>
+        <w:rPr>
+          <w:rFonts w:ascii="Times New Roman" w:hAnsi="Times New Roman" w:cs="Times New Roman"/>
+          <w:lang w:val="en-MY"/>
+        </w:rPr>
+        <w:t>Weather forecast data (dates, temperatures, conditions, times)</w:t>
+      </w:r>
+    </w:p>
+    <w:p>
+      <w:pPr>
+        <w:pStyle w:val="ListParagraph"/>
+        <w:numPr>
+          <w:ilvl w:val="0"/>
+          <w:numId w:val="3"/>
+        </w:numPr>
+        <w:spacing w:line="360" w:lineRule="auto"/>
+        <w:ind w:right="480"/>
+        <w:rPr>
+          <w:rFonts w:ascii="Times New Roman" w:hAnsi="Times New Roman" w:cs="Times New Roman"/>
+          <w:lang w:val="en-MY"/>
+        </w:rPr>
+      </w:pPr>
+      <w:r>
+        <w:rPr>
+          <w:rFonts w:ascii="Times New Roman" w:hAnsi="Times New Roman" w:cs="Times New Roman"/>
+          <w:lang w:val="en-MY"/>
+        </w:rPr>
+        <w:t xml:space="preserve">Nearby trails: </w:t>
       </w:r>
       <w:proofErr w:type="spellStart"/>
       <w:r>
         <w:rPr>
           <w:rFonts w:ascii="Times New Roman" w:hAnsi="Times New Roman" w:cs="Times New Roman"/>
-        </w:rPr>
-        <w:t>TrailService</w:t>
+          <w:lang w:val="en-MY"/>
+        </w:rPr>
+        <w:t>Shaugh</w:t>
       </w:r>
       <w:proofErr w:type="spellEnd"/>
       <w:r>
         <w:rPr>
           <w:rFonts w:ascii="Times New Roman" w:hAnsi="Times New Roman" w:cs="Times New Roman"/>
-        </w:rPr>
-        <w:t xml:space="preserve"> acts as a reliable, secure and scalable foundation for presenting trail information to end-users while supporting the broader functionality of the Trail Application.</w:t>
-      </w:r>
-    </w:p>
-    <w:p>
-      <w:pPr>
-        <w:spacing w:line="360" w:lineRule="auto"/>
-        <w:ind w:right="480"/>
-        <w:rPr>
-          <w:rFonts w:ascii="Times New Roman" w:hAnsi="Times New Roman" w:cs="Times New Roman"/>
-        </w:rPr>
-      </w:pPr>
-    </w:p>
-    <w:p>
-      <w:pPr>
-        <w:spacing w:line="360" w:lineRule="auto"/>
-        <w:ind w:right="480"/>
-        <w:rPr>
-          <w:rFonts w:ascii="Times New Roman" w:hAnsi="Times New Roman" w:cs="Times New Roman"/>
-        </w:rPr>
-      </w:pPr>
-      <w:r>
-        <w:rPr>
-          <w:rFonts w:ascii="Times New Roman" w:hAnsi="Times New Roman" w:cs="Times New Roman"/>
-        </w:rPr>
-        <w:t>Design</w:t>
-      </w:r>
-    </w:p>
-    <w:p>
-      <w:pPr>
-        <w:spacing w:line="360" w:lineRule="auto"/>
-        <w:ind w:right="480"/>
-        <w:rPr>
-          <w:rFonts w:ascii="Times New Roman" w:hAnsi="Times New Roman" w:cs="Times New Roman"/>
-        </w:rPr>
-      </w:pPr>
-      <w:r>
-        <w:rPr>
-          <w:rFonts w:ascii="Times New Roman" w:hAnsi="Times New Roman" w:cs="Times New Roman"/>
-        </w:rPr>
-        <w:t xml:space="preserve">The design of the </w:t>
+          <w:lang w:val="en-MY"/>
+        </w:rPr>
+        <w:t xml:space="preserve"> Bridge/</w:t>
       </w:r>
       <w:proofErr w:type="spellStart"/>
       <w:r>
         <w:rPr>
           <w:rFonts w:ascii="Times New Roman" w:hAnsi="Times New Roman" w:cs="Times New Roman"/>
-        </w:rPr>
-        <w:t>TrailService</w:t>
+          <w:lang w:val="en-MY"/>
+        </w:rPr>
+        <w:t>Dewerstone</w:t>
       </w:r>
       <w:proofErr w:type="spellEnd"/>
       <w:r>
         <w:rPr>
           <w:rFonts w:ascii="Times New Roman" w:hAnsi="Times New Roman" w:cs="Times New Roman"/>
-        </w:rPr>
-        <w:t xml:space="preserve"> micro-service follows a structured, iterative approach beginning with the high-level understanding of the Trail Application, progressing through conceptual modelling, and culminating in the detailed relational schema and RESTful API architecture needed to support the system. At the highest level, the Trail Application operates as a micro-service ecosystem in which each micro-service has a clear and focused responsibility. </w:t>
-      </w:r>
-      <w:proofErr w:type="gramStart"/>
-      <w:r>
-        <w:rPr>
-          <w:rFonts w:ascii="Times New Roman" w:hAnsi="Times New Roman" w:cs="Times New Roman"/>
-        </w:rPr>
-        <w:t xml:space="preserve">The </w:t>
+          <w:lang w:val="en-MY"/>
+        </w:rPr>
+        <w:t>/</w:t>
       </w:r>
       <w:proofErr w:type="spellStart"/>
       <w:r>
         <w:rPr>
           <w:rFonts w:ascii="Times New Roman" w:hAnsi="Times New Roman" w:cs="Times New Roman"/>
-        </w:rPr>
-        <w:t>TrailService</w:t>
+          <w:lang w:val="en-MY"/>
+        </w:rPr>
+        <w:t>Cadover</w:t>
       </w:r>
       <w:proofErr w:type="spellEnd"/>
-      <w:proofErr w:type="gramEnd"/>
-      <w:r>
-        <w:rPr>
-          <w:rFonts w:ascii="Times New Roman" w:hAnsi="Times New Roman" w:cs="Times New Roman"/>
-        </w:rPr>
-        <w:t xml:space="preserve"> is specifically responsible for managing trail-related data, such as trail metadata, ownership information, and sequences of geospatial location points. This separation of concerns ensures loose coupling and high cohesion, enabling the overall system to scale and evolve effectively.</w:t>
-      </w:r>
-    </w:p>
-    <w:p>
-      <w:pPr>
-        <w:spacing w:line="360" w:lineRule="auto"/>
-        <w:ind w:right="480"/>
-        <w:rPr>
-          <w:rFonts w:ascii="Times New Roman" w:hAnsi="Times New Roman" w:cs="Times New Roman"/>
-        </w:rPr>
-      </w:pPr>
-    </w:p>
-    <w:p>
-      <w:pPr>
-        <w:spacing w:line="360" w:lineRule="auto"/>
-        <w:ind w:right="480"/>
-        <w:rPr>
-          <w:rFonts w:ascii="Times New Roman" w:hAnsi="Times New Roman" w:cs="Times New Roman"/>
-        </w:rPr>
-      </w:pPr>
-      <w:r>
-        <w:rPr>
-          <w:rFonts w:ascii="Times New Roman" w:hAnsi="Times New Roman" w:cs="Times New Roman"/>
-        </w:rPr>
-        <w:t xml:space="preserve">The design process began with the initial ERD produced during CW1, which captured the foundational entities derived from </w:t>
+      <w:r>
+        <w:rPr>
+          <w:rFonts w:ascii="Times New Roman" w:hAnsi="Times New Roman" w:cs="Times New Roman"/>
+          <w:lang w:val="en-MY"/>
+        </w:rPr>
+        <w:t xml:space="preserve"> Circular, </w:t>
       </w:r>
       <w:proofErr w:type="spellStart"/>
       <w:r>
         <w:rPr>
           <w:rFonts w:ascii="Times New Roman" w:hAnsi="Times New Roman" w:cs="Times New Roman"/>
-        </w:rPr>
-        <w:t>normalising</w:t>
+          <w:lang w:val="en-MY"/>
+        </w:rPr>
+        <w:t>Saltram</w:t>
       </w:r>
       <w:proofErr w:type="spellEnd"/>
       <w:r>
         <w:rPr>
           <w:rFonts w:ascii="Times New Roman" w:hAnsi="Times New Roman" w:cs="Times New Roman"/>
-        </w:rPr>
-        <w:t xml:space="preserve"> real-world trail data to Third Normal Form (3NF). This ERD was then refined during CW2 to incorporate micro-service-level requirements such as user ownership, CRUD operations, integration with the Authenticator API, and RESTful accessibility. In this iteration, the Trail, </w:t>
+          <w:lang w:val="en-MY"/>
+        </w:rPr>
+        <w:t xml:space="preserve"> House Woodland and Riverside Circular, </w:t>
       </w:r>
       <w:proofErr w:type="spellStart"/>
       <w:r>
         <w:rPr>
           <w:rFonts w:ascii="Times New Roman" w:hAnsi="Times New Roman" w:cs="Times New Roman"/>
-        </w:rPr>
-        <w:t>LocationPoint</w:t>
+          <w:lang w:val="en-MY"/>
+        </w:rPr>
+        <w:t>Plymbridge</w:t>
       </w:r>
       <w:proofErr w:type="spellEnd"/>
       <w:r>
         <w:rPr>
           <w:rFonts w:ascii="Times New Roman" w:hAnsi="Times New Roman" w:cs="Times New Roman"/>
+          <w:lang w:val="en-MY"/>
+        </w:rPr>
+        <w:t xml:space="preserve"> Old Canal and River Walk</w:t>
+      </w:r>
+    </w:p>
+    <w:p>
+      <w:pPr>
+        <w:pStyle w:val="ListParagraph"/>
+        <w:numPr>
+          <w:ilvl w:val="0"/>
+          <w:numId w:val="3"/>
+        </w:numPr>
+        <w:spacing w:line="360" w:lineRule="auto"/>
+        <w:ind w:right="480"/>
+        <w:rPr>
+          <w:rFonts w:ascii="Times New Roman" w:hAnsi="Times New Roman" w:cs="Times New Roman"/>
+          <w:lang w:val="en-MY"/>
+        </w:rPr>
+      </w:pPr>
+      <w:r>
+        <w:rPr>
+          <w:rFonts w:ascii="Times New Roman" w:hAnsi="Times New Roman" w:cs="Times New Roman"/>
+          <w:lang w:val="en-MY"/>
+        </w:rPr>
+        <w:t>FAQ questions and answers</w:t>
+      </w:r>
+    </w:p>
+    <w:p>
+      <w:pPr>
+        <w:pStyle w:val="Heading2"/>
+      </w:pPr>
+      <w:bookmarkStart w:id="6" w:name="_Toc214533863"/>
+      <w:r>
+        <w:t xml:space="preserve">1.3 </w:t>
+      </w:r>
+      <w:r>
+        <w:t>Un-normalised Form (UNF)</w:t>
+      </w:r>
+      <w:bookmarkEnd w:id="6"/>
+    </w:p>
+    <w:p>
+      <w:pPr>
+        <w:spacing w:line="360" w:lineRule="auto"/>
+        <w:ind w:right="480"/>
+        <w:rPr>
+          <w:rFonts w:ascii="Times New Roman" w:hAnsi="Times New Roman" w:cs="Times New Roman"/>
+          <w:lang w:val="en-MY"/>
+        </w:rPr>
+      </w:pPr>
+      <w:r>
+        <w:rPr>
+          <w:rFonts w:ascii="Times New Roman" w:hAnsi="Times New Roman" w:cs="Times New Roman"/>
+          <w:lang w:val="en-MY"/>
+        </w:rPr>
+        <w:t>The raw data structure got repeating groups and multi-valued attributes (refer to Appendix A). Pr</w:t>
+      </w:r>
+      <w:r>
+        <w:rPr>
+          <w:rFonts w:ascii="Times New Roman" w:hAnsi="Times New Roman" w:cs="Times New Roman"/>
+          <w:lang w:val="en-MY"/>
+        </w:rPr>
+        <w:t>oblems include multi-valued suitability features, nested weather data</w:t>
+      </w:r>
+      <w:r>
+        <w:rPr>
+          <w:rFonts w:ascii="Times New Roman" w:hAnsi="Times New Roman" w:cs="Times New Roman"/>
+          <w:lang w:val="en-MY"/>
+        </w:rPr>
+        <w:t xml:space="preserve"> and redundant nearby trail information.</w:t>
+      </w:r>
+    </w:p>
+    <w:p>
+      <w:pPr>
+        <w:pStyle w:val="Heading2"/>
+      </w:pPr>
+      <w:bookmarkStart w:id="7" w:name="_Toc214533864"/>
+      <w:r>
+        <w:t xml:space="preserve">1.4 </w:t>
+      </w:r>
+      <w:r>
+        <w:t>First Normal Form (1NF)</w:t>
+      </w:r>
+      <w:bookmarkEnd w:id="7"/>
+    </w:p>
+    <w:p>
+      <w:pPr>
+        <w:spacing w:line="360" w:lineRule="auto"/>
+        <w:ind w:right="480"/>
+        <w:rPr>
+          <w:rFonts w:ascii="Times New Roman" w:hAnsi="Times New Roman" w:cs="Times New Roman"/>
+          <w:lang w:val="en-MY"/>
+        </w:rPr>
+      </w:pPr>
+      <w:r>
+        <w:rPr>
+          <w:rFonts w:ascii="Times New Roman" w:hAnsi="Times New Roman" w:cs="Times New Roman"/>
+          <w:lang w:val="en-MY"/>
+        </w:rPr>
+        <w:t>Eliminated repeating groups and ensured atomic values (refer to Appendix B).</w:t>
+      </w:r>
+    </w:p>
+    <w:p>
+      <w:pPr>
+        <w:spacing w:line="360" w:lineRule="auto"/>
+        <w:ind w:right="480"/>
+        <w:rPr>
+          <w:rFonts w:ascii="Times New Roman" w:hAnsi="Times New Roman" w:cs="Times New Roman"/>
+          <w:lang w:val="en-MY"/>
+        </w:rPr>
+      </w:pPr>
+      <w:r>
+        <w:rPr>
+          <w:rFonts w:ascii="Times New Roman" w:hAnsi="Times New Roman" w:cs="Times New Roman"/>
+          <w:lang w:val="en-MY"/>
+        </w:rPr>
+        <w:t xml:space="preserve">Highlighted changes: </w:t>
+      </w:r>
+    </w:p>
+    <w:p>
+      <w:pPr>
+        <w:spacing w:line="360" w:lineRule="auto"/>
+        <w:ind w:right="480"/>
+        <w:rPr>
+          <w:rFonts w:ascii="Times New Roman" w:hAnsi="Times New Roman" w:cs="Times New Roman" w:hint="eastAsia"/>
+          <w:lang w:val="en-MY"/>
+        </w:rPr>
+      </w:pPr>
+      <w:r>
+        <w:rPr>
+          <w:rFonts w:ascii="Times New Roman" w:hAnsi="Times New Roman" w:cs="Times New Roman" w:hint="eastAsia"/>
+          <w:lang w:val="en-MY"/>
+        </w:rPr>
+        <w:t xml:space="preserve">Suitability Features </w:t>
+      </w:r>
+      <w:r>
+        <w:rPr>
+          <w:rFonts w:ascii="Times New Roman" w:hAnsi="Times New Roman" w:cs="Times New Roman" w:hint="eastAsia"/>
+          <w:lang w:val="en-MY"/>
+        </w:rPr>
+        <w:t>→</w:t>
+      </w:r>
+      <w:r>
+        <w:rPr>
+          <w:rFonts w:ascii="Times New Roman" w:hAnsi="Times New Roman" w:cs="Times New Roman" w:hint="eastAsia"/>
+          <w:lang w:val="en-MY"/>
+        </w:rPr>
+        <w:t xml:space="preserve"> </w:t>
+      </w:r>
+      <w:proofErr w:type="spellStart"/>
+      <w:r>
+        <w:rPr>
+          <w:rFonts w:ascii="Times New Roman" w:hAnsi="Times New Roman" w:cs="Times New Roman" w:hint="eastAsia"/>
+          <w:lang w:val="en-MY"/>
+        </w:rPr>
+        <w:t>TrailSuitability</w:t>
+      </w:r>
+      <w:proofErr w:type="spellEnd"/>
+      <w:r>
+        <w:rPr>
+          <w:rFonts w:ascii="Times New Roman" w:hAnsi="Times New Roman" w:cs="Times New Roman" w:hint="eastAsia"/>
+          <w:lang w:val="en-MY"/>
+        </w:rPr>
+        <w:t xml:space="preserve"> table (Table B.3): Six separate records instead of comma-separated values.</w:t>
+      </w:r>
+    </w:p>
+    <w:p>
+      <w:pPr>
+        <w:spacing w:line="360" w:lineRule="auto"/>
+        <w:ind w:right="480"/>
+        <w:rPr>
+          <w:rFonts w:ascii="Times New Roman" w:hAnsi="Times New Roman" w:cs="Times New Roman" w:hint="eastAsia"/>
+          <w:lang w:val="en-MY"/>
+        </w:rPr>
+      </w:pPr>
+      <w:r>
+        <w:rPr>
+          <w:rFonts w:ascii="Times New Roman" w:hAnsi="Times New Roman" w:cs="Times New Roman" w:hint="eastAsia"/>
+          <w:lang w:val="en-MY"/>
+        </w:rPr>
+        <w:t xml:space="preserve">Weather Data </w:t>
+      </w:r>
+      <w:r>
+        <w:rPr>
+          <w:rFonts w:ascii="Times New Roman" w:hAnsi="Times New Roman" w:cs="Times New Roman" w:hint="eastAsia"/>
+          <w:lang w:val="en-MY"/>
+        </w:rPr>
+        <w:t>→</w:t>
+      </w:r>
+      <w:r>
+        <w:rPr>
+          <w:rFonts w:ascii="Times New Roman" w:hAnsi="Times New Roman" w:cs="Times New Roman" w:hint="eastAsia"/>
+          <w:lang w:val="en-MY"/>
+        </w:rPr>
+        <w:t xml:space="preserve"> </w:t>
+      </w:r>
+      <w:proofErr w:type="spellStart"/>
+      <w:r>
+        <w:rPr>
+          <w:rFonts w:ascii="Times New Roman" w:hAnsi="Times New Roman" w:cs="Times New Roman" w:hint="eastAsia"/>
+          <w:lang w:val="en-MY"/>
+        </w:rPr>
+        <w:t>WeatherForecast</w:t>
+      </w:r>
+      <w:proofErr w:type="spellEnd"/>
+      <w:r>
+        <w:rPr>
+          <w:rFonts w:ascii="Times New Roman" w:hAnsi="Times New Roman" w:cs="Times New Roman" w:hint="eastAsia"/>
+          <w:lang w:val="en-MY"/>
+        </w:rPr>
+        <w:t xml:space="preserve"> table (Table B.4): Composite key (</w:t>
+      </w:r>
+      <w:proofErr w:type="spellStart"/>
+      <w:r>
+        <w:rPr>
+          <w:rFonts w:ascii="Times New Roman" w:hAnsi="Times New Roman" w:cs="Times New Roman" w:hint="eastAsia"/>
+          <w:lang w:val="en-MY"/>
+        </w:rPr>
+        <w:t>trail_id</w:t>
+      </w:r>
+      <w:proofErr w:type="spellEnd"/>
+      <w:r>
+        <w:rPr>
+          <w:rFonts w:ascii="Times New Roman" w:hAnsi="Times New Roman" w:cs="Times New Roman" w:hint="eastAsia"/>
+          <w:lang w:val="en-MY"/>
         </w:rPr>
         <w:t xml:space="preserve">, </w:t>
       </w:r>
       <w:proofErr w:type="spellStart"/>
       <w:r>
         <w:rPr>
-          <w:rFonts w:ascii="Times New Roman" w:hAnsi="Times New Roman" w:cs="Times New Roman"/>
-        </w:rPr>
-        <w:t>UserTrailOwnership</w:t>
+          <w:rFonts w:ascii="Times New Roman" w:hAnsi="Times New Roman" w:cs="Times New Roman" w:hint="eastAsia"/>
+          <w:lang w:val="en-MY"/>
+        </w:rPr>
+        <w:t>weather_date</w:t>
       </w:r>
       <w:proofErr w:type="spellEnd"/>
       <w:r>
         <w:rPr>
-          <w:rFonts w:ascii="Times New Roman" w:hAnsi="Times New Roman" w:cs="Times New Roman"/>
-        </w:rPr>
-        <w:t xml:space="preserve">, and supporting lookup tables were explicitly modelled to reflect the service’s operational needs. The final logical ERD </w:t>
+          <w:rFonts w:ascii="Times New Roman" w:hAnsi="Times New Roman" w:cs="Times New Roman" w:hint="eastAsia"/>
+          <w:lang w:val="en-MY"/>
+        </w:rPr>
+        <w:t xml:space="preserve">, </w:t>
       </w:r>
       <w:proofErr w:type="spellStart"/>
       <w:r>
         <w:rPr>
-          <w:rFonts w:ascii="Times New Roman" w:hAnsi="Times New Roman" w:cs="Times New Roman"/>
-        </w:rPr>
-        <w:t>organises</w:t>
+          <w:rFonts w:ascii="Times New Roman" w:hAnsi="Times New Roman" w:cs="Times New Roman" w:hint="eastAsia"/>
+          <w:lang w:val="en-MY"/>
+        </w:rPr>
+        <w:t>weather_time</w:t>
       </w:r>
       <w:proofErr w:type="spellEnd"/>
       <w:r>
         <w:rPr>
-          <w:rFonts w:ascii="Times New Roman" w:hAnsi="Times New Roman" w:cs="Times New Roman"/>
-        </w:rPr>
-        <w:t xml:space="preserve"> the system into clean, well-defined entities, resolves all many-to-many relationships, and ensures referential integrity across the database.</w:t>
-      </w:r>
-    </w:p>
-    <w:p>
-      <w:pPr>
-        <w:spacing w:line="360" w:lineRule="auto"/>
-        <w:ind w:right="480"/>
-        <w:rPr>
-          <w:rFonts w:ascii="Times New Roman" w:hAnsi="Times New Roman" w:cs="Times New Roman"/>
-        </w:rPr>
-      </w:pPr>
-    </w:p>
-    <w:p>
-      <w:pPr>
-        <w:spacing w:line="360" w:lineRule="auto"/>
-        <w:ind w:right="480"/>
-        <w:rPr>
-          <w:rFonts w:ascii="Times New Roman" w:hAnsi="Times New Roman" w:cs="Times New Roman"/>
-        </w:rPr>
-      </w:pPr>
-      <w:r>
-        <w:rPr>
-          <w:rFonts w:ascii="Times New Roman" w:hAnsi="Times New Roman" w:cs="Times New Roman"/>
+          <w:rFonts w:ascii="Times New Roman" w:hAnsi="Times New Roman" w:cs="Times New Roman" w:hint="eastAsia"/>
+          <w:lang w:val="en-MY"/>
+        </w:rPr>
+        <w:t>) flattens nested structure.</w:t>
+      </w:r>
+    </w:p>
+    <w:p>
+      <w:pPr>
+        <w:spacing w:line="360" w:lineRule="auto"/>
+        <w:ind w:right="480"/>
+        <w:rPr>
+          <w:rFonts w:ascii="Times New Roman" w:hAnsi="Times New Roman" w:cs="Times New Roman" w:hint="eastAsia"/>
+          <w:lang w:val="en-MY"/>
+        </w:rPr>
+      </w:pPr>
+      <w:r>
+        <w:rPr>
+          <w:rFonts w:ascii="Times New Roman" w:hAnsi="Times New Roman" w:cs="Times New Roman" w:hint="eastAsia"/>
+          <w:lang w:val="en-MY"/>
+        </w:rPr>
+        <w:t xml:space="preserve">Nearby Trails </w:t>
+      </w:r>
+      <w:r>
+        <w:rPr>
+          <w:rFonts w:ascii="Times New Roman" w:hAnsi="Times New Roman" w:cs="Times New Roman" w:hint="eastAsia"/>
+          <w:lang w:val="en-MY"/>
+        </w:rPr>
+        <w:t>→</w:t>
+      </w:r>
+      <w:r>
+        <w:rPr>
+          <w:rFonts w:ascii="Times New Roman" w:hAnsi="Times New Roman" w:cs="Times New Roman" w:hint="eastAsia"/>
+          <w:lang w:val="en-MY"/>
+        </w:rPr>
+        <w:t xml:space="preserve"> </w:t>
+      </w:r>
+      <w:proofErr w:type="spellStart"/>
+      <w:r>
+        <w:rPr>
+          <w:rFonts w:ascii="Times New Roman" w:hAnsi="Times New Roman" w:cs="Times New Roman" w:hint="eastAsia"/>
+          <w:lang w:val="en-MY"/>
+        </w:rPr>
+        <w:t>NearbyTrail</w:t>
+      </w:r>
+      <w:proofErr w:type="spellEnd"/>
+      <w:r>
+        <w:rPr>
+          <w:rFonts w:ascii="Times New Roman" w:hAnsi="Times New Roman" w:cs="Times New Roman" w:hint="eastAsia"/>
+          <w:lang w:val="en-MY"/>
+        </w:rPr>
+        <w:t xml:space="preserve"> table (Table B.5): Separate records for each proximity relationship.</w:t>
+      </w:r>
+    </w:p>
+    <w:p>
+      <w:pPr>
+        <w:spacing w:line="360" w:lineRule="auto"/>
+        <w:ind w:right="480"/>
+        <w:rPr>
+          <w:rFonts w:ascii="Times New Roman" w:hAnsi="Times New Roman" w:cs="Times New Roman" w:hint="eastAsia"/>
+          <w:lang w:val="en-MY"/>
+        </w:rPr>
+      </w:pPr>
+      <w:r>
+        <w:rPr>
+          <w:rFonts w:ascii="Times New Roman" w:hAnsi="Times New Roman" w:cs="Times New Roman" w:hint="eastAsia"/>
+          <w:lang w:val="en-MY"/>
+        </w:rPr>
+        <w:t xml:space="preserve">Top Sights </w:t>
+      </w:r>
+      <w:r>
+        <w:rPr>
+          <w:rFonts w:ascii="Times New Roman" w:hAnsi="Times New Roman" w:cs="Times New Roman" w:hint="eastAsia"/>
+          <w:lang w:val="en-MY"/>
+        </w:rPr>
+        <w:t>→</w:t>
+      </w:r>
+      <w:r>
+        <w:rPr>
+          <w:rFonts w:ascii="Times New Roman" w:hAnsi="Times New Roman" w:cs="Times New Roman" w:hint="eastAsia"/>
+          <w:lang w:val="en-MY"/>
+        </w:rPr>
+        <w:t xml:space="preserve"> </w:t>
+      </w:r>
+      <w:proofErr w:type="spellStart"/>
+      <w:r>
+        <w:rPr>
+          <w:rFonts w:ascii="Times New Roman" w:hAnsi="Times New Roman" w:cs="Times New Roman" w:hint="eastAsia"/>
+          <w:lang w:val="en-MY"/>
+        </w:rPr>
+        <w:t>TopSight</w:t>
+      </w:r>
+      <w:proofErr w:type="spellEnd"/>
+      <w:r>
+        <w:rPr>
+          <w:rFonts w:ascii="Times New Roman" w:hAnsi="Times New Roman" w:cs="Times New Roman" w:hint="eastAsia"/>
+          <w:lang w:val="en-MY"/>
+        </w:rPr>
+        <w:t xml:space="preserve"> table (Table B.2): Composite key (</w:t>
+      </w:r>
+      <w:proofErr w:type="spellStart"/>
+      <w:r>
+        <w:rPr>
+          <w:rFonts w:ascii="Times New Roman" w:hAnsi="Times New Roman" w:cs="Times New Roman" w:hint="eastAsia"/>
+          <w:lang w:val="en-MY"/>
+        </w:rPr>
+        <w:t>trail_id</w:t>
+      </w:r>
+      <w:proofErr w:type="spellEnd"/>
+      <w:r>
+        <w:rPr>
+          <w:rFonts w:ascii="Times New Roman" w:hAnsi="Times New Roman" w:cs="Times New Roman" w:hint="eastAsia"/>
+          <w:lang w:val="en-MY"/>
+        </w:rPr>
+        <w:t xml:space="preserve">, </w:t>
+      </w:r>
+      <w:proofErr w:type="spellStart"/>
+      <w:r>
+        <w:rPr>
+          <w:rFonts w:ascii="Times New Roman" w:hAnsi="Times New Roman" w:cs="Times New Roman" w:hint="eastAsia"/>
+          <w:lang w:val="en-MY"/>
+        </w:rPr>
+        <w:t>sight_name</w:t>
+      </w:r>
+      <w:proofErr w:type="spellEnd"/>
+      <w:r>
+        <w:rPr>
+          <w:rFonts w:ascii="Times New Roman" w:hAnsi="Times New Roman" w:cs="Times New Roman" w:hint="eastAsia"/>
+          <w:lang w:val="en-MY"/>
+        </w:rPr>
+        <w:t>).</w:t>
+      </w:r>
+    </w:p>
+    <w:p>
+      <w:pPr>
+        <w:spacing w:line="360" w:lineRule="auto"/>
+        <w:ind w:right="480"/>
+        <w:rPr>
+          <w:rFonts w:ascii="Times New Roman" w:hAnsi="Times New Roman" w:cs="Times New Roman"/>
+          <w:lang w:val="en-MY"/>
+        </w:rPr>
+      </w:pPr>
+      <w:r>
+        <w:rPr>
+          <w:rFonts w:ascii="Times New Roman" w:hAnsi="Times New Roman" w:cs="Times New Roman" w:hint="eastAsia"/>
+          <w:lang w:val="en-MY"/>
+        </w:rPr>
+        <w:t xml:space="preserve">FAQ Items </w:t>
+      </w:r>
+      <w:r>
+        <w:rPr>
+          <w:rFonts w:ascii="Times New Roman" w:hAnsi="Times New Roman" w:cs="Times New Roman" w:hint="eastAsia"/>
+          <w:lang w:val="en-MY"/>
+        </w:rPr>
+        <w:t>→</w:t>
+      </w:r>
+      <w:r>
+        <w:rPr>
+          <w:rFonts w:ascii="Times New Roman" w:hAnsi="Times New Roman" w:cs="Times New Roman" w:hint="eastAsia"/>
+          <w:lang w:val="en-MY"/>
+        </w:rPr>
+        <w:t xml:space="preserve"> </w:t>
+      </w:r>
+      <w:proofErr w:type="spellStart"/>
+      <w:r>
+        <w:rPr>
+          <w:rFonts w:ascii="Times New Roman" w:hAnsi="Times New Roman" w:cs="Times New Roman" w:hint="eastAsia"/>
+          <w:lang w:val="en-MY"/>
+        </w:rPr>
+        <w:t>TrailFAQ</w:t>
+      </w:r>
+      <w:proofErr w:type="spellEnd"/>
+      <w:r>
+        <w:rPr>
+          <w:rFonts w:ascii="Times New Roman" w:hAnsi="Times New Roman" w:cs="Times New Roman" w:hint="eastAsia"/>
+          <w:lang w:val="en-MY"/>
+        </w:rPr>
+        <w:t xml:space="preserve"> table (Table B.6): Composite key (</w:t>
+      </w:r>
+      <w:proofErr w:type="spellStart"/>
+      <w:r>
+        <w:rPr>
+          <w:rFonts w:ascii="Times New Roman" w:hAnsi="Times New Roman" w:cs="Times New Roman" w:hint="eastAsia"/>
+          <w:lang w:val="en-MY"/>
+        </w:rPr>
+        <w:t>trail_id</w:t>
+      </w:r>
+      <w:proofErr w:type="spellEnd"/>
+      <w:r>
+        <w:rPr>
+          <w:rFonts w:ascii="Times New Roman" w:hAnsi="Times New Roman" w:cs="Times New Roman" w:hint="eastAsia"/>
+          <w:lang w:val="en-MY"/>
+        </w:rPr>
+        <w:t xml:space="preserve">, </w:t>
+      </w:r>
+      <w:proofErr w:type="spellStart"/>
+      <w:r>
+        <w:rPr>
+          <w:rFonts w:ascii="Times New Roman" w:hAnsi="Times New Roman" w:cs="Times New Roman" w:hint="eastAsia"/>
+          <w:lang w:val="en-MY"/>
+        </w:rPr>
+        <w:t>faq_sequence</w:t>
+      </w:r>
+      <w:proofErr w:type="spellEnd"/>
+      <w:r>
+        <w:rPr>
+          <w:rFonts w:ascii="Times New Roman" w:hAnsi="Times New Roman" w:cs="Times New Roman" w:hint="eastAsia"/>
+          <w:lang w:val="en-MY"/>
+        </w:rPr>
+        <w:t>).</w:t>
+      </w:r>
+    </w:p>
+    <w:p>
+      <w:pPr>
+        <w:spacing w:line="360" w:lineRule="auto"/>
+        <w:ind w:right="480"/>
+        <w:rPr>
+          <w:rFonts w:ascii="Times New Roman" w:hAnsi="Times New Roman" w:cs="Times New Roman"/>
+          <w:lang w:val="en-MY"/>
+        </w:rPr>
+      </w:pPr>
+    </w:p>
+    <w:p>
+      <w:pPr>
+        <w:spacing w:line="360" w:lineRule="auto"/>
+        <w:ind w:right="480"/>
+        <w:rPr>
+          <w:rFonts w:ascii="Times New Roman" w:hAnsi="Times New Roman" w:cs="Times New Roman"/>
+          <w:lang w:val="en-MY"/>
+        </w:rPr>
+      </w:pPr>
+      <w:r>
+        <w:rPr>
+          <w:rFonts w:ascii="Times New Roman" w:hAnsi="Times New Roman" w:cs="Times New Roman"/>
+          <w:lang w:val="en-MY"/>
         </w:rPr>
         <w:lastRenderedPageBreak/>
-        <w:t xml:space="preserve">From a UML perspective, the design is depicted using both UML Class Diagrams and UML Sequence Diagrams. The Class Diagram illustrates the core data structures (e.g., Trail, </w:t>
+        <w:t>1.5 Second Normal Form (2NF)</w:t>
+      </w:r>
+    </w:p>
+    <w:p>
+      <w:pPr>
+        <w:spacing w:line="360" w:lineRule="auto"/>
+        <w:ind w:right="480"/>
+        <w:rPr>
+          <w:rFonts w:ascii="Times New Roman" w:hAnsi="Times New Roman" w:cs="Times New Roman"/>
+          <w:lang w:val="en-MY"/>
+        </w:rPr>
+      </w:pPr>
+      <w:r>
+        <w:rPr>
+          <w:rFonts w:ascii="Times New Roman" w:hAnsi="Times New Roman" w:cs="Times New Roman"/>
+          <w:lang w:val="en-MY"/>
+        </w:rPr>
+        <w:t>Eliminated partial dependencies in composite key tables (refer to Appendix C).</w:t>
+      </w:r>
+    </w:p>
+    <w:p>
+      <w:pPr>
+        <w:pStyle w:val="ListParagraph"/>
+        <w:numPr>
+          <w:ilvl w:val="0"/>
+          <w:numId w:val="8"/>
+        </w:numPr>
+        <w:spacing w:line="360" w:lineRule="auto"/>
+        <w:ind w:right="480"/>
+        <w:rPr>
+          <w:rFonts w:ascii="Times New Roman" w:hAnsi="Times New Roman" w:cs="Times New Roman"/>
+          <w:lang w:val="en-MY"/>
+        </w:rPr>
+      </w:pPr>
+      <w:r>
+        <w:rPr>
+          <w:rFonts w:ascii="Times New Roman" w:hAnsi="Times New Roman" w:cs="Times New Roman"/>
+          <w:lang w:val="en-MY"/>
+        </w:rPr>
+        <w:t>Weather Data Split:</w:t>
+      </w:r>
+    </w:p>
+    <w:p>
+      <w:pPr>
+        <w:pStyle w:val="ListParagraph"/>
+        <w:numPr>
+          <w:ilvl w:val="1"/>
+          <w:numId w:val="8"/>
+        </w:numPr>
+        <w:spacing w:line="360" w:lineRule="auto"/>
+        <w:ind w:right="480"/>
+        <w:rPr>
+          <w:rFonts w:ascii="Times New Roman" w:hAnsi="Times New Roman" w:cs="Times New Roman"/>
+          <w:lang w:val="en-MY"/>
+        </w:rPr>
+      </w:pPr>
+      <w:r>
+        <w:rPr>
+          <w:rFonts w:ascii="Times New Roman" w:hAnsi="Times New Roman" w:cs="Times New Roman"/>
+          <w:lang w:val="en-MY"/>
+        </w:rPr>
+        <w:t>Problem: Daily attributes depend only on (</w:t>
       </w:r>
       <w:proofErr w:type="spellStart"/>
       <w:r>
         <w:rPr>
           <w:rFonts w:ascii="Times New Roman" w:hAnsi="Times New Roman" w:cs="Times New Roman"/>
-        </w:rPr>
-        <w:t>LocationPoint</w:t>
+          <w:lang w:val="en-MY"/>
+        </w:rPr>
+        <w:t>trail_id</w:t>
       </w:r>
       <w:proofErr w:type="spellEnd"/>
       <w:r>
         <w:rPr>
           <w:rFonts w:ascii="Times New Roman" w:hAnsi="Times New Roman" w:cs="Times New Roman"/>
-        </w:rPr>
-        <w:t xml:space="preserve">, User, </w:t>
+          <w:lang w:val="en-MY"/>
+        </w:rPr>
+        <w:t xml:space="preserve">, </w:t>
       </w:r>
       <w:proofErr w:type="spellStart"/>
       <w:r>
         <w:rPr>
           <w:rFonts w:ascii="Times New Roman" w:hAnsi="Times New Roman" w:cs="Times New Roman"/>
-        </w:rPr>
-        <w:t>TrailLog</w:t>
+          <w:lang w:val="en-MY"/>
+        </w:rPr>
+        <w:t>weather_date</w:t>
       </w:r>
       <w:proofErr w:type="spellEnd"/>
       <w:r>
         <w:rPr>
           <w:rFonts w:ascii="Times New Roman" w:hAnsi="Times New Roman" w:cs="Times New Roman"/>
-        </w:rPr>
-        <w:t>) and their relationships, while also including data types, attributes, and navigability rules. The Sequence Diagram demonstrates how a client interacts with the API for operations such as creating a trail: the request flows through the API layer, passes validation, is authenticated against the external Authenticator API, and finally triggers database writes using stored procedures. These diagrams demonstrate the progression from conceptual understanding to detailed implementation, meeting the design criteria required for the micro-service.</w:t>
-      </w:r>
-    </w:p>
-    <w:p>
-      <w:pPr>
-        <w:spacing w:line="360" w:lineRule="auto"/>
-        <w:ind w:right="480"/>
-        <w:rPr>
-          <w:rFonts w:ascii="Times New Roman" w:hAnsi="Times New Roman" w:cs="Times New Roman"/>
-        </w:rPr>
-      </w:pPr>
-    </w:p>
-    <w:p>
-      <w:pPr>
-        <w:spacing w:line="360" w:lineRule="auto"/>
-        <w:ind w:right="480"/>
-        <w:rPr>
-          <w:rFonts w:ascii="Times New Roman" w:hAnsi="Times New Roman" w:cs="Times New Roman"/>
-        </w:rPr>
-      </w:pPr>
-      <w:r>
-        <w:rPr>
-          <w:rFonts w:ascii="Times New Roman" w:hAnsi="Times New Roman" w:cs="Times New Roman"/>
-        </w:rPr>
-        <w:t>Finally, the RESTful design leverages standard HTTP verbs (GET, POST, PUT, DELETE) mapped onto resource-oriented endpoints such as /</w:t>
+          <w:lang w:val="en-MY"/>
+        </w:rPr>
+        <w:t xml:space="preserve">), not </w:t>
       </w:r>
       <w:proofErr w:type="spellStart"/>
       <w:r>
         <w:rPr>
           <w:rFonts w:ascii="Times New Roman" w:hAnsi="Times New Roman" w:cs="Times New Roman"/>
-        </w:rPr>
-        <w:t>api</w:t>
+          <w:lang w:val="en-MY"/>
+        </w:rPr>
+        <w:t>weather_time</w:t>
       </w:r>
       <w:proofErr w:type="spellEnd"/>
       <w:r>
         <w:rPr>
           <w:rFonts w:ascii="Times New Roman" w:hAnsi="Times New Roman" w:cs="Times New Roman"/>
-        </w:rPr>
-        <w:t>/trails, /</w:t>
-      </w:r>
+          <w:lang w:val="en-MY"/>
+        </w:rPr>
+        <w:t>.</w:t>
+      </w:r>
+    </w:p>
+    <w:p>
+      <w:pPr>
+        <w:pStyle w:val="ListParagraph"/>
+        <w:numPr>
+          <w:ilvl w:val="1"/>
+          <w:numId w:val="8"/>
+        </w:numPr>
+        <w:spacing w:line="360" w:lineRule="auto"/>
+        <w:ind w:right="480"/>
+        <w:rPr>
+          <w:rFonts w:ascii="Times New Roman" w:hAnsi="Times New Roman" w:cs="Times New Roman"/>
+          <w:lang w:val="en-MY"/>
+        </w:rPr>
+      </w:pPr>
+      <w:r>
+        <w:rPr>
+          <w:rFonts w:ascii="Times New Roman" w:hAnsi="Times New Roman" w:cs="Times New Roman"/>
+          <w:lang w:val="en-MY"/>
+        </w:rPr>
+        <w:t>Solution:</w:t>
+      </w:r>
+    </w:p>
+    <w:p>
+      <w:pPr>
+        <w:pStyle w:val="ListParagraph"/>
+        <w:numPr>
+          <w:ilvl w:val="2"/>
+          <w:numId w:val="8"/>
+        </w:numPr>
+        <w:spacing w:line="360" w:lineRule="auto"/>
+        <w:ind w:right="480"/>
+        <w:rPr>
+          <w:rFonts w:ascii="Times New Roman" w:hAnsi="Times New Roman" w:cs="Times New Roman"/>
+          <w:lang w:val="en-MY"/>
+        </w:rPr>
+      </w:pPr>
       <w:proofErr w:type="spellStart"/>
       <w:r>
         <w:rPr>
           <w:rFonts w:ascii="Times New Roman" w:hAnsi="Times New Roman" w:cs="Times New Roman"/>
-        </w:rPr>
-        <w:t>api</w:t>
+          <w:lang w:val="en-MY"/>
+        </w:rPr>
+        <w:t>WeatherDaily</w:t>
       </w:r>
       <w:proofErr w:type="spellEnd"/>
       <w:r>
         <w:rPr>
           <w:rFonts w:ascii="Times New Roman" w:hAnsi="Times New Roman" w:cs="Times New Roman"/>
-        </w:rPr>
-        <w:t>/</w:t>
-      </w:r>
-      <w:proofErr w:type="gramStart"/>
-      <w:r>
-        <w:rPr>
-          <w:rFonts w:ascii="Times New Roman" w:hAnsi="Times New Roman" w:cs="Times New Roman"/>
-        </w:rPr>
-        <w:t>trails/{id},</w:t>
-      </w:r>
-      <w:proofErr w:type="gramEnd"/>
-      <w:r>
-        <w:rPr>
-          <w:rFonts w:ascii="Times New Roman" w:hAnsi="Times New Roman" w:cs="Times New Roman"/>
-        </w:rPr>
-        <w:t xml:space="preserve"> and /</w:t>
-      </w:r>
+          <w:lang w:val="en-MY"/>
+        </w:rPr>
+        <w:t xml:space="preserve"> (Table C.4): Stores daily summaries</w:t>
+      </w:r>
+    </w:p>
+    <w:p>
+      <w:pPr>
+        <w:pStyle w:val="ListParagraph"/>
+        <w:numPr>
+          <w:ilvl w:val="2"/>
+          <w:numId w:val="8"/>
+        </w:numPr>
+        <w:spacing w:line="360" w:lineRule="auto"/>
+        <w:ind w:right="480"/>
+        <w:rPr>
+          <w:rFonts w:ascii="Times New Roman" w:hAnsi="Times New Roman" w:cs="Times New Roman"/>
+          <w:lang w:val="en-MY"/>
+        </w:rPr>
+      </w:pPr>
       <w:proofErr w:type="spellStart"/>
       <w:r>
         <w:rPr>
           <w:rFonts w:ascii="Times New Roman" w:hAnsi="Times New Roman" w:cs="Times New Roman"/>
-        </w:rPr>
-        <w:t>api</w:t>
+          <w:lang w:val="en-MY"/>
+        </w:rPr>
+        <w:t>WeatherHourly</w:t>
       </w:r>
       <w:proofErr w:type="spellEnd"/>
       <w:r>
         <w:rPr>
           <w:rFonts w:ascii="Times New Roman" w:hAnsi="Times New Roman" w:cs="Times New Roman"/>
-        </w:rPr>
-        <w:t>/</w:t>
-      </w:r>
-      <w:proofErr w:type="gramStart"/>
-      <w:r>
-        <w:rPr>
-          <w:rFonts w:ascii="Times New Roman" w:hAnsi="Times New Roman" w:cs="Times New Roman"/>
-        </w:rPr>
-        <w:t>trails/{id}/</w:t>
-      </w:r>
-      <w:proofErr w:type="gramEnd"/>
-      <w:r>
-        <w:rPr>
-          <w:rFonts w:ascii="Times New Roman" w:hAnsi="Times New Roman" w:cs="Times New Roman"/>
-        </w:rPr>
-        <w:t>points. Responses are returned in JSON format to ensure interoperability. Input validation, consistent naming conventions, ownership enforcement, and error-handling strategies are embedded within the design, resulting in a micro-service that is reliable, maintainable, and aligned with modern software engineering standards.</w:t>
-      </w:r>
-    </w:p>
-    <w:p>
-      <w:pPr>
-        <w:spacing w:line="360" w:lineRule="auto"/>
-        <w:ind w:right="480"/>
-        <w:rPr>
-          <w:rFonts w:ascii="Times New Roman" w:hAnsi="Times New Roman" w:cs="Times New Roman"/>
-        </w:rPr>
-      </w:pPr>
-    </w:p>
-    <w:p>
-      <w:pPr>
-        <w:spacing w:line="360" w:lineRule="auto"/>
-        <w:ind w:right="480"/>
-        <w:rPr>
-          <w:rFonts w:ascii="Times New Roman" w:hAnsi="Times New Roman" w:cs="Times New Roman"/>
-        </w:rPr>
-      </w:pPr>
-      <w:r>
-        <w:rPr>
-          <w:rFonts w:ascii="Times New Roman" w:hAnsi="Times New Roman" w:cs="Times New Roman"/>
-        </w:rPr>
-        <w:t>Legal, Social, Ethical and Professional (LSEP) Considerations</w:t>
-      </w:r>
-    </w:p>
-    <w:p>
-      <w:pPr>
-        <w:spacing w:line="360" w:lineRule="auto"/>
-        <w:ind w:right="480"/>
-        <w:rPr>
-          <w:rFonts w:ascii="Times New Roman" w:hAnsi="Times New Roman" w:cs="Times New Roman"/>
-        </w:rPr>
-      </w:pPr>
-      <w:r>
-        <w:rPr>
-          <w:rFonts w:ascii="Times New Roman" w:hAnsi="Times New Roman" w:cs="Times New Roman"/>
-        </w:rPr>
-        <w:t xml:space="preserve">The design and implementation of the </w:t>
+          <w:lang w:val="en-MY"/>
+        </w:rPr>
+        <w:t xml:space="preserve"> (Table C.5): Stores hourly temperature</w:t>
+      </w:r>
+    </w:p>
+    <w:p>
+      <w:pPr>
+        <w:pStyle w:val="ListParagraph"/>
+        <w:numPr>
+          <w:ilvl w:val="0"/>
+          <w:numId w:val="8"/>
+        </w:numPr>
+        <w:spacing w:line="360" w:lineRule="auto"/>
+        <w:ind w:right="480"/>
+        <w:rPr>
+          <w:rFonts w:ascii="Times New Roman" w:hAnsi="Times New Roman" w:cs="Times New Roman"/>
+          <w:lang w:val="en-MY"/>
+        </w:rPr>
+      </w:pPr>
+      <w:r>
+        <w:rPr>
+          <w:rFonts w:ascii="Times New Roman" w:hAnsi="Times New Roman" w:cs="Times New Roman"/>
+          <w:lang w:val="en-MY"/>
+        </w:rPr>
+        <w:t>Nearby Trails Restructured:</w:t>
+      </w:r>
+    </w:p>
+    <w:p>
+      <w:pPr>
+        <w:pStyle w:val="ListParagraph"/>
+        <w:numPr>
+          <w:ilvl w:val="1"/>
+          <w:numId w:val="8"/>
+        </w:numPr>
+        <w:spacing w:line="360" w:lineRule="auto"/>
+        <w:ind w:right="480"/>
+        <w:rPr>
+          <w:rFonts w:ascii="Times New Roman" w:hAnsi="Times New Roman" w:cs="Times New Roman"/>
+          <w:lang w:val="en-MY"/>
+        </w:rPr>
+      </w:pPr>
+      <w:r>
+        <w:rPr>
+          <w:rFonts w:ascii="Times New Roman" w:hAnsi="Times New Roman" w:cs="Times New Roman"/>
+          <w:lang w:val="en-MY"/>
+        </w:rPr>
+        <w:t xml:space="preserve">Problem: Nearby trail attributes depend only on </w:t>
       </w:r>
       <w:proofErr w:type="spellStart"/>
       <w:r>
         <w:rPr>
           <w:rFonts w:ascii="Times New Roman" w:hAnsi="Times New Roman" w:cs="Times New Roman"/>
-        </w:rPr>
-        <w:t>TrailService</w:t>
+          <w:lang w:val="en-MY"/>
+        </w:rPr>
+        <w:t>nearby_trail_id</w:t>
       </w:r>
       <w:proofErr w:type="spellEnd"/>
       <w:r>
         <w:rPr>
           <w:rFonts w:ascii="Times New Roman" w:hAnsi="Times New Roman" w:cs="Times New Roman"/>
-        </w:rPr>
-        <w:t xml:space="preserve"> micro-service must align with key principles of information privacy, security, integrity, and data preservation. From a legal perspective, the application processes user-related data and therefore must comply with the UK General Data Protection Regulation (GDPR). GDPR requires that personal data be processed lawfully, stored securely, and used only for legitimate purposes (ICO, 2018). </w:t>
-      </w:r>
-      <w:proofErr w:type="gramStart"/>
-      <w:r>
-        <w:rPr>
-          <w:rFonts w:ascii="Times New Roman" w:hAnsi="Times New Roman" w:cs="Times New Roman"/>
-        </w:rPr>
-        <w:t xml:space="preserve">The </w:t>
-      </w:r>
+          <w:lang w:val="en-MY"/>
+        </w:rPr>
+        <w:t>.</w:t>
+      </w:r>
+    </w:p>
+    <w:p>
+      <w:pPr>
+        <w:pStyle w:val="ListParagraph"/>
+        <w:numPr>
+          <w:ilvl w:val="1"/>
+          <w:numId w:val="8"/>
+        </w:numPr>
+        <w:spacing w:line="360" w:lineRule="auto"/>
+        <w:ind w:right="480"/>
+        <w:rPr>
+          <w:rFonts w:ascii="Times New Roman" w:hAnsi="Times New Roman" w:cs="Times New Roman"/>
+          <w:lang w:val="en-MY"/>
+        </w:rPr>
+      </w:pPr>
+      <w:r>
+        <w:rPr>
+          <w:rFonts w:ascii="Times New Roman" w:hAnsi="Times New Roman" w:cs="Times New Roman"/>
+          <w:lang w:val="en-MY"/>
+        </w:rPr>
+        <w:t>Solution:</w:t>
+      </w:r>
+    </w:p>
+    <w:p>
+      <w:pPr>
+        <w:pStyle w:val="ListParagraph"/>
+        <w:numPr>
+          <w:ilvl w:val="2"/>
+          <w:numId w:val="8"/>
+        </w:numPr>
+        <w:spacing w:line="360" w:lineRule="auto"/>
+        <w:ind w:right="480"/>
+        <w:rPr>
+          <w:rFonts w:ascii="Times New Roman" w:hAnsi="Times New Roman" w:cs="Times New Roman"/>
+          <w:lang w:val="en-MY"/>
+        </w:rPr>
+      </w:pPr>
       <w:proofErr w:type="spellStart"/>
       <w:r>
         <w:rPr>
           <w:rFonts w:ascii="Times New Roman" w:hAnsi="Times New Roman" w:cs="Times New Roman"/>
-        </w:rPr>
-        <w:t>TrailService</w:t>
+          <w:lang w:val="en-MY"/>
+        </w:rPr>
+        <w:t>TrailProximity</w:t>
       </w:r>
       <w:proofErr w:type="spellEnd"/>
-      <w:proofErr w:type="gramEnd"/>
-      <w:r>
-        <w:rPr>
-          <w:rFonts w:ascii="Times New Roman" w:hAnsi="Times New Roman" w:cs="Times New Roman"/>
-        </w:rPr>
-        <w:t xml:space="preserve"> adheres to these requirements by </w:t>
+      <w:r>
+        <w:rPr>
+          <w:rFonts w:ascii="Times New Roman" w:hAnsi="Times New Roman" w:cs="Times New Roman"/>
+          <w:lang w:val="en-MY"/>
+        </w:rPr>
+        <w:t xml:space="preserve"> (Table C.6): Pure relationship table</w:t>
+      </w:r>
+    </w:p>
+    <w:p>
+      <w:pPr>
+        <w:pStyle w:val="ListParagraph"/>
+        <w:numPr>
+          <w:ilvl w:val="2"/>
+          <w:numId w:val="8"/>
+        </w:numPr>
+        <w:spacing w:line="360" w:lineRule="auto"/>
+        <w:ind w:right="480"/>
+        <w:rPr>
+          <w:rFonts w:ascii="Times New Roman" w:hAnsi="Times New Roman" w:cs="Times New Roman"/>
+          <w:lang w:val="en-MY"/>
+        </w:rPr>
+      </w:pPr>
+      <w:r>
+        <w:rPr>
+          <w:rFonts w:ascii="Times New Roman" w:hAnsi="Times New Roman" w:cs="Times New Roman"/>
+          <w:lang w:val="en-MY"/>
+        </w:rPr>
+        <w:t>Nearby trail details retrieved from Trail table</w:t>
+      </w:r>
+    </w:p>
+    <w:p>
+      <w:pPr>
+        <w:spacing w:line="360" w:lineRule="auto"/>
+        <w:ind w:right="480"/>
+        <w:rPr>
+          <w:rFonts w:ascii="Times New Roman" w:hAnsi="Times New Roman" w:cs="Times New Roman"/>
+          <w:lang w:val="en-MY"/>
+        </w:rPr>
+      </w:pPr>
+      <w:r>
+        <w:rPr>
+          <w:rFonts w:ascii="Times New Roman" w:hAnsi="Times New Roman" w:cs="Times New Roman"/>
+          <w:lang w:val="en-MY"/>
+        </w:rPr>
+        <w:t>1.6 Third Normal Form (3NF)</w:t>
+      </w:r>
+    </w:p>
+    <w:p>
+      <w:pPr>
+        <w:spacing w:line="360" w:lineRule="auto"/>
+        <w:ind w:right="480"/>
+        <w:rPr>
+          <w:rFonts w:ascii="Times New Roman" w:hAnsi="Times New Roman" w:cs="Times New Roman"/>
+          <w:lang w:val="en-MY"/>
+        </w:rPr>
+      </w:pPr>
+      <w:r>
+        <w:rPr>
+          <w:rFonts w:ascii="Times New Roman" w:hAnsi="Times New Roman" w:cs="Times New Roman"/>
+          <w:lang w:val="en-MY"/>
+        </w:rPr>
+        <w:t>Eliminated transitive dependencies (refer to Appendix D).</w:t>
+      </w:r>
+    </w:p>
+    <w:p>
+      <w:pPr>
+        <w:pStyle w:val="ListParagraph"/>
+        <w:numPr>
+          <w:ilvl w:val="0"/>
+          <w:numId w:val="9"/>
+        </w:numPr>
+        <w:spacing w:line="360" w:lineRule="auto"/>
+        <w:ind w:right="480"/>
+        <w:rPr>
+          <w:rFonts w:ascii="Times New Roman" w:hAnsi="Times New Roman" w:cs="Times New Roman"/>
+          <w:lang w:val="en-MY"/>
+        </w:rPr>
+      </w:pPr>
+      <w:r>
+        <w:rPr>
+          <w:rFonts w:ascii="Times New Roman" w:hAnsi="Times New Roman" w:cs="Times New Roman"/>
+          <w:lang w:val="en-MY"/>
+        </w:rPr>
+        <w:t>Location Extraction:</w:t>
+      </w:r>
+    </w:p>
+    <w:p>
+      <w:pPr>
+        <w:pStyle w:val="ListParagraph"/>
+        <w:numPr>
+          <w:ilvl w:val="1"/>
+          <w:numId w:val="9"/>
+        </w:numPr>
+        <w:spacing w:line="360" w:lineRule="auto"/>
+        <w:ind w:right="480"/>
+        <w:rPr>
+          <w:rFonts w:ascii="Times New Roman" w:hAnsi="Times New Roman" w:cs="Times New Roman"/>
+          <w:lang w:val="en-MY"/>
+        </w:rPr>
+      </w:pPr>
+      <w:r>
+        <w:rPr>
+          <w:rFonts w:ascii="Times New Roman" w:hAnsi="Times New Roman" w:cs="Times New Roman"/>
+          <w:lang w:val="en-MY"/>
+        </w:rPr>
+        <w:t xml:space="preserve">Problem: </w:t>
       </w:r>
       <w:proofErr w:type="spellStart"/>
       <w:r>
         <w:rPr>
           <w:rFonts w:ascii="Times New Roman" w:hAnsi="Times New Roman" w:cs="Times New Roman"/>
-        </w:rPr>
-        <w:t>minimising</w:t>
+          <w:lang w:val="en-MY"/>
+        </w:rPr>
+        <w:t>trail_id</w:t>
       </w:r>
       <w:proofErr w:type="spellEnd"/>
       <w:r>
         <w:rPr>
           <w:rFonts w:ascii="Times New Roman" w:hAnsi="Times New Roman" w:cs="Times New Roman"/>
-        </w:rPr>
-        <w:t xml:space="preserve"> the amount of user data stored: user authentication details are not stored locally but obtained via the University’s external Authenticator API. Only user identifiers and ownership mappings are retained, reducing risk and ensuring compliance with data </w:t>
+          <w:lang w:val="en-MY"/>
+        </w:rPr>
+        <w:t xml:space="preserve"> → location → county/country creates transitive dependency.</w:t>
+      </w:r>
+    </w:p>
+    <w:p>
+      <w:pPr>
+        <w:pStyle w:val="ListParagraph"/>
+        <w:numPr>
+          <w:ilvl w:val="1"/>
+          <w:numId w:val="9"/>
+        </w:numPr>
+        <w:spacing w:line="360" w:lineRule="auto"/>
+        <w:ind w:right="480"/>
+        <w:rPr>
+          <w:rFonts w:ascii="Times New Roman" w:hAnsi="Times New Roman" w:cs="Times New Roman"/>
+          <w:lang w:val="en-MY"/>
+        </w:rPr>
+      </w:pPr>
+      <w:r>
+        <w:rPr>
+          <w:rFonts w:ascii="Times New Roman" w:hAnsi="Times New Roman" w:cs="Times New Roman"/>
+          <w:lang w:val="en-MY"/>
+        </w:rPr>
+        <w:t>Solution:</w:t>
+      </w:r>
+    </w:p>
+    <w:p>
+      <w:pPr>
+        <w:pStyle w:val="ListParagraph"/>
+        <w:numPr>
+          <w:ilvl w:val="2"/>
+          <w:numId w:val="9"/>
+        </w:numPr>
+        <w:spacing w:line="360" w:lineRule="auto"/>
+        <w:ind w:right="480"/>
+        <w:rPr>
+          <w:rFonts w:ascii="Times New Roman" w:hAnsi="Times New Roman" w:cs="Times New Roman"/>
+          <w:lang w:val="en-MY"/>
+        </w:rPr>
+      </w:pPr>
+      <w:r>
+        <w:rPr>
+          <w:rFonts w:ascii="Times New Roman" w:hAnsi="Times New Roman" w:cs="Times New Roman"/>
+          <w:lang w:val="en-MY"/>
+        </w:rPr>
+        <w:t xml:space="preserve">Location table (Table D.2): Separate entity with </w:t>
       </w:r>
       <w:proofErr w:type="spellStart"/>
       <w:r>
         <w:rPr>
           <w:rFonts w:ascii="Times New Roman" w:hAnsi="Times New Roman" w:cs="Times New Roman"/>
-        </w:rPr>
-        <w:t>minimisation</w:t>
+          <w:lang w:val="en-MY"/>
+        </w:rPr>
+        <w:t>location_id</w:t>
       </w:r>
       <w:proofErr w:type="spellEnd"/>
-      <w:r>
-        <w:rPr>
-          <w:rFonts w:ascii="Times New Roman" w:hAnsi="Times New Roman" w:cs="Times New Roman"/>
-        </w:rPr>
-        <w:t xml:space="preserve"> principles.</w:t>
-      </w:r>
-    </w:p>
-    <w:p>
-      <w:pPr>
-        <w:spacing w:line="360" w:lineRule="auto"/>
-        <w:ind w:right="480"/>
-        <w:rPr>
-          <w:rFonts w:ascii="Times New Roman" w:hAnsi="Times New Roman" w:cs="Times New Roman"/>
-        </w:rPr>
-      </w:pPr>
-    </w:p>
-    <w:p>
-      <w:pPr>
-        <w:spacing w:line="360" w:lineRule="auto"/>
-        <w:ind w:right="480"/>
-        <w:rPr>
-          <w:rFonts w:ascii="Times New Roman" w:hAnsi="Times New Roman" w:cs="Times New Roman"/>
-        </w:rPr>
-      </w:pPr>
-      <w:r>
-        <w:rPr>
-          <w:rFonts w:ascii="Times New Roman" w:hAnsi="Times New Roman" w:cs="Times New Roman"/>
-        </w:rPr>
-        <w:lastRenderedPageBreak/>
-        <w:t xml:space="preserve">Ethically, the protection of users’ privacy and digital identity is essential. To support this, all sensitive operations (such as creating or modifying trails) require user authentication and </w:t>
+    </w:p>
+    <w:p>
+      <w:pPr>
+        <w:pStyle w:val="ListParagraph"/>
+        <w:numPr>
+          <w:ilvl w:val="2"/>
+          <w:numId w:val="9"/>
+        </w:numPr>
+        <w:spacing w:line="360" w:lineRule="auto"/>
+        <w:ind w:right="480"/>
+        <w:rPr>
+          <w:rFonts w:ascii="Times New Roman" w:hAnsi="Times New Roman" w:cs="Times New Roman"/>
+          <w:lang w:val="en-MY"/>
+        </w:rPr>
+      </w:pPr>
+      <w:r>
+        <w:rPr>
+          <w:rFonts w:ascii="Times New Roman" w:hAnsi="Times New Roman" w:cs="Times New Roman"/>
+          <w:lang w:val="en-MY"/>
+        </w:rPr>
+        <w:t xml:space="preserve">Trail table (Table D.1): References </w:t>
       </w:r>
       <w:proofErr w:type="spellStart"/>
       <w:r>
         <w:rPr>
           <w:rFonts w:ascii="Times New Roman" w:hAnsi="Times New Roman" w:cs="Times New Roman"/>
-        </w:rPr>
-        <w:t>authorisation</w:t>
+          <w:lang w:val="en-MY"/>
+        </w:rPr>
+        <w:t>location_id</w:t>
       </w:r>
       <w:proofErr w:type="spellEnd"/>
-      <w:r>
-        <w:rPr>
-          <w:rFonts w:ascii="Times New Roman" w:hAnsi="Times New Roman" w:cs="Times New Roman"/>
-        </w:rPr>
-        <w:t xml:space="preserve">. The micro-service enforces strict ownership rules, ensuring users can only modify trails they own. Data integrity is strengthened </w:t>
-      </w:r>
-      <w:proofErr w:type="gramStart"/>
-      <w:r>
-        <w:rPr>
-          <w:rFonts w:ascii="Times New Roman" w:hAnsi="Times New Roman" w:cs="Times New Roman"/>
-        </w:rPr>
-        <w:t>through the use of</w:t>
-      </w:r>
-      <w:proofErr w:type="gramEnd"/>
-      <w:r>
-        <w:rPr>
-          <w:rFonts w:ascii="Times New Roman" w:hAnsi="Times New Roman" w:cs="Times New Roman"/>
-        </w:rPr>
-        <w:t xml:space="preserve"> primary and foreign key constraints, controlled vocabularies, and validation at both the API and database layers. Auditability is supported through a trail log trigger that records who created a trail and when, contributing to transparent accountability and long-term data preservation.</w:t>
-      </w:r>
-    </w:p>
-    <w:p>
-      <w:pPr>
-        <w:spacing w:line="360" w:lineRule="auto"/>
-        <w:ind w:right="480"/>
-        <w:rPr>
-          <w:rFonts w:ascii="Times New Roman" w:hAnsi="Times New Roman" w:cs="Times New Roman"/>
-        </w:rPr>
-      </w:pPr>
-    </w:p>
-    <w:p>
-      <w:pPr>
-        <w:spacing w:line="360" w:lineRule="auto"/>
-        <w:ind w:right="480"/>
-        <w:rPr>
-          <w:rFonts w:ascii="Times New Roman" w:hAnsi="Times New Roman" w:cs="Times New Roman"/>
-        </w:rPr>
-      </w:pPr>
-      <w:r>
-        <w:rPr>
-          <w:rFonts w:ascii="Times New Roman" w:hAnsi="Times New Roman" w:cs="Times New Roman"/>
-        </w:rPr>
-        <w:t xml:space="preserve">From a security perspective, the micro-service follows recommendations consistent with the OWASP Top 10 security risks, particularly validation, authentication, and access control (OWASP, 2021). Input </w:t>
-      </w:r>
+    </w:p>
+    <w:p>
+      <w:pPr>
+        <w:spacing w:line="360" w:lineRule="auto"/>
+        <w:ind w:right="480"/>
+        <w:rPr>
+          <w:rFonts w:ascii="Times New Roman" w:hAnsi="Times New Roman" w:cs="Times New Roman"/>
+          <w:lang w:val="en-MY"/>
+        </w:rPr>
+      </w:pPr>
+    </w:p>
+    <w:p>
+      <w:pPr>
+        <w:pStyle w:val="ListParagraph"/>
+        <w:numPr>
+          <w:ilvl w:val="0"/>
+          <w:numId w:val="9"/>
+        </w:numPr>
+        <w:spacing w:line="360" w:lineRule="auto"/>
+        <w:ind w:right="480"/>
+        <w:rPr>
+          <w:rFonts w:ascii="Times New Roman" w:hAnsi="Times New Roman" w:cs="Times New Roman"/>
+          <w:lang w:val="en-MY"/>
+        </w:rPr>
+      </w:pPr>
+      <w:r>
+        <w:rPr>
+          <w:rFonts w:ascii="Times New Roman" w:hAnsi="Times New Roman" w:cs="Times New Roman"/>
+          <w:lang w:val="en-MY"/>
+        </w:rPr>
+        <w:t>Suitability Feature Normalization:</w:t>
+      </w:r>
+    </w:p>
+    <w:p>
+      <w:pPr>
+        <w:pStyle w:val="ListParagraph"/>
+        <w:numPr>
+          <w:ilvl w:val="1"/>
+          <w:numId w:val="9"/>
+        </w:numPr>
+        <w:spacing w:line="360" w:lineRule="auto"/>
+        <w:ind w:right="480"/>
+        <w:rPr>
+          <w:rFonts w:ascii="Times New Roman" w:hAnsi="Times New Roman" w:cs="Times New Roman"/>
+          <w:lang w:val="en-MY"/>
+        </w:rPr>
+      </w:pPr>
+      <w:r>
+        <w:rPr>
+          <w:rFonts w:ascii="Times New Roman" w:hAnsi="Times New Roman" w:cs="Times New Roman"/>
+          <w:lang w:val="en-MY"/>
+        </w:rPr>
+        <w:t>Problem: Feature names as text keys prevent controlled vocabulary.</w:t>
+      </w:r>
+    </w:p>
+    <w:p>
+      <w:pPr>
+        <w:pStyle w:val="ListParagraph"/>
+        <w:numPr>
+          <w:ilvl w:val="1"/>
+          <w:numId w:val="9"/>
+        </w:numPr>
+        <w:spacing w:line="360" w:lineRule="auto"/>
+        <w:ind w:right="480"/>
+        <w:rPr>
+          <w:rFonts w:ascii="Times New Roman" w:hAnsi="Times New Roman" w:cs="Times New Roman"/>
+          <w:lang w:val="en-MY"/>
+        </w:rPr>
+      </w:pPr>
+      <w:r>
+        <w:rPr>
+          <w:rFonts w:ascii="Times New Roman" w:hAnsi="Times New Roman" w:cs="Times New Roman"/>
+          <w:lang w:val="en-MY"/>
+        </w:rPr>
+        <w:t>Solution:</w:t>
+      </w:r>
+    </w:p>
+    <w:p>
+      <w:pPr>
+        <w:pStyle w:val="ListParagraph"/>
+        <w:numPr>
+          <w:ilvl w:val="2"/>
+          <w:numId w:val="9"/>
+        </w:numPr>
+        <w:spacing w:line="360" w:lineRule="auto"/>
+        <w:ind w:right="480"/>
+        <w:rPr>
+          <w:rFonts w:ascii="Times New Roman" w:hAnsi="Times New Roman" w:cs="Times New Roman"/>
+          <w:lang w:val="en-MY"/>
+        </w:rPr>
+      </w:pPr>
       <w:proofErr w:type="spellStart"/>
       <w:r>
         <w:rPr>
           <w:rFonts w:ascii="Times New Roman" w:hAnsi="Times New Roman" w:cs="Times New Roman"/>
-        </w:rPr>
-        <w:t>sanitisation</w:t>
+          <w:lang w:val="en-MY"/>
+        </w:rPr>
+        <w:t>SuitabilityFeature</w:t>
       </w:r>
       <w:proofErr w:type="spellEnd"/>
       <w:r>
         <w:rPr>
           <w:rFonts w:ascii="Times New Roman" w:hAnsi="Times New Roman" w:cs="Times New Roman"/>
-        </w:rPr>
-        <w:t xml:space="preserve"> helps prevent injection attacks, and </w:t>
-      </w:r>
+          <w:lang w:val="en-MY"/>
+        </w:rPr>
+        <w:t xml:space="preserve"> lookup table (Table D.5): Master list with descriptions</w:t>
+      </w:r>
+    </w:p>
+    <w:p>
+      <w:pPr>
+        <w:pStyle w:val="ListParagraph"/>
+        <w:numPr>
+          <w:ilvl w:val="2"/>
+          <w:numId w:val="9"/>
+        </w:numPr>
+        <w:spacing w:line="360" w:lineRule="auto"/>
+        <w:ind w:right="480"/>
+        <w:rPr>
+          <w:rFonts w:ascii="Times New Roman" w:hAnsi="Times New Roman" w:cs="Times New Roman"/>
+          <w:lang w:val="en-MY"/>
+        </w:rPr>
+      </w:pPr>
       <w:proofErr w:type="spellStart"/>
       <w:r>
         <w:rPr>
           <w:rFonts w:ascii="Times New Roman" w:hAnsi="Times New Roman" w:cs="Times New Roman"/>
-        </w:rPr>
-        <w:t>parameterised</w:t>
+          <w:lang w:val="en-MY"/>
+        </w:rPr>
+        <w:t>TrailSuitability</w:t>
       </w:r>
       <w:proofErr w:type="spellEnd"/>
       <w:r>
         <w:rPr>
           <w:rFonts w:ascii="Times New Roman" w:hAnsi="Times New Roman" w:cs="Times New Roman"/>
-        </w:rPr>
-        <w:t xml:space="preserve"> queries are used through stored procedures to mitigate SQL injection. Only necessary endpoints are exposed publicly, and sensitive operations are protected using bearer tokens issued by the Authenticator API. Professional standards require that systems are built reliably, safely, and with consideration for stakeholder impact; therefore, careful design decisions ensure that inaccurate or harmful data cannot be introduced, and operations are logged to maintain an audit trail.</w:t>
-      </w:r>
-    </w:p>
-    <w:p>
-      <w:pPr>
-        <w:spacing w:line="360" w:lineRule="auto"/>
-        <w:ind w:right="480"/>
-        <w:rPr>
-          <w:rFonts w:ascii="Times New Roman" w:hAnsi="Times New Roman" w:cs="Times New Roman"/>
-        </w:rPr>
-      </w:pPr>
-    </w:p>
-    <w:p>
-      <w:pPr>
-        <w:spacing w:line="360" w:lineRule="auto"/>
-        <w:ind w:right="480"/>
-        <w:rPr>
-          <w:rFonts w:ascii="Times New Roman" w:hAnsi="Times New Roman" w:cs="Times New Roman"/>
-        </w:rPr>
-      </w:pPr>
-      <w:r>
-        <w:rPr>
-          <w:rFonts w:ascii="Times New Roman" w:hAnsi="Times New Roman" w:cs="Times New Roman"/>
-        </w:rPr>
-        <w:t>Socially, the micro-service contributes to a well-being-focused application aimed at enhancing users’ engagement with outdoor environments. Ensuring trustworthy and accurate data supports positive user experiences while upholding the ethical responsibility to prevent misinformation or harmful outcomes from incorrect trail information. The design balances the utility of the system with respect for user privacy, legal obligations, and professional best practices in secure software engineering.</w:t>
-      </w:r>
-    </w:p>
-    <w:p>
-      <w:pPr>
-        <w:spacing w:line="360" w:lineRule="auto"/>
-        <w:ind w:right="480"/>
-        <w:rPr>
-          <w:rFonts w:ascii="Times New Roman" w:hAnsi="Times New Roman" w:cs="Times New Roman"/>
-        </w:rPr>
-      </w:pPr>
-    </w:p>
-    <w:p>
-      <w:pPr>
-        <w:spacing w:line="360" w:lineRule="auto"/>
-        <w:ind w:right="480"/>
-        <w:rPr>
-          <w:rFonts w:ascii="Times New Roman" w:hAnsi="Times New Roman" w:cs="Times New Roman"/>
-          <w:lang w:val="en-MY"/>
-        </w:rPr>
-      </w:pPr>
-      <w:r>
-        <w:rPr>
-          <w:rFonts w:ascii="Times New Roman" w:hAnsi="Times New Roman" w:cs="Times New Roman"/>
-          <w:lang w:val="en-MY"/>
-        </w:rPr>
-        <w:t>Set Exercise 1: Normalisation</w:t>
+          <w:lang w:val="en-MY"/>
+        </w:rPr>
+        <w:t xml:space="preserve"> (Table D.6): References </w:t>
+      </w:r>
+      <w:proofErr w:type="spellStart"/>
+      <w:r>
+        <w:rPr>
+          <w:rFonts w:ascii="Times New Roman" w:hAnsi="Times New Roman" w:cs="Times New Roman"/>
+          <w:lang w:val="en-MY"/>
+        </w:rPr>
+        <w:t>feature_id</w:t>
+      </w:r>
+      <w:proofErr w:type="spellEnd"/>
+    </w:p>
+    <w:p>
+      <w:pPr>
+        <w:spacing w:line="360" w:lineRule="auto"/>
+        <w:ind w:right="480"/>
+        <w:rPr>
+          <w:rFonts w:ascii="Times New Roman" w:hAnsi="Times New Roman" w:cs="Times New Roman"/>
+          <w:lang w:val="en-MY"/>
+        </w:rPr>
+      </w:pPr>
+    </w:p>
+    <w:p>
+      <w:pPr>
+        <w:pStyle w:val="ListParagraph"/>
+        <w:numPr>
+          <w:ilvl w:val="0"/>
+          <w:numId w:val="9"/>
+        </w:numPr>
+        <w:spacing w:line="360" w:lineRule="auto"/>
+        <w:ind w:right="480"/>
+        <w:rPr>
+          <w:rFonts w:ascii="Times New Roman" w:hAnsi="Times New Roman" w:cs="Times New Roman"/>
+          <w:lang w:val="en-MY"/>
+        </w:rPr>
+      </w:pPr>
+      <w:r>
+        <w:rPr>
+          <w:rFonts w:ascii="Times New Roman" w:hAnsi="Times New Roman" w:cs="Times New Roman"/>
+          <w:lang w:val="en-MY"/>
+        </w:rPr>
+        <w:t>Sight Normalization:</w:t>
+      </w:r>
+    </w:p>
+    <w:p>
+      <w:pPr>
+        <w:pStyle w:val="ListParagraph"/>
+        <w:numPr>
+          <w:ilvl w:val="1"/>
+          <w:numId w:val="9"/>
+        </w:numPr>
+        <w:spacing w:line="360" w:lineRule="auto"/>
+        <w:ind w:right="480"/>
+        <w:rPr>
+          <w:rFonts w:ascii="Times New Roman" w:hAnsi="Times New Roman" w:cs="Times New Roman"/>
+          <w:lang w:val="en-MY"/>
+        </w:rPr>
+      </w:pPr>
+      <w:r>
+        <w:rPr>
+          <w:rFonts w:ascii="Times New Roman" w:hAnsi="Times New Roman" w:cs="Times New Roman"/>
+          <w:lang w:val="en-MY"/>
+        </w:rPr>
+        <w:t xml:space="preserve">Problem: </w:t>
+      </w:r>
+      <w:proofErr w:type="spellStart"/>
+      <w:r>
+        <w:rPr>
+          <w:rFonts w:ascii="Times New Roman" w:hAnsi="Times New Roman" w:cs="Times New Roman"/>
+          <w:lang w:val="en-MY"/>
+        </w:rPr>
+        <w:t>sight_name</w:t>
+      </w:r>
+      <w:proofErr w:type="spellEnd"/>
+      <w:r>
+        <w:rPr>
+          <w:rFonts w:ascii="Times New Roman" w:hAnsi="Times New Roman" w:cs="Times New Roman"/>
+          <w:lang w:val="en-MY"/>
+        </w:rPr>
+        <w:t xml:space="preserve"> → </w:t>
+      </w:r>
+      <w:proofErr w:type="spellStart"/>
+      <w:r>
+        <w:rPr>
+          <w:rFonts w:ascii="Times New Roman" w:hAnsi="Times New Roman" w:cs="Times New Roman"/>
+          <w:lang w:val="en-MY"/>
+        </w:rPr>
+        <w:t>sight_type</w:t>
+      </w:r>
+      <w:proofErr w:type="spellEnd"/>
+      <w:r>
+        <w:rPr>
+          <w:rFonts w:ascii="Times New Roman" w:hAnsi="Times New Roman" w:cs="Times New Roman"/>
+          <w:lang w:val="en-MY"/>
+        </w:rPr>
+        <w:t xml:space="preserve"> creates transitive dependency.</w:t>
+      </w:r>
+    </w:p>
+    <w:p>
+      <w:pPr>
+        <w:pStyle w:val="ListParagraph"/>
+        <w:numPr>
+          <w:ilvl w:val="1"/>
+          <w:numId w:val="9"/>
+        </w:numPr>
+        <w:spacing w:line="360" w:lineRule="auto"/>
+        <w:ind w:right="480"/>
+        <w:rPr>
+          <w:rFonts w:ascii="Times New Roman" w:hAnsi="Times New Roman" w:cs="Times New Roman"/>
+          <w:lang w:val="en-MY"/>
+        </w:rPr>
+      </w:pPr>
+      <w:r>
+        <w:rPr>
+          <w:rFonts w:ascii="Times New Roman" w:hAnsi="Times New Roman" w:cs="Times New Roman"/>
+          <w:lang w:val="en-MY"/>
+        </w:rPr>
+        <w:t>Solution:</w:t>
+      </w:r>
+    </w:p>
+    <w:p>
+      <w:pPr>
+        <w:pStyle w:val="ListParagraph"/>
+        <w:numPr>
+          <w:ilvl w:val="2"/>
+          <w:numId w:val="9"/>
+        </w:numPr>
+        <w:spacing w:line="360" w:lineRule="auto"/>
+        <w:ind w:right="480"/>
+        <w:rPr>
+          <w:rFonts w:ascii="Times New Roman" w:hAnsi="Times New Roman" w:cs="Times New Roman"/>
+          <w:lang w:val="en-MY"/>
+        </w:rPr>
+      </w:pPr>
+      <w:r>
+        <w:rPr>
+          <w:rFonts w:ascii="Times New Roman" w:hAnsi="Times New Roman" w:cs="Times New Roman"/>
+          <w:lang w:val="en-MY"/>
+        </w:rPr>
+        <w:t>Sight master table (Table D.3): Central registry</w:t>
+      </w:r>
+    </w:p>
+    <w:p>
+      <w:pPr>
+        <w:pStyle w:val="ListParagraph"/>
+        <w:numPr>
+          <w:ilvl w:val="2"/>
+          <w:numId w:val="9"/>
+        </w:numPr>
+        <w:spacing w:line="360" w:lineRule="auto"/>
+        <w:ind w:right="480"/>
+        <w:rPr>
+          <w:rFonts w:ascii="Times New Roman" w:hAnsi="Times New Roman" w:cs="Times New Roman"/>
+          <w:lang w:val="en-MY"/>
+        </w:rPr>
+      </w:pPr>
+      <w:proofErr w:type="spellStart"/>
+      <w:r>
+        <w:rPr>
+          <w:rFonts w:ascii="Times New Roman" w:hAnsi="Times New Roman" w:cs="Times New Roman"/>
+          <w:lang w:val="en-MY"/>
+        </w:rPr>
+        <w:t>TrailSight</w:t>
+      </w:r>
+      <w:proofErr w:type="spellEnd"/>
+      <w:r>
+        <w:rPr>
+          <w:rFonts w:ascii="Times New Roman" w:hAnsi="Times New Roman" w:cs="Times New Roman"/>
+          <w:lang w:val="en-MY"/>
+        </w:rPr>
+        <w:t xml:space="preserve"> (Table D.4): References </w:t>
+      </w:r>
+      <w:proofErr w:type="spellStart"/>
+      <w:r>
+        <w:rPr>
+          <w:rFonts w:ascii="Times New Roman" w:hAnsi="Times New Roman" w:cs="Times New Roman"/>
+          <w:lang w:val="en-MY"/>
+        </w:rPr>
+        <w:t>sight_id</w:t>
+      </w:r>
+      <w:proofErr w:type="spellEnd"/>
+    </w:p>
+    <w:p>
+      <w:pPr>
+        <w:spacing w:line="360" w:lineRule="auto"/>
+        <w:ind w:right="480"/>
+        <w:rPr>
+          <w:rFonts w:ascii="Times New Roman" w:hAnsi="Times New Roman" w:cs="Times New Roman"/>
+          <w:lang w:val="en-MY"/>
+        </w:rPr>
+      </w:pPr>
+      <w:r>
+        <w:rPr>
+          <w:rFonts w:ascii="Times New Roman" w:hAnsi="Times New Roman" w:cs="Times New Roman"/>
+          <w:lang w:val="en-MY"/>
+        </w:rPr>
+        <w:t>1.7 Partial Entity Relationship Diagram</w:t>
+      </w:r>
+    </w:p>
+    <w:p>
+      <w:pPr>
+        <w:spacing w:line="360" w:lineRule="auto"/>
+        <w:ind w:right="480"/>
+        <w:rPr>
+          <w:rFonts w:ascii="Times New Roman" w:hAnsi="Times New Roman" w:cs="Times New Roman"/>
+          <w:lang w:val="en-MY"/>
+        </w:rPr>
+      </w:pPr>
+      <w:r>
+        <w:rPr>
+          <w:rFonts w:ascii="Times New Roman" w:hAnsi="Times New Roman" w:cs="Times New Roman"/>
+          <w:lang w:val="en-MY"/>
+        </w:rPr>
+        <w:t xml:space="preserve">The partial </w:t>
+      </w:r>
+      <w:r>
+        <w:rPr>
+          <w:rFonts w:ascii="Times New Roman" w:hAnsi="Times New Roman" w:cs="Times New Roman"/>
+          <w:lang w:val="en-MY"/>
+        </w:rPr>
+        <w:t xml:space="preserve">Entity Relationship Diagram (ERD) below shows the entities and relationships derived from the normalizing the </w:t>
+      </w:r>
+      <w:r>
+        <w:rPr>
+          <w:rFonts w:ascii="Times New Roman" w:hAnsi="Times New Roman" w:cs="Times New Roman"/>
+          <w:lang w:val="en-MY"/>
+        </w:rPr>
+        <w:t xml:space="preserve">trail page. This partial </w:t>
+      </w:r>
+      <w:r>
+        <w:rPr>
+          <w:rFonts w:ascii="Times New Roman" w:hAnsi="Times New Roman" w:cs="Times New Roman"/>
+          <w:lang w:val="en-MY"/>
+        </w:rPr>
+        <w:t xml:space="preserve">ERD will be expanded in Exercise 2 to </w:t>
+      </w:r>
+      <w:r>
+        <w:rPr>
+          <w:rFonts w:ascii="Times New Roman" w:hAnsi="Times New Roman" w:cs="Times New Roman"/>
+          <w:lang w:val="en-MY"/>
+        </w:rPr>
+        <w:t>complete micro-service ERD.</w:t>
       </w:r>
     </w:p>
     <w:p>
@@ -1583,18 +4175,13 @@
     </w:p>
     <w:p>
       <w:pPr>
-        <w:spacing w:line="360" w:lineRule="auto"/>
-        <w:ind w:right="480"/>
-        <w:rPr>
-          <w:rFonts w:ascii="Times New Roman" w:hAnsi="Times New Roman" w:cs="Times New Roman"/>
-        </w:rPr>
-      </w:pPr>
-      <w:r>
-        <w:rPr>
-          <w:rFonts w:ascii="Times New Roman" w:hAnsi="Times New Roman" w:cs="Times New Roman"/>
-        </w:rPr>
+        <w:pStyle w:val="Heading1"/>
+      </w:pPr>
+      <w:bookmarkStart w:id="8" w:name="_Toc214533865"/>
+      <w:r>
         <w:t>References</w:t>
       </w:r>
+      <w:bookmarkEnd w:id="8"/>
     </w:p>
     <w:p>
       <w:pPr>
@@ -1624,7 +4211,7 @@
         </w:rPr>
         <w:t xml:space="preserve">. Information Commissioner’s Office. Available at: </w:t>
       </w:r>
-      <w:hyperlink r:id="rId8" w:tgtFrame="_new" w:history="1">
+      <w:hyperlink r:id="rId9" w:tgtFrame="_new" w:history="1">
         <w:r>
           <w:rPr>
             <w:rStyle w:val="Hyperlink"/>
@@ -1668,7 +4255,7 @@
         </w:rPr>
         <w:t xml:space="preserve">. OWASP Foundation. Available at: </w:t>
       </w:r>
-      <w:hyperlink r:id="rId9" w:tgtFrame="_new" w:history="1">
+      <w:hyperlink r:id="rId10" w:tgtFrame="_new" w:history="1">
         <w:r>
           <w:rPr>
             <w:rStyle w:val="Hyperlink"/>
@@ -1696,7 +4283,6 @@
         <w:rPr>
           <w:rFonts w:ascii="Times New Roman" w:hAnsi="Times New Roman" w:cs="Times New Roman"/>
         </w:rPr>
-        <w:lastRenderedPageBreak/>
         <w:t xml:space="preserve">European Union (2016) </w:t>
       </w:r>
       <w:r>
@@ -1725,87 +4311,550 @@
     </w:p>
     <w:p>
       <w:pPr>
-        <w:spacing w:line="360" w:lineRule="auto"/>
-        <w:ind w:right="480"/>
-        <w:rPr>
-          <w:rFonts w:ascii="Times New Roman" w:hAnsi="Times New Roman" w:cs="Times New Roman"/>
-        </w:rPr>
-      </w:pPr>
-      <w:r>
-        <w:rPr>
-          <w:rFonts w:ascii="Times New Roman" w:hAnsi="Times New Roman" w:cs="Times New Roman"/>
-        </w:rPr>
+        <w:pStyle w:val="Heading1"/>
+      </w:pPr>
+      <w:bookmarkStart w:id="9" w:name="_Toc214533866"/>
+      <w:r>
         <w:t>Appendices</w:t>
       </w:r>
-      <w:r>
-        <w:rPr>
-          <w:rFonts w:ascii="Times New Roman" w:hAnsi="Times New Roman" w:cs="Times New Roman"/>
-        </w:rPr>
-        <w:br/>
-      </w:r>
-    </w:p>
-    <w:p>
-      <w:pPr>
-        <w:rPr>
-          <w:rFonts w:ascii="Times New Roman" w:hAnsi="Times New Roman" w:cs="Times New Roman"/>
-        </w:rPr>
-      </w:pPr>
-    </w:p>
-    <w:p>
-      <w:pPr>
-        <w:rPr>
-          <w:rFonts w:ascii="Times New Roman" w:hAnsi="Times New Roman" w:cs="Times New Roman"/>
-        </w:rPr>
-      </w:pPr>
-    </w:p>
-    <w:p>
-      <w:pPr>
-        <w:rPr>
-          <w:rFonts w:ascii="Times New Roman" w:hAnsi="Times New Roman" w:cs="Times New Roman"/>
-        </w:rPr>
-      </w:pPr>
-    </w:p>
-    <w:p>
-      <w:pPr>
-        <w:rPr>
-          <w:rFonts w:ascii="Times New Roman" w:hAnsi="Times New Roman" w:cs="Times New Roman"/>
-        </w:rPr>
-      </w:pPr>
-    </w:p>
-    <w:p>
-      <w:pPr>
-        <w:rPr>
-          <w:rFonts w:ascii="Times New Roman" w:hAnsi="Times New Roman" w:cs="Times New Roman"/>
-        </w:rPr>
-      </w:pPr>
-    </w:p>
-    <w:p>
-      <w:pPr>
-        <w:rPr>
-          <w:rFonts w:ascii="Times New Roman" w:hAnsi="Times New Roman" w:cs="Times New Roman"/>
-        </w:rPr>
-      </w:pPr>
-    </w:p>
-    <w:p>
-      <w:pPr>
-        <w:rPr>
-          <w:rFonts w:ascii="Times New Roman" w:hAnsi="Times New Roman" w:cs="Times New Roman"/>
-        </w:rPr>
-      </w:pPr>
-    </w:p>
-    <w:p>
-      <w:pPr>
-        <w:rPr>
-          <w:rFonts w:ascii="Times New Roman" w:hAnsi="Times New Roman" w:cs="Times New Roman"/>
-        </w:rPr>
-      </w:pPr>
-    </w:p>
-    <w:p>
-      <w:pPr>
-        <w:rPr>
-          <w:rFonts w:ascii="Times New Roman" w:hAnsi="Times New Roman" w:cs="Times New Roman"/>
-        </w:rPr>
-      </w:pPr>
+      <w:bookmarkEnd w:id="9"/>
+    </w:p>
+    <w:p>
+      <w:pPr>
+        <w:rPr>
+          <w:rFonts w:ascii="Times New Roman" w:hAnsi="Times New Roman" w:cs="Times New Roman"/>
+        </w:rPr>
+      </w:pPr>
+      <w:proofErr w:type="spellStart"/>
+      <w:r>
+        <w:rPr>
+          <w:rFonts w:ascii="Times New Roman" w:hAnsi="Times New Roman" w:cs="Times New Roman"/>
+        </w:rPr>
+        <w:t>asdaaaaa</w:t>
+      </w:r>
+      <w:proofErr w:type="spellEnd"/>
+    </w:p>
+    <w:p>
+      <w:pPr>
+        <w:rPr>
+          <w:rFonts w:ascii="Times New Roman" w:hAnsi="Times New Roman" w:cs="Times New Roman"/>
+        </w:rPr>
+      </w:pPr>
+    </w:p>
+    <w:p>
+      <w:pPr>
+        <w:rPr>
+          <w:rFonts w:ascii="Times New Roman" w:hAnsi="Times New Roman" w:cs="Times New Roman"/>
+        </w:rPr>
+      </w:pPr>
+    </w:p>
+    <w:p>
+      <w:pPr>
+        <w:rPr>
+          <w:rFonts w:ascii="Times New Roman" w:hAnsi="Times New Roman" w:cs="Times New Roman"/>
+        </w:rPr>
+      </w:pPr>
+    </w:p>
+    <w:p>
+      <w:pPr>
+        <w:rPr>
+          <w:rFonts w:ascii="Times New Roman" w:hAnsi="Times New Roman" w:cs="Times New Roman"/>
+        </w:rPr>
+      </w:pPr>
+    </w:p>
+    <w:p>
+      <w:pPr>
+        <w:rPr>
+          <w:rFonts w:ascii="Times New Roman" w:hAnsi="Times New Roman" w:cs="Times New Roman"/>
+        </w:rPr>
+      </w:pPr>
+    </w:p>
+    <w:p>
+      <w:pPr>
+        <w:rPr>
+          <w:rFonts w:ascii="Times New Roman" w:hAnsi="Times New Roman" w:cs="Times New Roman"/>
+        </w:rPr>
+      </w:pPr>
+    </w:p>
+    <w:p>
+      <w:pPr>
+        <w:spacing w:line="360" w:lineRule="auto"/>
+        <w:ind w:right="480"/>
+        <w:rPr>
+          <w:rFonts w:ascii="Times New Roman" w:hAnsi="Times New Roman" w:cs="Times New Roman"/>
+        </w:rPr>
+      </w:pPr>
+      <w:r>
+        <w:rPr>
+          <w:rFonts w:ascii="Times New Roman" w:hAnsi="Times New Roman" w:cs="Times New Roman"/>
+        </w:rPr>
+        <w:t>Design</w:t>
+      </w:r>
+    </w:p>
+    <w:p>
+      <w:pPr>
+        <w:spacing w:line="360" w:lineRule="auto"/>
+        <w:ind w:right="480"/>
+        <w:rPr>
+          <w:rFonts w:ascii="Times New Roman" w:hAnsi="Times New Roman" w:cs="Times New Roman"/>
+        </w:rPr>
+      </w:pPr>
+      <w:r>
+        <w:rPr>
+          <w:rFonts w:ascii="Times New Roman" w:hAnsi="Times New Roman" w:cs="Times New Roman"/>
+        </w:rPr>
+        <w:t xml:space="preserve">The design of the </w:t>
+      </w:r>
+      <w:proofErr w:type="spellStart"/>
+      <w:r>
+        <w:rPr>
+          <w:rFonts w:ascii="Times New Roman" w:hAnsi="Times New Roman" w:cs="Times New Roman"/>
+        </w:rPr>
+        <w:t>TrailService</w:t>
+      </w:r>
+      <w:proofErr w:type="spellEnd"/>
+      <w:r>
+        <w:rPr>
+          <w:rFonts w:ascii="Times New Roman" w:hAnsi="Times New Roman" w:cs="Times New Roman"/>
+        </w:rPr>
+        <w:t xml:space="preserve"> micro-service follows a structured, iterative approach beginning with the high-level understanding of the Trail Application, progressing through </w:t>
+      </w:r>
+      <w:r>
+        <w:rPr>
+          <w:rFonts w:ascii="Times New Roman" w:hAnsi="Times New Roman" w:cs="Times New Roman"/>
+        </w:rPr>
+        <w:lastRenderedPageBreak/>
+        <w:t xml:space="preserve">conceptual modelling, and culminating in the detailed relational schema and RESTful API architecture needed to support the system. At the highest level, the Trail Application operates as a micro-service ecosystem in which each micro-service has a clear and focused responsibility. The </w:t>
+      </w:r>
+      <w:proofErr w:type="spellStart"/>
+      <w:r>
+        <w:rPr>
+          <w:rFonts w:ascii="Times New Roman" w:hAnsi="Times New Roman" w:cs="Times New Roman"/>
+        </w:rPr>
+        <w:t>TrailService</w:t>
+      </w:r>
+      <w:proofErr w:type="spellEnd"/>
+      <w:r>
+        <w:rPr>
+          <w:rFonts w:ascii="Times New Roman" w:hAnsi="Times New Roman" w:cs="Times New Roman"/>
+        </w:rPr>
+        <w:t xml:space="preserve"> is specifically responsible for managing trail-related data, such as trail metadata, ownership information, and sequences of geospatial location points. This separation of concerns ensures loose coupling and high cohesion, enabling the overall system to scale and evolve effectively.</w:t>
+      </w:r>
+    </w:p>
+    <w:p>
+      <w:pPr>
+        <w:spacing w:line="360" w:lineRule="auto"/>
+        <w:ind w:right="480"/>
+        <w:rPr>
+          <w:rFonts w:ascii="Times New Roman" w:hAnsi="Times New Roman" w:cs="Times New Roman"/>
+        </w:rPr>
+      </w:pPr>
+    </w:p>
+    <w:p>
+      <w:pPr>
+        <w:spacing w:line="360" w:lineRule="auto"/>
+        <w:ind w:right="480"/>
+        <w:rPr>
+          <w:rFonts w:ascii="Times New Roman" w:hAnsi="Times New Roman" w:cs="Times New Roman"/>
+        </w:rPr>
+      </w:pPr>
+      <w:r>
+        <w:rPr>
+          <w:rFonts w:ascii="Times New Roman" w:hAnsi="Times New Roman" w:cs="Times New Roman"/>
+        </w:rPr>
+        <w:t xml:space="preserve">The design process began with the initial ERD produced during CW1, which captured the foundational entities derived from </w:t>
+      </w:r>
+      <w:proofErr w:type="spellStart"/>
+      <w:r>
+        <w:rPr>
+          <w:rFonts w:ascii="Times New Roman" w:hAnsi="Times New Roman" w:cs="Times New Roman"/>
+        </w:rPr>
+        <w:t>normalising</w:t>
+      </w:r>
+      <w:proofErr w:type="spellEnd"/>
+      <w:r>
+        <w:rPr>
+          <w:rFonts w:ascii="Times New Roman" w:hAnsi="Times New Roman" w:cs="Times New Roman"/>
+        </w:rPr>
+        <w:t xml:space="preserve"> real-world trail data to Third Normal Form (3NF). This ERD was then refined during CW2 to incorporate micro-service-level requirements such as user ownership, CRUD operations, integration with the Authenticator API, and RESTful accessibility. In this iteration, the Trail, </w:t>
+      </w:r>
+      <w:proofErr w:type="spellStart"/>
+      <w:r>
+        <w:rPr>
+          <w:rFonts w:ascii="Times New Roman" w:hAnsi="Times New Roman" w:cs="Times New Roman"/>
+        </w:rPr>
+        <w:t>LocationPoint</w:t>
+      </w:r>
+      <w:proofErr w:type="spellEnd"/>
+      <w:r>
+        <w:rPr>
+          <w:rFonts w:ascii="Times New Roman" w:hAnsi="Times New Roman" w:cs="Times New Roman"/>
+        </w:rPr>
+        <w:t xml:space="preserve">, </w:t>
+      </w:r>
+      <w:proofErr w:type="spellStart"/>
+      <w:r>
+        <w:rPr>
+          <w:rFonts w:ascii="Times New Roman" w:hAnsi="Times New Roman" w:cs="Times New Roman"/>
+        </w:rPr>
+        <w:t>UserTrailOwnership</w:t>
+      </w:r>
+      <w:proofErr w:type="spellEnd"/>
+      <w:r>
+        <w:rPr>
+          <w:rFonts w:ascii="Times New Roman" w:hAnsi="Times New Roman" w:cs="Times New Roman"/>
+        </w:rPr>
+        <w:t xml:space="preserve">, and supporting lookup tables were explicitly modelled to reflect the service’s operational needs. The final logical ERD </w:t>
+      </w:r>
+      <w:proofErr w:type="spellStart"/>
+      <w:r>
+        <w:rPr>
+          <w:rFonts w:ascii="Times New Roman" w:hAnsi="Times New Roman" w:cs="Times New Roman"/>
+        </w:rPr>
+        <w:t>organises</w:t>
+      </w:r>
+      <w:proofErr w:type="spellEnd"/>
+      <w:r>
+        <w:rPr>
+          <w:rFonts w:ascii="Times New Roman" w:hAnsi="Times New Roman" w:cs="Times New Roman"/>
+        </w:rPr>
+        <w:t xml:space="preserve"> the system into clean, well-defined entities, resolves all many-to-many relationships, and ensures referential integrity across the database.</w:t>
+      </w:r>
+    </w:p>
+    <w:p>
+      <w:pPr>
+        <w:spacing w:line="360" w:lineRule="auto"/>
+        <w:ind w:right="480"/>
+        <w:rPr>
+          <w:rFonts w:ascii="Times New Roman" w:hAnsi="Times New Roman" w:cs="Times New Roman"/>
+        </w:rPr>
+      </w:pPr>
+    </w:p>
+    <w:p>
+      <w:pPr>
+        <w:spacing w:line="360" w:lineRule="auto"/>
+        <w:ind w:right="480"/>
+        <w:rPr>
+          <w:rFonts w:ascii="Times New Roman" w:hAnsi="Times New Roman" w:cs="Times New Roman"/>
+        </w:rPr>
+      </w:pPr>
+      <w:r>
+        <w:rPr>
+          <w:rFonts w:ascii="Times New Roman" w:hAnsi="Times New Roman" w:cs="Times New Roman"/>
+        </w:rPr>
+        <w:t xml:space="preserve">From a UML perspective, the design is depicted using both UML Class Diagrams and UML Sequence Diagrams. The Class Diagram illustrates the core data structures (e.g., Trail, </w:t>
+      </w:r>
+      <w:proofErr w:type="spellStart"/>
+      <w:r>
+        <w:rPr>
+          <w:rFonts w:ascii="Times New Roman" w:hAnsi="Times New Roman" w:cs="Times New Roman"/>
+        </w:rPr>
+        <w:t>LocationPoint</w:t>
+      </w:r>
+      <w:proofErr w:type="spellEnd"/>
+      <w:r>
+        <w:rPr>
+          <w:rFonts w:ascii="Times New Roman" w:hAnsi="Times New Roman" w:cs="Times New Roman"/>
+        </w:rPr>
+        <w:t xml:space="preserve">, User, </w:t>
+      </w:r>
+      <w:proofErr w:type="spellStart"/>
+      <w:r>
+        <w:rPr>
+          <w:rFonts w:ascii="Times New Roman" w:hAnsi="Times New Roman" w:cs="Times New Roman"/>
+        </w:rPr>
+        <w:t>TrailLog</w:t>
+      </w:r>
+      <w:proofErr w:type="spellEnd"/>
+      <w:r>
+        <w:rPr>
+          <w:rFonts w:ascii="Times New Roman" w:hAnsi="Times New Roman" w:cs="Times New Roman"/>
+        </w:rPr>
+        <w:t>) and their relationships, while also including data types, attributes, and navigability rules. The Sequence Diagram demonstrates how a client interacts with the API for operations such as creating a trail: the request flows through the API layer, passes validation, is authenticated against the external Authenticator API, and finally triggers database writes using stored procedures. These diagrams demonstrate the progression from conceptual understanding to detailed implementation, meeting the design criteria required for the micro-service.</w:t>
+      </w:r>
+    </w:p>
+    <w:p>
+      <w:pPr>
+        <w:spacing w:line="360" w:lineRule="auto"/>
+        <w:ind w:right="480"/>
+        <w:rPr>
+          <w:rFonts w:ascii="Times New Roman" w:hAnsi="Times New Roman" w:cs="Times New Roman"/>
+        </w:rPr>
+      </w:pPr>
+    </w:p>
+    <w:p>
+      <w:pPr>
+        <w:spacing w:line="360" w:lineRule="auto"/>
+        <w:ind w:right="480"/>
+        <w:rPr>
+          <w:rFonts w:ascii="Times New Roman" w:hAnsi="Times New Roman" w:cs="Times New Roman"/>
+        </w:rPr>
+      </w:pPr>
+      <w:r>
+        <w:rPr>
+          <w:rFonts w:ascii="Times New Roman" w:hAnsi="Times New Roman" w:cs="Times New Roman"/>
+        </w:rPr>
+        <w:lastRenderedPageBreak/>
+        <w:t>Finally, the RESTful design leverages standard HTTP verbs (GET, POST, PUT, DELETE) mapped onto resource-oriented endpoints such as /</w:t>
+      </w:r>
+      <w:proofErr w:type="spellStart"/>
+      <w:r>
+        <w:rPr>
+          <w:rFonts w:ascii="Times New Roman" w:hAnsi="Times New Roman" w:cs="Times New Roman"/>
+        </w:rPr>
+        <w:t>api</w:t>
+      </w:r>
+      <w:proofErr w:type="spellEnd"/>
+      <w:r>
+        <w:rPr>
+          <w:rFonts w:ascii="Times New Roman" w:hAnsi="Times New Roman" w:cs="Times New Roman"/>
+        </w:rPr>
+        <w:t>/trails, /</w:t>
+      </w:r>
+      <w:proofErr w:type="spellStart"/>
+      <w:r>
+        <w:rPr>
+          <w:rFonts w:ascii="Times New Roman" w:hAnsi="Times New Roman" w:cs="Times New Roman"/>
+        </w:rPr>
+        <w:t>api</w:t>
+      </w:r>
+      <w:proofErr w:type="spellEnd"/>
+      <w:r>
+        <w:rPr>
+          <w:rFonts w:ascii="Times New Roman" w:hAnsi="Times New Roman" w:cs="Times New Roman"/>
+        </w:rPr>
+        <w:t>/trails/{id}, and /</w:t>
+      </w:r>
+      <w:proofErr w:type="spellStart"/>
+      <w:r>
+        <w:rPr>
+          <w:rFonts w:ascii="Times New Roman" w:hAnsi="Times New Roman" w:cs="Times New Roman"/>
+        </w:rPr>
+        <w:t>api</w:t>
+      </w:r>
+      <w:proofErr w:type="spellEnd"/>
+      <w:r>
+        <w:rPr>
+          <w:rFonts w:ascii="Times New Roman" w:hAnsi="Times New Roman" w:cs="Times New Roman"/>
+        </w:rPr>
+        <w:t>/trails/{id}/points. Responses are returned in JSON format to ensure interoperability. Input validation, consistent naming conventions, ownership enforcement, and error-handling strategies are embedded within the design, resulting in a micro-service that is reliable, maintainable, and aligned with modern software engineering standards.</w:t>
+      </w:r>
+    </w:p>
+    <w:p>
+      <w:pPr>
+        <w:spacing w:line="360" w:lineRule="auto"/>
+        <w:ind w:right="480"/>
+        <w:rPr>
+          <w:rFonts w:ascii="Times New Roman" w:hAnsi="Times New Roman" w:cs="Times New Roman"/>
+        </w:rPr>
+      </w:pPr>
+    </w:p>
+    <w:p>
+      <w:pPr>
+        <w:spacing w:line="360" w:lineRule="auto"/>
+        <w:ind w:right="480"/>
+        <w:rPr>
+          <w:rFonts w:ascii="Times New Roman" w:hAnsi="Times New Roman" w:cs="Times New Roman"/>
+        </w:rPr>
+      </w:pPr>
+      <w:r>
+        <w:rPr>
+          <w:rFonts w:ascii="Times New Roman" w:hAnsi="Times New Roman" w:cs="Times New Roman"/>
+        </w:rPr>
+        <w:t>Legal, Social, Ethical and Professional (LSEP) Considerations</w:t>
+      </w:r>
+    </w:p>
+    <w:p>
+      <w:pPr>
+        <w:spacing w:line="360" w:lineRule="auto"/>
+        <w:ind w:right="480"/>
+        <w:rPr>
+          <w:rFonts w:ascii="Times New Roman" w:hAnsi="Times New Roman" w:cs="Times New Roman"/>
+        </w:rPr>
+      </w:pPr>
+      <w:r>
+        <w:rPr>
+          <w:rFonts w:ascii="Times New Roman" w:hAnsi="Times New Roman" w:cs="Times New Roman"/>
+        </w:rPr>
+        <w:t xml:space="preserve">The design and implementation of the </w:t>
+      </w:r>
+      <w:proofErr w:type="spellStart"/>
+      <w:r>
+        <w:rPr>
+          <w:rFonts w:ascii="Times New Roman" w:hAnsi="Times New Roman" w:cs="Times New Roman"/>
+        </w:rPr>
+        <w:t>TrailService</w:t>
+      </w:r>
+      <w:proofErr w:type="spellEnd"/>
+      <w:r>
+        <w:rPr>
+          <w:rFonts w:ascii="Times New Roman" w:hAnsi="Times New Roman" w:cs="Times New Roman"/>
+        </w:rPr>
+        <w:t xml:space="preserve"> micro-service must align with key principles of information privacy, security, integrity, and data preservation. From a legal perspective, the application processes user-related data and therefore must comply with the UK General Data Protection Regulation (GDPR). GDPR requires that personal data be processed lawfully, stored securely, and used only for legitimate purposes (ICO, 2018). The </w:t>
+      </w:r>
+      <w:proofErr w:type="spellStart"/>
+      <w:r>
+        <w:rPr>
+          <w:rFonts w:ascii="Times New Roman" w:hAnsi="Times New Roman" w:cs="Times New Roman"/>
+        </w:rPr>
+        <w:t>TrailService</w:t>
+      </w:r>
+      <w:proofErr w:type="spellEnd"/>
+      <w:r>
+        <w:rPr>
+          <w:rFonts w:ascii="Times New Roman" w:hAnsi="Times New Roman" w:cs="Times New Roman"/>
+        </w:rPr>
+        <w:t xml:space="preserve"> adheres to these requirements by </w:t>
+      </w:r>
+      <w:proofErr w:type="spellStart"/>
+      <w:r>
+        <w:rPr>
+          <w:rFonts w:ascii="Times New Roman" w:hAnsi="Times New Roman" w:cs="Times New Roman"/>
+        </w:rPr>
+        <w:t>minimising</w:t>
+      </w:r>
+      <w:proofErr w:type="spellEnd"/>
+      <w:r>
+        <w:rPr>
+          <w:rFonts w:ascii="Times New Roman" w:hAnsi="Times New Roman" w:cs="Times New Roman"/>
+        </w:rPr>
+        <w:t xml:space="preserve"> the amount of user data stored: user authentication details are not stored locally but obtained via the University’s external Authenticator API. Only user identifiers and ownership mappings are retained, reducing risk and ensuring compliance with data </w:t>
+      </w:r>
+      <w:proofErr w:type="spellStart"/>
+      <w:r>
+        <w:rPr>
+          <w:rFonts w:ascii="Times New Roman" w:hAnsi="Times New Roman" w:cs="Times New Roman"/>
+        </w:rPr>
+        <w:t>minimisation</w:t>
+      </w:r>
+      <w:proofErr w:type="spellEnd"/>
+      <w:r>
+        <w:rPr>
+          <w:rFonts w:ascii="Times New Roman" w:hAnsi="Times New Roman" w:cs="Times New Roman"/>
+        </w:rPr>
+        <w:t xml:space="preserve"> principles.</w:t>
+      </w:r>
+    </w:p>
+    <w:p>
+      <w:pPr>
+        <w:spacing w:line="360" w:lineRule="auto"/>
+        <w:ind w:right="480"/>
+        <w:rPr>
+          <w:rFonts w:ascii="Times New Roman" w:hAnsi="Times New Roman" w:cs="Times New Roman"/>
+        </w:rPr>
+      </w:pPr>
+    </w:p>
+    <w:p>
+      <w:pPr>
+        <w:spacing w:line="360" w:lineRule="auto"/>
+        <w:ind w:right="480"/>
+        <w:rPr>
+          <w:rFonts w:ascii="Times New Roman" w:hAnsi="Times New Roman" w:cs="Times New Roman"/>
+        </w:rPr>
+      </w:pPr>
+      <w:r>
+        <w:rPr>
+          <w:rFonts w:ascii="Times New Roman" w:hAnsi="Times New Roman" w:cs="Times New Roman"/>
+        </w:rPr>
+        <w:t xml:space="preserve">Ethically, the protection of users’ privacy and digital identity is essential. To support this, all sensitive operations (such as creating or modifying trails) require user authentication and </w:t>
+      </w:r>
+      <w:proofErr w:type="spellStart"/>
+      <w:r>
+        <w:rPr>
+          <w:rFonts w:ascii="Times New Roman" w:hAnsi="Times New Roman" w:cs="Times New Roman"/>
+        </w:rPr>
+        <w:t>authorisation</w:t>
+      </w:r>
+      <w:proofErr w:type="spellEnd"/>
+      <w:r>
+        <w:rPr>
+          <w:rFonts w:ascii="Times New Roman" w:hAnsi="Times New Roman" w:cs="Times New Roman"/>
+        </w:rPr>
+        <w:t>. The micro-service enforces strict ownership rules, ensuring users can only modify trails they own. Data integrity is strengthened through the use of primary and foreign key constraints, controlled vocabularies, and validation at both the API and database layers. Auditability is supported through a trail log trigger that records who created a trail and when, contributing to transparent accountability and long-term data preservation.</w:t>
+      </w:r>
+    </w:p>
+    <w:p>
+      <w:pPr>
+        <w:spacing w:line="360" w:lineRule="auto"/>
+        <w:ind w:right="480"/>
+        <w:rPr>
+          <w:rFonts w:ascii="Times New Roman" w:hAnsi="Times New Roman" w:cs="Times New Roman"/>
+        </w:rPr>
+      </w:pPr>
+    </w:p>
+    <w:p>
+      <w:pPr>
+        <w:spacing w:line="360" w:lineRule="auto"/>
+        <w:ind w:right="480"/>
+        <w:rPr>
+          <w:rFonts w:ascii="Times New Roman" w:hAnsi="Times New Roman" w:cs="Times New Roman"/>
+        </w:rPr>
+      </w:pPr>
+      <w:r>
+        <w:rPr>
+          <w:rFonts w:ascii="Times New Roman" w:hAnsi="Times New Roman" w:cs="Times New Roman"/>
+        </w:rPr>
+        <w:t xml:space="preserve">From a security perspective, the micro-service follows recommendations consistent with the OWASP Top 10 security risks, particularly validation, authentication, and access control </w:t>
+      </w:r>
+      <w:r>
+        <w:rPr>
+          <w:rFonts w:ascii="Times New Roman" w:hAnsi="Times New Roman" w:cs="Times New Roman"/>
+        </w:rPr>
+        <w:lastRenderedPageBreak/>
+        <w:t xml:space="preserve">(OWASP, 2021). Input </w:t>
+      </w:r>
+      <w:proofErr w:type="spellStart"/>
+      <w:r>
+        <w:rPr>
+          <w:rFonts w:ascii="Times New Roman" w:hAnsi="Times New Roman" w:cs="Times New Roman"/>
+        </w:rPr>
+        <w:t>sanitisation</w:t>
+      </w:r>
+      <w:proofErr w:type="spellEnd"/>
+      <w:r>
+        <w:rPr>
+          <w:rFonts w:ascii="Times New Roman" w:hAnsi="Times New Roman" w:cs="Times New Roman"/>
+        </w:rPr>
+        <w:t xml:space="preserve"> helps prevent injection attacks, and </w:t>
+      </w:r>
+      <w:proofErr w:type="spellStart"/>
+      <w:r>
+        <w:rPr>
+          <w:rFonts w:ascii="Times New Roman" w:hAnsi="Times New Roman" w:cs="Times New Roman"/>
+        </w:rPr>
+        <w:t>parameterised</w:t>
+      </w:r>
+      <w:proofErr w:type="spellEnd"/>
+      <w:r>
+        <w:rPr>
+          <w:rFonts w:ascii="Times New Roman" w:hAnsi="Times New Roman" w:cs="Times New Roman"/>
+        </w:rPr>
+        <w:t xml:space="preserve"> queries are used through stored procedures to mitigate SQL injection. Only necessary endpoints are exposed publicly, and sensitive operations are protected using bearer tokens issued by the Authenticator API. Professional standards require that systems are built reliably, safely, and with consideration for stakeholder impact; therefore, careful design decisions ensure that inaccurate or harmful data cannot be introduced, and operations are logged to maintain an audit trail.</w:t>
+      </w:r>
+    </w:p>
+    <w:p>
+      <w:pPr>
+        <w:spacing w:line="360" w:lineRule="auto"/>
+        <w:ind w:right="480"/>
+        <w:rPr>
+          <w:rFonts w:ascii="Times New Roman" w:hAnsi="Times New Roman" w:cs="Times New Roman"/>
+        </w:rPr>
+      </w:pPr>
+    </w:p>
+    <w:p>
+      <w:pPr>
+        <w:spacing w:line="360" w:lineRule="auto"/>
+        <w:ind w:right="480"/>
+        <w:rPr>
+          <w:rFonts w:ascii="Times New Roman" w:hAnsi="Times New Roman" w:cs="Times New Roman"/>
+        </w:rPr>
+      </w:pPr>
+      <w:r>
+        <w:rPr>
+          <w:rFonts w:ascii="Times New Roman" w:hAnsi="Times New Roman" w:cs="Times New Roman"/>
+        </w:rPr>
+        <w:t>Socially, the micro-service contributes to a well-being-focused application aimed at enhancing users’ engagement with outdoor environments. Ensuring trustworthy and accurate data supports positive user experiences while upholding the ethical responsibility to prevent misinformation or harmful outcomes from incorrect trail information. The design balances the utility of the system with respect for user privacy, legal obligations, and professional best practices in secure software engineering.</w:t>
+      </w:r>
     </w:p>
     <w:p>
       <w:pPr>
@@ -1928,8 +4977,8 @@
     </w:p>
     <w:p/>
     <w:sectPr>
-      <w:headerReference w:type="default" r:id="rId10"/>
-      <w:footerReference w:type="default" r:id="rId11"/>
+      <w:headerReference w:type="default" r:id="rId11"/>
+      <w:footerReference w:type="default" r:id="rId12"/>
       <w:pgSz w:w="12240" w:h="15840"/>
       <w:pgMar w:top="1440" w:right="1440" w:bottom="1440" w:left="1440" w:header="720" w:footer="720" w:gutter="0"/>
       <w:cols w:space="720"/>
@@ -2314,6 +5363,291 @@
 <file path=word/numbering.xml><?xml version="1.0" encoding="utf-8"?>
 <w:numbering xmlns:wpc="http://schemas.microsoft.com/office/word/2010/wordprocessingCanvas" xmlns:cx="http://schemas.microsoft.com/office/drawing/2014/chartex" xmlns:cx1="http://schemas.microsoft.com/office/drawing/2015/9/8/chartex" xmlns:cx2="http://schemas.microsoft.com/office/drawing/2015/10/21/chartex" xmlns:cx3="http://schemas.microsoft.com/office/drawing/2016/5/9/chartex" xmlns:cx4="http://schemas.microsoft.com/office/drawing/2016/5/10/chartex" xmlns:cx5="http://schemas.microsoft.com/office/drawing/2016/5/11/chartex" xmlns:cx6="http://schemas.microsoft.com/office/drawing/2016/5/12/chartex" xmlns:cx7="http://schemas.microsoft.com/office/drawing/2016/5/13/chartex" xmlns:cx8="http://schemas.microsoft.com/office/drawing/2016/5/14/chartex" xmlns:mc="http://schemas.openxmlformats.org/markup-compatibility/2006" xmlns:aink="http://schemas.microsoft.com/office/drawing/2016/ink" xmlns:am3d="http://schemas.microsoft.com/office/drawing/2017/model3d" xmlns:o="urn:schemas-microsoft-com:office:office" xmlns:oel="http://schemas.microsoft.com/office/2019/extlst" xmlns:r="http://schemas.openxmlformats.org/officeDocument/2006/relationships" xmlns:m="http://schemas.openxmlformats.org/officeDocument/2006/math" xmlns:v="urn:schemas-microsoft-com:vml" xmlns:wp14="http://schemas.microsoft.com/office/word/2010/wordprocessingDrawing" xmlns:wp="http://schemas.openxmlformats.org/drawingml/2006/wordprocessingDrawing" xmlns:w10="urn:schemas-microsoft-com:office:word" xmlns:w="http://schemas.openxmlformats.org/wordprocessingml/2006/main" xmlns:w14="http://schemas.microsoft.com/office/word/2010/wordml" xmlns:w15="http://schemas.microsoft.com/office/word/2012/wordml" xmlns:w16cex="http://schemas.microsoft.com/office/word/2018/wordml/cex" xmlns:w16cid="http://schemas.microsoft.com/office/word/2016/wordml/cid" xmlns:w16="http://schemas.microsoft.com/office/word/2018/wordml" xmlns:w16du="http://schemas.microsoft.com/office/word/2023/wordml/word16du" xmlns:w16sdtdh="http://schemas.microsoft.com/office/word/2020/wordml/sdtdatahash" xmlns:w16sdtfl="http://schemas.microsoft.com/office/word/2024/wordml/sdtformatlock" xmlns:w16se="http://schemas.microsoft.com/office/word/2015/wordml/symex" xmlns:wpg="http://schemas.microsoft.com/office/word/2010/wordprocessingGroup" xmlns:wpi="http://schemas.microsoft.com/office/word/2010/wordprocessingInk" xmlns:wne="http://schemas.microsoft.com/office/word/2006/wordml" xmlns:wps="http://schemas.microsoft.com/office/word/2010/wordprocessingShape" mc:Ignorable="w14 w15 w16se w16cid w16 w16cex w16sdtdh w16sdtfl w16du wp14">
   <w:abstractNum w:abstractNumId="0" w15:restartNumberingAfterBreak="0">
+    <w:nsid w:val="024A7AA5"/>
+    <w:multiLevelType w:val="hybridMultilevel"/>
+    <w:tmpl w:val="B4E4175C"/>
+    <w:lvl w:ilvl="0" w:tplc="04090011">
+      <w:start w:val="1"/>
+      <w:numFmt w:val="decimal"/>
+      <w:lvlText w:val="%1)"/>
+      <w:lvlJc w:val="left"/>
+      <w:pPr>
+        <w:ind w:left="720" w:hanging="360"/>
+      </w:pPr>
+    </w:lvl>
+    <w:lvl w:ilvl="1" w:tplc="04090019" w:tentative="1">
+      <w:start w:val="1"/>
+      <w:numFmt w:val="lowerLetter"/>
+      <w:lvlText w:val="%2."/>
+      <w:lvlJc w:val="left"/>
+      <w:pPr>
+        <w:ind w:left="1440" w:hanging="360"/>
+      </w:pPr>
+    </w:lvl>
+    <w:lvl w:ilvl="2" w:tplc="0409001B" w:tentative="1">
+      <w:start w:val="1"/>
+      <w:numFmt w:val="lowerRoman"/>
+      <w:lvlText w:val="%3."/>
+      <w:lvlJc w:val="right"/>
+      <w:pPr>
+        <w:ind w:left="2160" w:hanging="180"/>
+      </w:pPr>
+    </w:lvl>
+    <w:lvl w:ilvl="3" w:tplc="0409000F" w:tentative="1">
+      <w:start w:val="1"/>
+      <w:numFmt w:val="decimal"/>
+      <w:lvlText w:val="%4."/>
+      <w:lvlJc w:val="left"/>
+      <w:pPr>
+        <w:ind w:left="2880" w:hanging="360"/>
+      </w:pPr>
+    </w:lvl>
+    <w:lvl w:ilvl="4" w:tplc="04090019" w:tentative="1">
+      <w:start w:val="1"/>
+      <w:numFmt w:val="lowerLetter"/>
+      <w:lvlText w:val="%5."/>
+      <w:lvlJc w:val="left"/>
+      <w:pPr>
+        <w:ind w:left="3600" w:hanging="360"/>
+      </w:pPr>
+    </w:lvl>
+    <w:lvl w:ilvl="5" w:tplc="0409001B" w:tentative="1">
+      <w:start w:val="1"/>
+      <w:numFmt w:val="lowerRoman"/>
+      <w:lvlText w:val="%6."/>
+      <w:lvlJc w:val="right"/>
+      <w:pPr>
+        <w:ind w:left="4320" w:hanging="180"/>
+      </w:pPr>
+    </w:lvl>
+    <w:lvl w:ilvl="6" w:tplc="0409000F" w:tentative="1">
+      <w:start w:val="1"/>
+      <w:numFmt w:val="decimal"/>
+      <w:lvlText w:val="%7."/>
+      <w:lvlJc w:val="left"/>
+      <w:pPr>
+        <w:ind w:left="5040" w:hanging="360"/>
+      </w:pPr>
+    </w:lvl>
+    <w:lvl w:ilvl="7" w:tplc="04090019" w:tentative="1">
+      <w:start w:val="1"/>
+      <w:numFmt w:val="lowerLetter"/>
+      <w:lvlText w:val="%8."/>
+      <w:lvlJc w:val="left"/>
+      <w:pPr>
+        <w:ind w:left="5760" w:hanging="360"/>
+      </w:pPr>
+    </w:lvl>
+    <w:lvl w:ilvl="8" w:tplc="0409001B" w:tentative="1">
+      <w:start w:val="1"/>
+      <w:numFmt w:val="lowerRoman"/>
+      <w:lvlText w:val="%9."/>
+      <w:lvlJc w:val="right"/>
+      <w:pPr>
+        <w:ind w:left="6480" w:hanging="180"/>
+      </w:pPr>
+    </w:lvl>
+  </w:abstractNum>
+  <w:abstractNum w:abstractNumId="1" w15:restartNumberingAfterBreak="0">
+    <w:nsid w:val="11C73EDE"/>
+    <w:multiLevelType w:val="hybridMultilevel"/>
+    <w:tmpl w:val="392CB9B8"/>
+    <w:lvl w:ilvl="0" w:tplc="04090001">
+      <w:start w:val="1"/>
+      <w:numFmt w:val="bullet"/>
+      <w:lvlText w:val=""/>
+      <w:lvlJc w:val="left"/>
+      <w:pPr>
+        <w:ind w:left="720" w:hanging="360"/>
+      </w:pPr>
+      <w:rPr>
+        <w:rFonts w:ascii="Symbol" w:hAnsi="Symbol" w:hint="default"/>
+      </w:rPr>
+    </w:lvl>
+    <w:lvl w:ilvl="1" w:tplc="04090003" w:tentative="1">
+      <w:start w:val="1"/>
+      <w:numFmt w:val="bullet"/>
+      <w:lvlText w:val="o"/>
+      <w:lvlJc w:val="left"/>
+      <w:pPr>
+        <w:ind w:left="1440" w:hanging="360"/>
+      </w:pPr>
+      <w:rPr>
+        <w:rFonts w:ascii="Courier New" w:hAnsi="Courier New" w:cs="Courier New" w:hint="default"/>
+      </w:rPr>
+    </w:lvl>
+    <w:lvl w:ilvl="2" w:tplc="04090005" w:tentative="1">
+      <w:start w:val="1"/>
+      <w:numFmt w:val="bullet"/>
+      <w:lvlText w:val=""/>
+      <w:lvlJc w:val="left"/>
+      <w:pPr>
+        <w:ind w:left="2160" w:hanging="360"/>
+      </w:pPr>
+      <w:rPr>
+        <w:rFonts w:ascii="Wingdings" w:hAnsi="Wingdings" w:hint="default"/>
+      </w:rPr>
+    </w:lvl>
+    <w:lvl w:ilvl="3" w:tplc="04090001" w:tentative="1">
+      <w:start w:val="1"/>
+      <w:numFmt w:val="bullet"/>
+      <w:lvlText w:val=""/>
+      <w:lvlJc w:val="left"/>
+      <w:pPr>
+        <w:ind w:left="2880" w:hanging="360"/>
+      </w:pPr>
+      <w:rPr>
+        <w:rFonts w:ascii="Symbol" w:hAnsi="Symbol" w:hint="default"/>
+      </w:rPr>
+    </w:lvl>
+    <w:lvl w:ilvl="4" w:tplc="04090003" w:tentative="1">
+      <w:start w:val="1"/>
+      <w:numFmt w:val="bullet"/>
+      <w:lvlText w:val="o"/>
+      <w:lvlJc w:val="left"/>
+      <w:pPr>
+        <w:ind w:left="3600" w:hanging="360"/>
+      </w:pPr>
+      <w:rPr>
+        <w:rFonts w:ascii="Courier New" w:hAnsi="Courier New" w:cs="Courier New" w:hint="default"/>
+      </w:rPr>
+    </w:lvl>
+    <w:lvl w:ilvl="5" w:tplc="04090005" w:tentative="1">
+      <w:start w:val="1"/>
+      <w:numFmt w:val="bullet"/>
+      <w:lvlText w:val=""/>
+      <w:lvlJc w:val="left"/>
+      <w:pPr>
+        <w:ind w:left="4320" w:hanging="360"/>
+      </w:pPr>
+      <w:rPr>
+        <w:rFonts w:ascii="Wingdings" w:hAnsi="Wingdings" w:hint="default"/>
+      </w:rPr>
+    </w:lvl>
+    <w:lvl w:ilvl="6" w:tplc="04090001" w:tentative="1">
+      <w:start w:val="1"/>
+      <w:numFmt w:val="bullet"/>
+      <w:lvlText w:val=""/>
+      <w:lvlJc w:val="left"/>
+      <w:pPr>
+        <w:ind w:left="5040" w:hanging="360"/>
+      </w:pPr>
+      <w:rPr>
+        <w:rFonts w:ascii="Symbol" w:hAnsi="Symbol" w:hint="default"/>
+      </w:rPr>
+    </w:lvl>
+    <w:lvl w:ilvl="7" w:tplc="04090003" w:tentative="1">
+      <w:start w:val="1"/>
+      <w:numFmt w:val="bullet"/>
+      <w:lvlText w:val="o"/>
+      <w:lvlJc w:val="left"/>
+      <w:pPr>
+        <w:ind w:left="5760" w:hanging="360"/>
+      </w:pPr>
+      <w:rPr>
+        <w:rFonts w:ascii="Courier New" w:hAnsi="Courier New" w:cs="Courier New" w:hint="default"/>
+      </w:rPr>
+    </w:lvl>
+    <w:lvl w:ilvl="8" w:tplc="04090005" w:tentative="1">
+      <w:start w:val="1"/>
+      <w:numFmt w:val="bullet"/>
+      <w:lvlText w:val=""/>
+      <w:lvlJc w:val="left"/>
+      <w:pPr>
+        <w:ind w:left="6480" w:hanging="360"/>
+      </w:pPr>
+      <w:rPr>
+        <w:rFonts w:ascii="Wingdings" w:hAnsi="Wingdings" w:hint="default"/>
+      </w:rPr>
+    </w:lvl>
+  </w:abstractNum>
+  <w:abstractNum w:abstractNumId="2" w15:restartNumberingAfterBreak="0">
+    <w:nsid w:val="1C6B607D"/>
+    <w:multiLevelType w:val="hybridMultilevel"/>
+    <w:tmpl w:val="F2542AB4"/>
+    <w:lvl w:ilvl="0" w:tplc="0409000F">
+      <w:start w:val="1"/>
+      <w:numFmt w:val="decimal"/>
+      <w:lvlText w:val="%1."/>
+      <w:lvlJc w:val="left"/>
+      <w:pPr>
+        <w:ind w:left="720" w:hanging="360"/>
+      </w:pPr>
+    </w:lvl>
+    <w:lvl w:ilvl="1" w:tplc="04090019">
+      <w:start w:val="1"/>
+      <w:numFmt w:val="lowerLetter"/>
+      <w:lvlText w:val="%2."/>
+      <w:lvlJc w:val="left"/>
+      <w:pPr>
+        <w:ind w:left="1440" w:hanging="360"/>
+      </w:pPr>
+    </w:lvl>
+    <w:lvl w:ilvl="2" w:tplc="0409001B">
+      <w:start w:val="1"/>
+      <w:numFmt w:val="lowerRoman"/>
+      <w:lvlText w:val="%3."/>
+      <w:lvlJc w:val="right"/>
+      <w:pPr>
+        <w:ind w:left="2160" w:hanging="180"/>
+      </w:pPr>
+    </w:lvl>
+    <w:lvl w:ilvl="3" w:tplc="0409000F" w:tentative="1">
+      <w:start w:val="1"/>
+      <w:numFmt w:val="decimal"/>
+      <w:lvlText w:val="%4."/>
+      <w:lvlJc w:val="left"/>
+      <w:pPr>
+        <w:ind w:left="2880" w:hanging="360"/>
+      </w:pPr>
+    </w:lvl>
+    <w:lvl w:ilvl="4" w:tplc="04090019" w:tentative="1">
+      <w:start w:val="1"/>
+      <w:numFmt w:val="lowerLetter"/>
+      <w:lvlText w:val="%5."/>
+      <w:lvlJc w:val="left"/>
+      <w:pPr>
+        <w:ind w:left="3600" w:hanging="360"/>
+      </w:pPr>
+    </w:lvl>
+    <w:lvl w:ilvl="5" w:tplc="0409001B" w:tentative="1">
+      <w:start w:val="1"/>
+      <w:numFmt w:val="lowerRoman"/>
+      <w:lvlText w:val="%6."/>
+      <w:lvlJc w:val="right"/>
+      <w:pPr>
+        <w:ind w:left="4320" w:hanging="180"/>
+      </w:pPr>
+    </w:lvl>
+    <w:lvl w:ilvl="6" w:tplc="0409000F" w:tentative="1">
+      <w:start w:val="1"/>
+      <w:numFmt w:val="decimal"/>
+      <w:lvlText w:val="%7."/>
+      <w:lvlJc w:val="left"/>
+      <w:pPr>
+        <w:ind w:left="5040" w:hanging="360"/>
+      </w:pPr>
+    </w:lvl>
+    <w:lvl w:ilvl="7" w:tplc="04090019" w:tentative="1">
+      <w:start w:val="1"/>
+      <w:numFmt w:val="lowerLetter"/>
+      <w:lvlText w:val="%8."/>
+      <w:lvlJc w:val="left"/>
+      <w:pPr>
+        <w:ind w:left="5760" w:hanging="360"/>
+      </w:pPr>
+    </w:lvl>
+    <w:lvl w:ilvl="8" w:tplc="0409001B" w:tentative="1">
+      <w:start w:val="1"/>
+      <w:numFmt w:val="lowerRoman"/>
+      <w:lvlText w:val="%9."/>
+      <w:lvlJc w:val="right"/>
+      <w:pPr>
+        <w:ind w:left="6480" w:hanging="180"/>
+      </w:pPr>
+    </w:lvl>
+  </w:abstractNum>
+  <w:abstractNum w:abstractNumId="3" w15:restartNumberingAfterBreak="0">
     <w:nsid w:val="22606C0D"/>
     <w:multiLevelType w:val="multilevel"/>
     <w:tmpl w:val="D5BC13A4"/>
@@ -2426,8 +5760,489 @@
       </w:pPr>
     </w:lvl>
   </w:abstractNum>
+  <w:abstractNum w:abstractNumId="4" w15:restartNumberingAfterBreak="0">
+    <w:nsid w:val="23D611C8"/>
+    <w:multiLevelType w:val="hybridMultilevel"/>
+    <w:tmpl w:val="BB9CDC20"/>
+    <w:lvl w:ilvl="0" w:tplc="0409000F">
+      <w:start w:val="1"/>
+      <w:numFmt w:val="decimal"/>
+      <w:lvlText w:val="%1."/>
+      <w:lvlJc w:val="left"/>
+      <w:pPr>
+        <w:ind w:left="720" w:hanging="360"/>
+      </w:pPr>
+    </w:lvl>
+    <w:lvl w:ilvl="1" w:tplc="04090019">
+      <w:start w:val="1"/>
+      <w:numFmt w:val="lowerLetter"/>
+      <w:lvlText w:val="%2."/>
+      <w:lvlJc w:val="left"/>
+      <w:pPr>
+        <w:ind w:left="1440" w:hanging="360"/>
+      </w:pPr>
+    </w:lvl>
+    <w:lvl w:ilvl="2" w:tplc="0409001B">
+      <w:start w:val="1"/>
+      <w:numFmt w:val="lowerRoman"/>
+      <w:lvlText w:val="%3."/>
+      <w:lvlJc w:val="right"/>
+      <w:pPr>
+        <w:ind w:left="2160" w:hanging="180"/>
+      </w:pPr>
+    </w:lvl>
+    <w:lvl w:ilvl="3" w:tplc="0409000F" w:tentative="1">
+      <w:start w:val="1"/>
+      <w:numFmt w:val="decimal"/>
+      <w:lvlText w:val="%4."/>
+      <w:lvlJc w:val="left"/>
+      <w:pPr>
+        <w:ind w:left="2880" w:hanging="360"/>
+      </w:pPr>
+    </w:lvl>
+    <w:lvl w:ilvl="4" w:tplc="04090019" w:tentative="1">
+      <w:start w:val="1"/>
+      <w:numFmt w:val="lowerLetter"/>
+      <w:lvlText w:val="%5."/>
+      <w:lvlJc w:val="left"/>
+      <w:pPr>
+        <w:ind w:left="3600" w:hanging="360"/>
+      </w:pPr>
+    </w:lvl>
+    <w:lvl w:ilvl="5" w:tplc="0409001B" w:tentative="1">
+      <w:start w:val="1"/>
+      <w:numFmt w:val="lowerRoman"/>
+      <w:lvlText w:val="%6."/>
+      <w:lvlJc w:val="right"/>
+      <w:pPr>
+        <w:ind w:left="4320" w:hanging="180"/>
+      </w:pPr>
+    </w:lvl>
+    <w:lvl w:ilvl="6" w:tplc="0409000F" w:tentative="1">
+      <w:start w:val="1"/>
+      <w:numFmt w:val="decimal"/>
+      <w:lvlText w:val="%7."/>
+      <w:lvlJc w:val="left"/>
+      <w:pPr>
+        <w:ind w:left="5040" w:hanging="360"/>
+      </w:pPr>
+    </w:lvl>
+    <w:lvl w:ilvl="7" w:tplc="04090019" w:tentative="1">
+      <w:start w:val="1"/>
+      <w:numFmt w:val="lowerLetter"/>
+      <w:lvlText w:val="%8."/>
+      <w:lvlJc w:val="left"/>
+      <w:pPr>
+        <w:ind w:left="5760" w:hanging="360"/>
+      </w:pPr>
+    </w:lvl>
+    <w:lvl w:ilvl="8" w:tplc="0409001B" w:tentative="1">
+      <w:start w:val="1"/>
+      <w:numFmt w:val="lowerRoman"/>
+      <w:lvlText w:val="%9."/>
+      <w:lvlJc w:val="right"/>
+      <w:pPr>
+        <w:ind w:left="6480" w:hanging="180"/>
+      </w:pPr>
+    </w:lvl>
+  </w:abstractNum>
+  <w:abstractNum w:abstractNumId="5" w15:restartNumberingAfterBreak="0">
+    <w:nsid w:val="600E3601"/>
+    <w:multiLevelType w:val="hybridMultilevel"/>
+    <w:tmpl w:val="F7CE3F4E"/>
+    <w:lvl w:ilvl="0" w:tplc="0409000F">
+      <w:start w:val="1"/>
+      <w:numFmt w:val="decimal"/>
+      <w:lvlText w:val="%1."/>
+      <w:lvlJc w:val="left"/>
+      <w:pPr>
+        <w:ind w:left="720" w:hanging="360"/>
+      </w:pPr>
+    </w:lvl>
+    <w:lvl w:ilvl="1" w:tplc="04090019">
+      <w:start w:val="1"/>
+      <w:numFmt w:val="lowerLetter"/>
+      <w:lvlText w:val="%2."/>
+      <w:lvlJc w:val="left"/>
+      <w:pPr>
+        <w:ind w:left="1440" w:hanging="360"/>
+      </w:pPr>
+    </w:lvl>
+    <w:lvl w:ilvl="2" w:tplc="0409001B" w:tentative="1">
+      <w:start w:val="1"/>
+      <w:numFmt w:val="lowerRoman"/>
+      <w:lvlText w:val="%3."/>
+      <w:lvlJc w:val="right"/>
+      <w:pPr>
+        <w:ind w:left="2160" w:hanging="180"/>
+      </w:pPr>
+    </w:lvl>
+    <w:lvl w:ilvl="3" w:tplc="0409000F" w:tentative="1">
+      <w:start w:val="1"/>
+      <w:numFmt w:val="decimal"/>
+      <w:lvlText w:val="%4."/>
+      <w:lvlJc w:val="left"/>
+      <w:pPr>
+        <w:ind w:left="2880" w:hanging="360"/>
+      </w:pPr>
+    </w:lvl>
+    <w:lvl w:ilvl="4" w:tplc="04090019" w:tentative="1">
+      <w:start w:val="1"/>
+      <w:numFmt w:val="lowerLetter"/>
+      <w:lvlText w:val="%5."/>
+      <w:lvlJc w:val="left"/>
+      <w:pPr>
+        <w:ind w:left="3600" w:hanging="360"/>
+      </w:pPr>
+    </w:lvl>
+    <w:lvl w:ilvl="5" w:tplc="0409001B" w:tentative="1">
+      <w:start w:val="1"/>
+      <w:numFmt w:val="lowerRoman"/>
+      <w:lvlText w:val="%6."/>
+      <w:lvlJc w:val="right"/>
+      <w:pPr>
+        <w:ind w:left="4320" w:hanging="180"/>
+      </w:pPr>
+    </w:lvl>
+    <w:lvl w:ilvl="6" w:tplc="0409000F" w:tentative="1">
+      <w:start w:val="1"/>
+      <w:numFmt w:val="decimal"/>
+      <w:lvlText w:val="%7."/>
+      <w:lvlJc w:val="left"/>
+      <w:pPr>
+        <w:ind w:left="5040" w:hanging="360"/>
+      </w:pPr>
+    </w:lvl>
+    <w:lvl w:ilvl="7" w:tplc="04090019" w:tentative="1">
+      <w:start w:val="1"/>
+      <w:numFmt w:val="lowerLetter"/>
+      <w:lvlText w:val="%8."/>
+      <w:lvlJc w:val="left"/>
+      <w:pPr>
+        <w:ind w:left="5760" w:hanging="360"/>
+      </w:pPr>
+    </w:lvl>
+    <w:lvl w:ilvl="8" w:tplc="0409001B" w:tentative="1">
+      <w:start w:val="1"/>
+      <w:numFmt w:val="lowerRoman"/>
+      <w:lvlText w:val="%9."/>
+      <w:lvlJc w:val="right"/>
+      <w:pPr>
+        <w:ind w:left="6480" w:hanging="180"/>
+      </w:pPr>
+    </w:lvl>
+  </w:abstractNum>
+  <w:abstractNum w:abstractNumId="6" w15:restartNumberingAfterBreak="0">
+    <w:nsid w:val="69720D9C"/>
+    <w:multiLevelType w:val="hybridMultilevel"/>
+    <w:tmpl w:val="9F4466E6"/>
+    <w:lvl w:ilvl="0" w:tplc="04090001">
+      <w:start w:val="1"/>
+      <w:numFmt w:val="bullet"/>
+      <w:lvlText w:val=""/>
+      <w:lvlJc w:val="left"/>
+      <w:pPr>
+        <w:ind w:left="720" w:hanging="360"/>
+      </w:pPr>
+      <w:rPr>
+        <w:rFonts w:ascii="Symbol" w:hAnsi="Symbol" w:hint="default"/>
+      </w:rPr>
+    </w:lvl>
+    <w:lvl w:ilvl="1" w:tplc="04090003" w:tentative="1">
+      <w:start w:val="1"/>
+      <w:numFmt w:val="bullet"/>
+      <w:lvlText w:val="o"/>
+      <w:lvlJc w:val="left"/>
+      <w:pPr>
+        <w:ind w:left="1440" w:hanging="360"/>
+      </w:pPr>
+      <w:rPr>
+        <w:rFonts w:ascii="Courier New" w:hAnsi="Courier New" w:cs="Courier New" w:hint="default"/>
+      </w:rPr>
+    </w:lvl>
+    <w:lvl w:ilvl="2" w:tplc="04090005" w:tentative="1">
+      <w:start w:val="1"/>
+      <w:numFmt w:val="bullet"/>
+      <w:lvlText w:val=""/>
+      <w:lvlJc w:val="left"/>
+      <w:pPr>
+        <w:ind w:left="2160" w:hanging="360"/>
+      </w:pPr>
+      <w:rPr>
+        <w:rFonts w:ascii="Wingdings" w:hAnsi="Wingdings" w:hint="default"/>
+      </w:rPr>
+    </w:lvl>
+    <w:lvl w:ilvl="3" w:tplc="04090001" w:tentative="1">
+      <w:start w:val="1"/>
+      <w:numFmt w:val="bullet"/>
+      <w:lvlText w:val=""/>
+      <w:lvlJc w:val="left"/>
+      <w:pPr>
+        <w:ind w:left="2880" w:hanging="360"/>
+      </w:pPr>
+      <w:rPr>
+        <w:rFonts w:ascii="Symbol" w:hAnsi="Symbol" w:hint="default"/>
+      </w:rPr>
+    </w:lvl>
+    <w:lvl w:ilvl="4" w:tplc="04090003" w:tentative="1">
+      <w:start w:val="1"/>
+      <w:numFmt w:val="bullet"/>
+      <w:lvlText w:val="o"/>
+      <w:lvlJc w:val="left"/>
+      <w:pPr>
+        <w:ind w:left="3600" w:hanging="360"/>
+      </w:pPr>
+      <w:rPr>
+        <w:rFonts w:ascii="Courier New" w:hAnsi="Courier New" w:cs="Courier New" w:hint="default"/>
+      </w:rPr>
+    </w:lvl>
+    <w:lvl w:ilvl="5" w:tplc="04090005" w:tentative="1">
+      <w:start w:val="1"/>
+      <w:numFmt w:val="bullet"/>
+      <w:lvlText w:val=""/>
+      <w:lvlJc w:val="left"/>
+      <w:pPr>
+        <w:ind w:left="4320" w:hanging="360"/>
+      </w:pPr>
+      <w:rPr>
+        <w:rFonts w:ascii="Wingdings" w:hAnsi="Wingdings" w:hint="default"/>
+      </w:rPr>
+    </w:lvl>
+    <w:lvl w:ilvl="6" w:tplc="04090001" w:tentative="1">
+      <w:start w:val="1"/>
+      <w:numFmt w:val="bullet"/>
+      <w:lvlText w:val=""/>
+      <w:lvlJc w:val="left"/>
+      <w:pPr>
+        <w:ind w:left="5040" w:hanging="360"/>
+      </w:pPr>
+      <w:rPr>
+        <w:rFonts w:ascii="Symbol" w:hAnsi="Symbol" w:hint="default"/>
+      </w:rPr>
+    </w:lvl>
+    <w:lvl w:ilvl="7" w:tplc="04090003" w:tentative="1">
+      <w:start w:val="1"/>
+      <w:numFmt w:val="bullet"/>
+      <w:lvlText w:val="o"/>
+      <w:lvlJc w:val="left"/>
+      <w:pPr>
+        <w:ind w:left="5760" w:hanging="360"/>
+      </w:pPr>
+      <w:rPr>
+        <w:rFonts w:ascii="Courier New" w:hAnsi="Courier New" w:cs="Courier New" w:hint="default"/>
+      </w:rPr>
+    </w:lvl>
+    <w:lvl w:ilvl="8" w:tplc="04090005" w:tentative="1">
+      <w:start w:val="1"/>
+      <w:numFmt w:val="bullet"/>
+      <w:lvlText w:val=""/>
+      <w:lvlJc w:val="left"/>
+      <w:pPr>
+        <w:ind w:left="6480" w:hanging="360"/>
+      </w:pPr>
+      <w:rPr>
+        <w:rFonts w:ascii="Wingdings" w:hAnsi="Wingdings" w:hint="default"/>
+      </w:rPr>
+    </w:lvl>
+  </w:abstractNum>
+  <w:abstractNum w:abstractNumId="7" w15:restartNumberingAfterBreak="0">
+    <w:nsid w:val="70DC7AEA"/>
+    <w:multiLevelType w:val="hybridMultilevel"/>
+    <w:tmpl w:val="5AA27C48"/>
+    <w:lvl w:ilvl="0" w:tplc="04090011">
+      <w:start w:val="1"/>
+      <w:numFmt w:val="decimal"/>
+      <w:lvlText w:val="%1)"/>
+      <w:lvlJc w:val="left"/>
+      <w:pPr>
+        <w:ind w:left="720" w:hanging="360"/>
+      </w:pPr>
+    </w:lvl>
+    <w:lvl w:ilvl="1" w:tplc="04090019">
+      <w:start w:val="1"/>
+      <w:numFmt w:val="lowerLetter"/>
+      <w:lvlText w:val="%2."/>
+      <w:lvlJc w:val="left"/>
+      <w:pPr>
+        <w:ind w:left="1440" w:hanging="360"/>
+      </w:pPr>
+    </w:lvl>
+    <w:lvl w:ilvl="2" w:tplc="0409001B" w:tentative="1">
+      <w:start w:val="1"/>
+      <w:numFmt w:val="lowerRoman"/>
+      <w:lvlText w:val="%3."/>
+      <w:lvlJc w:val="right"/>
+      <w:pPr>
+        <w:ind w:left="2160" w:hanging="180"/>
+      </w:pPr>
+    </w:lvl>
+    <w:lvl w:ilvl="3" w:tplc="0409000F" w:tentative="1">
+      <w:start w:val="1"/>
+      <w:numFmt w:val="decimal"/>
+      <w:lvlText w:val="%4."/>
+      <w:lvlJc w:val="left"/>
+      <w:pPr>
+        <w:ind w:left="2880" w:hanging="360"/>
+      </w:pPr>
+    </w:lvl>
+    <w:lvl w:ilvl="4" w:tplc="04090019" w:tentative="1">
+      <w:start w:val="1"/>
+      <w:numFmt w:val="lowerLetter"/>
+      <w:lvlText w:val="%5."/>
+      <w:lvlJc w:val="left"/>
+      <w:pPr>
+        <w:ind w:left="3600" w:hanging="360"/>
+      </w:pPr>
+    </w:lvl>
+    <w:lvl w:ilvl="5" w:tplc="0409001B" w:tentative="1">
+      <w:start w:val="1"/>
+      <w:numFmt w:val="lowerRoman"/>
+      <w:lvlText w:val="%6."/>
+      <w:lvlJc w:val="right"/>
+      <w:pPr>
+        <w:ind w:left="4320" w:hanging="180"/>
+      </w:pPr>
+    </w:lvl>
+    <w:lvl w:ilvl="6" w:tplc="0409000F" w:tentative="1">
+      <w:start w:val="1"/>
+      <w:numFmt w:val="decimal"/>
+      <w:lvlText w:val="%7."/>
+      <w:lvlJc w:val="left"/>
+      <w:pPr>
+        <w:ind w:left="5040" w:hanging="360"/>
+      </w:pPr>
+    </w:lvl>
+    <w:lvl w:ilvl="7" w:tplc="04090019" w:tentative="1">
+      <w:start w:val="1"/>
+      <w:numFmt w:val="lowerLetter"/>
+      <w:lvlText w:val="%8."/>
+      <w:lvlJc w:val="left"/>
+      <w:pPr>
+        <w:ind w:left="5760" w:hanging="360"/>
+      </w:pPr>
+    </w:lvl>
+    <w:lvl w:ilvl="8" w:tplc="0409001B" w:tentative="1">
+      <w:start w:val="1"/>
+      <w:numFmt w:val="lowerRoman"/>
+      <w:lvlText w:val="%9."/>
+      <w:lvlJc w:val="right"/>
+      <w:pPr>
+        <w:ind w:left="6480" w:hanging="180"/>
+      </w:pPr>
+    </w:lvl>
+  </w:abstractNum>
+  <w:abstractNum w:abstractNumId="8" w15:restartNumberingAfterBreak="0">
+    <w:nsid w:val="7E8927B8"/>
+    <w:multiLevelType w:val="hybridMultilevel"/>
+    <w:tmpl w:val="CB6C88D2"/>
+    <w:lvl w:ilvl="0" w:tplc="04090011">
+      <w:start w:val="1"/>
+      <w:numFmt w:val="decimal"/>
+      <w:lvlText w:val="%1)"/>
+      <w:lvlJc w:val="left"/>
+      <w:pPr>
+        <w:ind w:left="720" w:hanging="360"/>
+      </w:pPr>
+    </w:lvl>
+    <w:lvl w:ilvl="1" w:tplc="04090019">
+      <w:start w:val="1"/>
+      <w:numFmt w:val="lowerLetter"/>
+      <w:lvlText w:val="%2."/>
+      <w:lvlJc w:val="left"/>
+      <w:pPr>
+        <w:ind w:left="1440" w:hanging="360"/>
+      </w:pPr>
+    </w:lvl>
+    <w:lvl w:ilvl="2" w:tplc="0409001B" w:tentative="1">
+      <w:start w:val="1"/>
+      <w:numFmt w:val="lowerRoman"/>
+      <w:lvlText w:val="%3."/>
+      <w:lvlJc w:val="right"/>
+      <w:pPr>
+        <w:ind w:left="2160" w:hanging="180"/>
+      </w:pPr>
+    </w:lvl>
+    <w:lvl w:ilvl="3" w:tplc="0409000F" w:tentative="1">
+      <w:start w:val="1"/>
+      <w:numFmt w:val="decimal"/>
+      <w:lvlText w:val="%4."/>
+      <w:lvlJc w:val="left"/>
+      <w:pPr>
+        <w:ind w:left="2880" w:hanging="360"/>
+      </w:pPr>
+    </w:lvl>
+    <w:lvl w:ilvl="4" w:tplc="04090019" w:tentative="1">
+      <w:start w:val="1"/>
+      <w:numFmt w:val="lowerLetter"/>
+      <w:lvlText w:val="%5."/>
+      <w:lvlJc w:val="left"/>
+      <w:pPr>
+        <w:ind w:left="3600" w:hanging="360"/>
+      </w:pPr>
+    </w:lvl>
+    <w:lvl w:ilvl="5" w:tplc="0409001B" w:tentative="1">
+      <w:start w:val="1"/>
+      <w:numFmt w:val="lowerRoman"/>
+      <w:lvlText w:val="%6."/>
+      <w:lvlJc w:val="right"/>
+      <w:pPr>
+        <w:ind w:left="4320" w:hanging="180"/>
+      </w:pPr>
+    </w:lvl>
+    <w:lvl w:ilvl="6" w:tplc="0409000F" w:tentative="1">
+      <w:start w:val="1"/>
+      <w:numFmt w:val="decimal"/>
+      <w:lvlText w:val="%7."/>
+      <w:lvlJc w:val="left"/>
+      <w:pPr>
+        <w:ind w:left="5040" w:hanging="360"/>
+      </w:pPr>
+    </w:lvl>
+    <w:lvl w:ilvl="7" w:tplc="04090019" w:tentative="1">
+      <w:start w:val="1"/>
+      <w:numFmt w:val="lowerLetter"/>
+      <w:lvlText w:val="%8."/>
+      <w:lvlJc w:val="left"/>
+      <w:pPr>
+        <w:ind w:left="5760" w:hanging="360"/>
+      </w:pPr>
+    </w:lvl>
+    <w:lvl w:ilvl="8" w:tplc="0409001B" w:tentative="1">
+      <w:start w:val="1"/>
+      <w:numFmt w:val="lowerRoman"/>
+      <w:lvlText w:val="%9."/>
+      <w:lvlJc w:val="right"/>
+      <w:pPr>
+        <w:ind w:left="6480" w:hanging="180"/>
+      </w:pPr>
+    </w:lvl>
+  </w:abstractNum>
   <w:num w:numId="1" w16cid:durableId="10642900">
+    <w:abstractNumId w:val="3"/>
+  </w:num>
+  <w:num w:numId="2" w16cid:durableId="924456730">
     <w:abstractNumId w:val="0"/>
+  </w:num>
+  <w:num w:numId="3" w16cid:durableId="1962881477">
+    <w:abstractNumId w:val="1"/>
+  </w:num>
+  <w:num w:numId="4" w16cid:durableId="421537316">
+    <w:abstractNumId w:val="6"/>
+  </w:num>
+  <w:num w:numId="5" w16cid:durableId="1149714485">
+    <w:abstractNumId w:val="8"/>
+  </w:num>
+  <w:num w:numId="6" w16cid:durableId="291598923">
+    <w:abstractNumId w:val="7"/>
+  </w:num>
+  <w:num w:numId="7" w16cid:durableId="119961360">
+    <w:abstractNumId w:val="5"/>
+  </w:num>
+  <w:num w:numId="8" w16cid:durableId="6947476">
+    <w:abstractNumId w:val="2"/>
+  </w:num>
+  <w:num w:numId="9" w16cid:durableId="581763686">
+    <w:abstractNumId w:val="4"/>
   </w:num>
 </w:numbering>
 </file>
@@ -2840,18 +6655,19 @@
     <w:link w:val="Heading1Char"/>
     <w:uiPriority w:val="9"/>
     <w:qFormat/>
-    <w:rsid w:val="004B2B90"/>
+    <w:rsid w:val="00AF03D6"/>
     <w:pPr>
-      <w:keepNext/>
-      <w:keepLines/>
-      <w:spacing w:before="360" w:after="80"/>
+      <w:spacing w:line="360" w:lineRule="auto"/>
+      <w:ind w:right="480"/>
+      <w:jc w:val="center"/>
       <w:outlineLvl w:val="0"/>
     </w:pPr>
     <w:rPr>
-      <w:rFonts w:asciiTheme="majorHAnsi" w:eastAsiaTheme="majorEastAsia" w:hAnsiTheme="majorHAnsi" w:cstheme="majorBidi"/>
-      <w:color w:val="0F4761" w:themeColor="accent1" w:themeShade="BF"/>
-      <w:sz w:val="40"/>
-      <w:szCs w:val="40"/>
+      <w:rFonts w:ascii="Times New Roman" w:hAnsi="Times New Roman" w:cs="Times New Roman"/>
+      <w:b/>
+      <w:bCs/>
+      <w:sz w:val="36"/>
+      <w:szCs w:val="36"/>
     </w:rPr>
   </w:style>
   <w:style w:type="paragraph" w:styleId="Heading2">
@@ -2860,21 +6676,21 @@
     <w:next w:val="Normal"/>
     <w:link w:val="Heading2Char"/>
     <w:uiPriority w:val="9"/>
-    <w:semiHidden/>
     <w:unhideWhenUsed/>
     <w:qFormat/>
-    <w:rsid w:val="004B2B90"/>
+    <w:rsid w:val="00B14ED0"/>
     <w:pPr>
-      <w:keepNext/>
-      <w:keepLines/>
-      <w:spacing w:before="160" w:after="80"/>
+      <w:spacing w:line="360" w:lineRule="auto"/>
+      <w:ind w:right="480"/>
       <w:outlineLvl w:val="1"/>
     </w:pPr>
     <w:rPr>
-      <w:rFonts w:asciiTheme="majorHAnsi" w:eastAsiaTheme="majorEastAsia" w:hAnsiTheme="majorHAnsi" w:cstheme="majorBidi"/>
-      <w:color w:val="0F4761" w:themeColor="accent1" w:themeShade="BF"/>
-      <w:sz w:val="32"/>
-      <w:szCs w:val="32"/>
+      <w:rFonts w:ascii="Times New Roman" w:hAnsi="Times New Roman" w:cs="Times New Roman"/>
+      <w:b/>
+      <w:bCs/>
+      <w:sz w:val="28"/>
+      <w:szCs w:val="28"/>
+      <w:lang w:val="en-MY"/>
     </w:rPr>
   </w:style>
   <w:style w:type="paragraph" w:styleId="Heading3">
@@ -3063,12 +6879,13 @@
     <w:basedOn w:val="DefaultParagraphFont"/>
     <w:link w:val="Heading1"/>
     <w:uiPriority w:val="9"/>
-    <w:rsid w:val="004B2B90"/>
+    <w:rsid w:val="00AF03D6"/>
     <w:rPr>
-      <w:rFonts w:asciiTheme="majorHAnsi" w:eastAsiaTheme="majorEastAsia" w:hAnsiTheme="majorHAnsi" w:cstheme="majorBidi"/>
-      <w:color w:val="0F4761" w:themeColor="accent1" w:themeShade="BF"/>
-      <w:sz w:val="40"/>
-      <w:szCs w:val="40"/>
+      <w:rFonts w:ascii="Times New Roman" w:hAnsi="Times New Roman" w:cs="Times New Roman"/>
+      <w:b/>
+      <w:bCs/>
+      <w:sz w:val="36"/>
+      <w:szCs w:val="36"/>
     </w:rPr>
   </w:style>
   <w:style w:type="character" w:customStyle="1" w:styleId="Heading2Char">
@@ -3076,13 +6893,14 @@
     <w:basedOn w:val="DefaultParagraphFont"/>
     <w:link w:val="Heading2"/>
     <w:uiPriority w:val="9"/>
-    <w:semiHidden/>
-    <w:rsid w:val="004B2B90"/>
+    <w:rsid w:val="00B14ED0"/>
     <w:rPr>
-      <w:rFonts w:asciiTheme="majorHAnsi" w:eastAsiaTheme="majorEastAsia" w:hAnsiTheme="majorHAnsi" w:cstheme="majorBidi"/>
-      <w:color w:val="0F4761" w:themeColor="accent1" w:themeShade="BF"/>
-      <w:sz w:val="32"/>
-      <w:szCs w:val="32"/>
+      <w:rFonts w:ascii="Times New Roman" w:hAnsi="Times New Roman" w:cs="Times New Roman"/>
+      <w:b/>
+      <w:bCs/>
+      <w:sz w:val="28"/>
+      <w:szCs w:val="28"/>
+      <w:lang w:val="en-MY"/>
     </w:rPr>
   </w:style>
   <w:style w:type="character" w:customStyle="1" w:styleId="Heading3Char">
@@ -3465,6 +7283,164 @@
       <w:shd w:val="clear" w:color="auto" w:fill="E1DFDD"/>
     </w:rPr>
   </w:style>
+  <w:style w:type="paragraph" w:styleId="TOC1">
+    <w:name w:val="toc 1"/>
+    <w:basedOn w:val="Normal"/>
+    <w:next w:val="Normal"/>
+    <w:autoRedefine/>
+    <w:uiPriority w:val="39"/>
+    <w:unhideWhenUsed/>
+    <w:rsid w:val="004533B3"/>
+    <w:pPr>
+      <w:spacing w:before="120" w:after="120"/>
+    </w:pPr>
+    <w:rPr>
+      <w:b/>
+      <w:bCs/>
+      <w:caps/>
+      <w:sz w:val="20"/>
+      <w:szCs w:val="20"/>
+    </w:rPr>
+  </w:style>
+  <w:style w:type="paragraph" w:styleId="TOC2">
+    <w:name w:val="toc 2"/>
+    <w:basedOn w:val="Normal"/>
+    <w:next w:val="Normal"/>
+    <w:autoRedefine/>
+    <w:uiPriority w:val="39"/>
+    <w:unhideWhenUsed/>
+    <w:rsid w:val="004533B3"/>
+    <w:pPr>
+      <w:spacing w:after="0"/>
+      <w:ind w:left="240"/>
+    </w:pPr>
+    <w:rPr>
+      <w:smallCaps/>
+      <w:sz w:val="20"/>
+      <w:szCs w:val="20"/>
+    </w:rPr>
+  </w:style>
+  <w:style w:type="paragraph" w:styleId="TOC3">
+    <w:name w:val="toc 3"/>
+    <w:basedOn w:val="Normal"/>
+    <w:next w:val="Normal"/>
+    <w:autoRedefine/>
+    <w:uiPriority w:val="39"/>
+    <w:unhideWhenUsed/>
+    <w:rsid w:val="004533B3"/>
+    <w:pPr>
+      <w:spacing w:after="0"/>
+      <w:ind w:left="480"/>
+    </w:pPr>
+    <w:rPr>
+      <w:i/>
+      <w:iCs/>
+      <w:sz w:val="20"/>
+      <w:szCs w:val="20"/>
+    </w:rPr>
+  </w:style>
+  <w:style w:type="paragraph" w:styleId="TOC4">
+    <w:name w:val="toc 4"/>
+    <w:basedOn w:val="Normal"/>
+    <w:next w:val="Normal"/>
+    <w:autoRedefine/>
+    <w:uiPriority w:val="39"/>
+    <w:unhideWhenUsed/>
+    <w:rsid w:val="004533B3"/>
+    <w:pPr>
+      <w:spacing w:after="0"/>
+      <w:ind w:left="720"/>
+    </w:pPr>
+    <w:rPr>
+      <w:sz w:val="18"/>
+      <w:szCs w:val="18"/>
+    </w:rPr>
+  </w:style>
+  <w:style w:type="paragraph" w:styleId="TOC5">
+    <w:name w:val="toc 5"/>
+    <w:basedOn w:val="Normal"/>
+    <w:next w:val="Normal"/>
+    <w:autoRedefine/>
+    <w:uiPriority w:val="39"/>
+    <w:unhideWhenUsed/>
+    <w:rsid w:val="004533B3"/>
+    <w:pPr>
+      <w:spacing w:after="0"/>
+      <w:ind w:left="960"/>
+    </w:pPr>
+    <w:rPr>
+      <w:sz w:val="18"/>
+      <w:szCs w:val="18"/>
+    </w:rPr>
+  </w:style>
+  <w:style w:type="paragraph" w:styleId="TOC6">
+    <w:name w:val="toc 6"/>
+    <w:basedOn w:val="Normal"/>
+    <w:next w:val="Normal"/>
+    <w:autoRedefine/>
+    <w:uiPriority w:val="39"/>
+    <w:unhideWhenUsed/>
+    <w:rsid w:val="004533B3"/>
+    <w:pPr>
+      <w:spacing w:after="0"/>
+      <w:ind w:left="1200"/>
+    </w:pPr>
+    <w:rPr>
+      <w:sz w:val="18"/>
+      <w:szCs w:val="18"/>
+    </w:rPr>
+  </w:style>
+  <w:style w:type="paragraph" w:styleId="TOC7">
+    <w:name w:val="toc 7"/>
+    <w:basedOn w:val="Normal"/>
+    <w:next w:val="Normal"/>
+    <w:autoRedefine/>
+    <w:uiPriority w:val="39"/>
+    <w:unhideWhenUsed/>
+    <w:rsid w:val="004533B3"/>
+    <w:pPr>
+      <w:spacing w:after="0"/>
+      <w:ind w:left="1440"/>
+    </w:pPr>
+    <w:rPr>
+      <w:sz w:val="18"/>
+      <w:szCs w:val="18"/>
+    </w:rPr>
+  </w:style>
+  <w:style w:type="paragraph" w:styleId="TOC8">
+    <w:name w:val="toc 8"/>
+    <w:basedOn w:val="Normal"/>
+    <w:next w:val="Normal"/>
+    <w:autoRedefine/>
+    <w:uiPriority w:val="39"/>
+    <w:unhideWhenUsed/>
+    <w:rsid w:val="004533B3"/>
+    <w:pPr>
+      <w:spacing w:after="0"/>
+      <w:ind w:left="1680"/>
+    </w:pPr>
+    <w:rPr>
+      <w:sz w:val="18"/>
+      <w:szCs w:val="18"/>
+    </w:rPr>
+  </w:style>
+  <w:style w:type="paragraph" w:styleId="TOC9">
+    <w:name w:val="toc 9"/>
+    <w:basedOn w:val="Normal"/>
+    <w:next w:val="Normal"/>
+    <w:autoRedefine/>
+    <w:uiPriority w:val="39"/>
+    <w:unhideWhenUsed/>
+    <w:rsid w:val="004533B3"/>
+    <w:pPr>
+      <w:spacing w:after="0"/>
+      <w:ind w:left="1920"/>
+    </w:pPr>
+    <w:rPr>
+      <w:sz w:val="18"/>
+      <w:szCs w:val="18"/>
+    </w:rPr>
+  </w:style>
 </w:styles>
 </file>
 
